--- a/BRIGHT FUTURE SECONDARY SCHOOL.docx
+++ b/BRIGHT FUTURE SECONDARY SCHOOL.docx
@@ -1848,18 +1848,16 @@
           <w:sz w:val="24"/>
           <w:szCs w:val="24"/>
         </w:rPr>
-        <w:t>In conclusion, identifying the target audience helps ensure that the Bright Future Secondary School website is effective and easy to use. Each group has different needs, so the website should be well-organized and accessible to everyone.</w:t>
-      </w:r>
-    </w:p>
-    <w:p>
-      <w:pPr>
-        <w:spacing w:before="100" w:beforeAutospacing="1" w:after="100" w:afterAutospacing="1" w:line="240" w:lineRule="auto"/>
+        <w:t>In conclusion, identifying the target audience helps ensure that the Bright Future Secondary School website is effective and easy to use. Each group has different needs, so the website should be well-organ</w:t>
+      </w:r>
+      <w:r>
         <w:rPr>
           <w:rFonts w:ascii="Adobe Myungjo Std M" w:eastAsia="Adobe Myungjo Std M" w:hAnsi="Adobe Myungjo Std M" w:cs="Times New Roman"/>
           <w:sz w:val="24"/>
           <w:szCs w:val="24"/>
         </w:rPr>
-      </w:pPr>
+        <w:t>ized and accessible to ever</w:t>
+      </w:r>
     </w:p>
     <w:p>
       <w:pPr>
@@ -1870,8 +1868,6 @@
           <w:szCs w:val="72"/>
         </w:rPr>
       </w:pPr>
-      <w:bookmarkStart w:id="0" w:name="_GoBack"/>
-      <w:bookmarkEnd w:id="0"/>
     </w:p>
     <w:p>
       <w:pPr>
@@ -1891,17 +1887,7 @@
           <w:sz w:val="72"/>
           <w:szCs w:val="72"/>
         </w:rPr>
-        <w:t xml:space="preserve"> I. </w:t>
-      </w:r>
-      <w:r>
-        <w:rPr>
-          <w:rFonts w:ascii="Adobe Heiti Std R" w:eastAsia="Adobe Heiti Std R" w:hAnsi="Adobe Heiti Std R" w:cs="Arial"/>
-          <w:b/>
-          <w:bCs/>
-          <w:sz w:val="72"/>
-          <w:szCs w:val="72"/>
-        </w:rPr>
-        <w:t>Data Gathering</w:t>
+        <w:t xml:space="preserve"> I. Data Gathering</w:t>
       </w:r>
     </w:p>
     <w:p>
@@ -2613,17 +2599,7 @@
           <w:sz w:val="56"/>
           <w:szCs w:val="56"/>
         </w:rPr>
-        <w:t xml:space="preserve">III. </w:t>
-      </w:r>
-      <w:r>
-        <w:rPr>
-          <w:rFonts w:ascii="Adobe Heiti Std R" w:eastAsia="Adobe Heiti Std R" w:hAnsi="Adobe Heiti Std R" w:cs="Arial"/>
-          <w:b/>
-          <w:bCs/>
-          <w:sz w:val="56"/>
-          <w:szCs w:val="56"/>
-        </w:rPr>
-        <w:t>Data Organizing</w:t>
+        <w:t>III. Data Organizing</w:t>
       </w:r>
     </w:p>
     <w:p>
@@ -3061,6 +3037,24 @@
           <w:szCs w:val="21"/>
         </w:rPr>
       </w:pPr>
+    </w:p>
+    <w:p>
+      <w:pPr>
+        <w:spacing w:before="100" w:beforeAutospacing="1" w:after="100" w:afterAutospacing="1" w:line="240" w:lineRule="auto"/>
+        <w:rPr>
+          <w:rFonts w:ascii="Adobe Gothic Std B" w:eastAsia="Adobe Gothic Std B" w:hAnsi="Adobe Gothic Std B" w:cs="Times New Roman"/>
+          <w:sz w:val="72"/>
+          <w:szCs w:val="72"/>
+        </w:rPr>
+      </w:pPr>
+      <w:r>
+        <w:rPr>
+          <w:rFonts w:ascii="Adobe Gothic Std B" w:eastAsia="Adobe Gothic Std B" w:hAnsi="Adobe Gothic Std B" w:cs="Times New Roman"/>
+          <w:sz w:val="72"/>
+          <w:szCs w:val="72"/>
+        </w:rPr>
+        <w:t>Application learning 2</w:t>
+      </w:r>
     </w:p>
     <w:p>
       <w:pPr>
@@ -6067,17 +6061,7 @@
           <w:sz w:val="56"/>
           <w:szCs w:val="56"/>
         </w:rPr>
-        <w:t>vii.</w:t>
-      </w:r>
-      <w:r>
-        <w:rPr>
-          <w:rFonts w:ascii="Adobe Heiti Std R" w:eastAsia="Adobe Heiti Std R" w:hAnsi="Adobe Heiti Std R" w:cs="Arial"/>
-          <w:b/>
-          <w:bCs/>
-          <w:sz w:val="56"/>
-          <w:szCs w:val="56"/>
-        </w:rPr>
-        <w:t xml:space="preserve"> Analysis of Energy Research</w:t>
+        <w:t>vii. Analysis of Energy Research</w:t>
       </w:r>
     </w:p>
     <w:p>
@@ -7296,16 +7280,16 @@
       <w:pPr>
         <w:spacing w:before="480" w:after="480" w:line="240" w:lineRule="auto"/>
         <w:rPr>
-          <w:rFonts w:ascii="Times New Roman" w:eastAsia="Times New Roman" w:hAnsi="Times New Roman" w:cs="Times New Roman"/>
-          <w:sz w:val="24"/>
-          <w:szCs w:val="24"/>
-        </w:rPr>
-      </w:pPr>
-      <w:r>
-        <w:rPr>
-          <w:rFonts w:ascii="Times New Roman" w:eastAsia="Times New Roman" w:hAnsi="Times New Roman" w:cs="Times New Roman"/>
-          <w:sz w:val="24"/>
-          <w:szCs w:val="24"/>
+          <w:rFonts w:ascii="Adobe Gothic Std B" w:eastAsia="Adobe Gothic Std B" w:hAnsi="Adobe Gothic Std B" w:cs="Times New Roman"/>
+          <w:sz w:val="44"/>
+          <w:szCs w:val="44"/>
+        </w:rPr>
+      </w:pPr>
+      <w:r>
+        <w:rPr>
+          <w:rFonts w:ascii="Adobe Gothic Std B" w:eastAsia="Adobe Gothic Std B" w:hAnsi="Adobe Gothic Std B" w:cs="Times New Roman"/>
+          <w:sz w:val="44"/>
+          <w:szCs w:val="44"/>
         </w:rPr>
         <w:pict>
           <v:rect id="_x0000_i1044" style="width:0;height:1.5pt" o:hralign="center" o:hrstd="t" o:hr="t" fillcolor="#a0a0a0" stroked="f"/>
@@ -7315,7 +7299,2133 @@
     <w:p>
       <w:pPr>
         <w:rPr>
-          <w:rFonts w:ascii="Adobe Heiti Std R" w:eastAsia="Adobe Heiti Std R" w:hAnsi="Adobe Heiti Std R"/>
+          <w:rFonts w:ascii="Adobe Gothic Std B" w:eastAsia="Adobe Gothic Std B" w:hAnsi="Adobe Gothic Std B"/>
+          <w:sz w:val="44"/>
+          <w:szCs w:val="44"/>
+        </w:rPr>
+      </w:pPr>
+    </w:p>
+    <w:p>
+      <w:pPr>
+        <w:rPr>
+          <w:rFonts w:ascii="Adobe Gothic Std B" w:eastAsia="Adobe Gothic Std B" w:hAnsi="Adobe Gothic Std B"/>
+          <w:sz w:val="44"/>
+          <w:szCs w:val="44"/>
+        </w:rPr>
+      </w:pPr>
+      <w:r>
+        <w:rPr>
+          <w:rFonts w:ascii="Adobe Gothic Std B" w:eastAsia="Adobe Gothic Std B" w:hAnsi="Adobe Gothic Std B"/>
+          <w:sz w:val="44"/>
+          <w:szCs w:val="44"/>
+        </w:rPr>
+        <w:t>APPLICATION LEARNING 3</w:t>
+      </w:r>
+    </w:p>
+    <w:p>
+      <w:pPr>
+        <w:spacing w:line="240" w:lineRule="auto"/>
+        <w:rPr>
+          <w:rFonts w:ascii="Arial" w:eastAsia="Times New Roman" w:hAnsi="Arial" w:cs="Arial"/>
+          <w:b/>
+          <w:bCs/>
+          <w:sz w:val="48"/>
+          <w:szCs w:val="48"/>
+        </w:rPr>
+      </w:pPr>
+      <w:r>
+        <w:rPr>
+          <w:rFonts w:ascii="Arial" w:eastAsia="Times New Roman" w:hAnsi="Arial" w:cs="Arial"/>
+          <w:b/>
+          <w:bCs/>
+          <w:sz w:val="48"/>
+          <w:szCs w:val="48"/>
+        </w:rPr>
+        <w:t>Target Audience Segmentation</w:t>
+      </w:r>
+    </w:p>
+    <w:p>
+      <w:pPr>
+        <w:spacing w:line="240" w:lineRule="auto"/>
+        <w:rPr>
+          <w:rFonts w:ascii="Arial" w:eastAsia="Times New Roman" w:hAnsi="Arial" w:cs="Arial"/>
+          <w:b/>
+          <w:bCs/>
+          <w:sz w:val="48"/>
+          <w:szCs w:val="48"/>
+        </w:rPr>
+      </w:pPr>
+    </w:p>
+    <w:p>
+      <w:pPr>
+        <w:spacing w:line="240" w:lineRule="auto"/>
+        <w:rPr>
+          <w:rFonts w:ascii="Adobe Heiti Std R" w:eastAsia="Adobe Heiti Std R" w:hAnsi="Adobe Heiti Std R" w:cs="Arial"/>
+          <w:b/>
+          <w:bCs/>
+          <w:sz w:val="24"/>
+          <w:szCs w:val="24"/>
+        </w:rPr>
+      </w:pPr>
+      <w:r>
+        <w:rPr>
+          <w:rFonts w:ascii="Adobe Heiti Std R" w:eastAsia="Adobe Heiti Std R" w:hAnsi="Adobe Heiti Std R" w:cs="Arial"/>
+          <w:b/>
+          <w:bCs/>
+          <w:sz w:val="24"/>
+          <w:szCs w:val="24"/>
+        </w:rPr>
+        <w:t>1. Parents &amp; Guardians (The "Monitor" Group)</w:t>
+      </w:r>
+    </w:p>
+    <w:p>
+      <w:pPr>
+        <w:numPr>
+          <w:ilvl w:val="0"/>
+          <w:numId w:val="23"/>
+        </w:numPr>
+        <w:spacing w:after="0" w:line="240" w:lineRule="auto"/>
+        <w:ind w:left="0"/>
+        <w:rPr>
+          <w:rFonts w:ascii="Adobe Heiti Std R" w:eastAsia="Adobe Heiti Std R" w:hAnsi="Adobe Heiti Std R" w:cs="Arial"/>
+          <w:sz w:val="24"/>
+          <w:szCs w:val="24"/>
+        </w:rPr>
+      </w:pPr>
+      <w:r>
+        <w:rPr>
+          <w:rFonts w:ascii="Adobe Heiti Std R" w:eastAsia="Adobe Heiti Std R" w:hAnsi="Adobe Heiti Std R" w:cs="Arial"/>
+          <w:b/>
+          <w:bCs/>
+          <w:sz w:val="24"/>
+          <w:szCs w:val="24"/>
+        </w:rPr>
+        <w:t>Goal:</w:t>
+      </w:r>
+      <w:r>
+        <w:rPr>
+          <w:rFonts w:ascii="Adobe Heiti Std R" w:eastAsia="Adobe Heiti Std R" w:hAnsi="Adobe Heiti Std R" w:cs="Arial"/>
+          <w:sz w:val="24"/>
+          <w:szCs w:val="24"/>
+        </w:rPr>
+        <w:t xml:space="preserve"> Tracking child progress and managing administrative tasks.</w:t>
+      </w:r>
+    </w:p>
+    <w:p>
+      <w:pPr>
+        <w:numPr>
+          <w:ilvl w:val="0"/>
+          <w:numId w:val="23"/>
+        </w:numPr>
+        <w:spacing w:after="0" w:line="240" w:lineRule="auto"/>
+        <w:ind w:left="0"/>
+        <w:rPr>
+          <w:rFonts w:ascii="Adobe Heiti Std R" w:eastAsia="Adobe Heiti Std R" w:hAnsi="Adobe Heiti Std R" w:cs="Arial"/>
+          <w:sz w:val="24"/>
+          <w:szCs w:val="24"/>
+        </w:rPr>
+      </w:pPr>
+      <w:r>
+        <w:rPr>
+          <w:rFonts w:ascii="Adobe Heiti Std R" w:eastAsia="Adobe Heiti Std R" w:hAnsi="Adobe Heiti Std R" w:cs="Arial"/>
+          <w:b/>
+          <w:bCs/>
+          <w:sz w:val="24"/>
+          <w:szCs w:val="24"/>
+        </w:rPr>
+        <w:t>Key Needs:</w:t>
+      </w:r>
+      <w:r>
+        <w:rPr>
+          <w:rFonts w:ascii="Adobe Heiti Std R" w:eastAsia="Adobe Heiti Std R" w:hAnsi="Adobe Heiti Std R" w:cs="Arial"/>
+          <w:sz w:val="24"/>
+          <w:szCs w:val="24"/>
+        </w:rPr>
+        <w:t xml:space="preserve"> Fee payment portals, grade reports, and direct teacher communication.</w:t>
+      </w:r>
+    </w:p>
+    <w:p>
+      <w:pPr>
+        <w:numPr>
+          <w:ilvl w:val="0"/>
+          <w:numId w:val="23"/>
+        </w:numPr>
+        <w:spacing w:after="0" w:line="240" w:lineRule="auto"/>
+        <w:ind w:left="0"/>
+        <w:rPr>
+          <w:rFonts w:ascii="Adobe Heiti Std R" w:eastAsia="Adobe Heiti Std R" w:hAnsi="Adobe Heiti Std R" w:cs="Arial"/>
+          <w:sz w:val="24"/>
+          <w:szCs w:val="24"/>
+        </w:rPr>
+      </w:pPr>
+      <w:r>
+        <w:rPr>
+          <w:rFonts w:ascii="Adobe Heiti Std R" w:eastAsia="Adobe Heiti Std R" w:hAnsi="Adobe Heiti Std R" w:cs="Arial"/>
+          <w:b/>
+          <w:bCs/>
+          <w:sz w:val="24"/>
+          <w:szCs w:val="24"/>
+        </w:rPr>
+        <w:t>Technical Profile:</w:t>
+      </w:r>
+      <w:r>
+        <w:rPr>
+          <w:rFonts w:ascii="Adobe Heiti Std R" w:eastAsia="Adobe Heiti Std R" w:hAnsi="Adobe Heiti Std R" w:cs="Arial"/>
+          <w:sz w:val="24"/>
+          <w:szCs w:val="24"/>
+        </w:rPr>
+        <w:t xml:space="preserve"> Mostly mobile users; need simple, high-contrast, and fast-loading pages.</w:t>
+      </w:r>
+    </w:p>
+    <w:p>
+      <w:pPr>
+        <w:spacing w:line="240" w:lineRule="auto"/>
+        <w:rPr>
+          <w:rFonts w:ascii="Adobe Heiti Std R" w:eastAsia="Adobe Heiti Std R" w:hAnsi="Adobe Heiti Std R" w:cs="Arial"/>
+          <w:b/>
+          <w:bCs/>
+          <w:sz w:val="24"/>
+          <w:szCs w:val="24"/>
+        </w:rPr>
+      </w:pPr>
+      <w:r>
+        <w:rPr>
+          <w:rFonts w:ascii="Adobe Heiti Std R" w:eastAsia="Adobe Heiti Std R" w:hAnsi="Adobe Heiti Std R" w:cs="Arial"/>
+          <w:b/>
+          <w:bCs/>
+          <w:sz w:val="24"/>
+          <w:szCs w:val="24"/>
+        </w:rPr>
+        <w:t>2. Students (The "Active Learner" Group)</w:t>
+      </w:r>
+    </w:p>
+    <w:p>
+      <w:pPr>
+        <w:numPr>
+          <w:ilvl w:val="0"/>
+          <w:numId w:val="24"/>
+        </w:numPr>
+        <w:spacing w:after="0" w:line="240" w:lineRule="auto"/>
+        <w:ind w:left="0"/>
+        <w:rPr>
+          <w:rFonts w:ascii="Adobe Heiti Std R" w:eastAsia="Adobe Heiti Std R" w:hAnsi="Adobe Heiti Std R" w:cs="Arial"/>
+          <w:sz w:val="24"/>
+          <w:szCs w:val="24"/>
+        </w:rPr>
+      </w:pPr>
+      <w:r>
+        <w:rPr>
+          <w:rFonts w:ascii="Adobe Heiti Std R" w:eastAsia="Adobe Heiti Std R" w:hAnsi="Adobe Heiti Std R" w:cs="Arial"/>
+          <w:b/>
+          <w:bCs/>
+          <w:sz w:val="24"/>
+          <w:szCs w:val="24"/>
+        </w:rPr>
+        <w:t>Goal:</w:t>
+      </w:r>
+      <w:r>
+        <w:rPr>
+          <w:rFonts w:ascii="Adobe Heiti Std R" w:eastAsia="Adobe Heiti Std R" w:hAnsi="Adobe Heiti Std R" w:cs="Arial"/>
+          <w:sz w:val="24"/>
+          <w:szCs w:val="24"/>
+        </w:rPr>
+        <w:t xml:space="preserve"> Accessing learning materials and managing school life.</w:t>
+      </w:r>
+    </w:p>
+    <w:p>
+      <w:pPr>
+        <w:numPr>
+          <w:ilvl w:val="0"/>
+          <w:numId w:val="24"/>
+        </w:numPr>
+        <w:spacing w:after="0" w:line="240" w:lineRule="auto"/>
+        <w:ind w:left="0"/>
+        <w:rPr>
+          <w:rFonts w:ascii="Adobe Heiti Std R" w:eastAsia="Adobe Heiti Std R" w:hAnsi="Adobe Heiti Std R" w:cs="Arial"/>
+          <w:sz w:val="24"/>
+          <w:szCs w:val="24"/>
+        </w:rPr>
+      </w:pPr>
+      <w:r>
+        <w:rPr>
+          <w:rFonts w:ascii="Adobe Heiti Std R" w:eastAsia="Adobe Heiti Std R" w:hAnsi="Adobe Heiti Std R" w:cs="Arial"/>
+          <w:b/>
+          <w:bCs/>
+          <w:sz w:val="24"/>
+          <w:szCs w:val="24"/>
+        </w:rPr>
+        <w:t>Key Needs:</w:t>
+      </w:r>
+      <w:r>
+        <w:rPr>
+          <w:rFonts w:ascii="Adobe Heiti Std R" w:eastAsia="Adobe Heiti Std R" w:hAnsi="Adobe Heiti Std R" w:cs="Arial"/>
+          <w:sz w:val="24"/>
+          <w:szCs w:val="24"/>
+        </w:rPr>
+        <w:t xml:space="preserve"> Homework downloads, exam timetables, and extracurricular sign-ups.</w:t>
+      </w:r>
+    </w:p>
+    <w:p>
+      <w:pPr>
+        <w:numPr>
+          <w:ilvl w:val="0"/>
+          <w:numId w:val="24"/>
+        </w:numPr>
+        <w:spacing w:after="0" w:line="240" w:lineRule="auto"/>
+        <w:ind w:left="0"/>
+        <w:rPr>
+          <w:rFonts w:ascii="Adobe Heiti Std R" w:eastAsia="Adobe Heiti Std R" w:hAnsi="Adobe Heiti Std R" w:cs="Arial"/>
+          <w:sz w:val="24"/>
+          <w:szCs w:val="24"/>
+        </w:rPr>
+      </w:pPr>
+      <w:r>
+        <w:rPr>
+          <w:rFonts w:ascii="Adobe Heiti Std R" w:eastAsia="Adobe Heiti Std R" w:hAnsi="Adobe Heiti Std R" w:cs="Arial"/>
+          <w:b/>
+          <w:bCs/>
+          <w:sz w:val="24"/>
+          <w:szCs w:val="24"/>
+        </w:rPr>
+        <w:t>Technical Profile:</w:t>
+      </w:r>
+      <w:r>
+        <w:rPr>
+          <w:rFonts w:ascii="Adobe Heiti Std R" w:eastAsia="Adobe Heiti Std R" w:hAnsi="Adobe Heiti Std R" w:cs="Arial"/>
+          <w:sz w:val="24"/>
+          <w:szCs w:val="24"/>
+        </w:rPr>
+        <w:t xml:space="preserve"> Tech-savvy; prefer interactive elements and "social-style" notifications.</w:t>
+      </w:r>
+    </w:p>
+    <w:p>
+      <w:pPr>
+        <w:spacing w:line="240" w:lineRule="auto"/>
+        <w:rPr>
+          <w:rFonts w:ascii="Adobe Heiti Std R" w:eastAsia="Adobe Heiti Std R" w:hAnsi="Adobe Heiti Std R" w:cs="Arial"/>
+          <w:b/>
+          <w:bCs/>
+          <w:sz w:val="24"/>
+          <w:szCs w:val="24"/>
+        </w:rPr>
+      </w:pPr>
+      <w:r>
+        <w:rPr>
+          <w:rFonts w:ascii="Adobe Heiti Std R" w:eastAsia="Adobe Heiti Std R" w:hAnsi="Adobe Heiti Std R" w:cs="Arial"/>
+          <w:b/>
+          <w:bCs/>
+          <w:sz w:val="24"/>
+          <w:szCs w:val="24"/>
+        </w:rPr>
+        <w:t>3. School Staff &amp; Faculty (The "Operator" Group)</w:t>
+      </w:r>
+    </w:p>
+    <w:p>
+      <w:pPr>
+        <w:numPr>
+          <w:ilvl w:val="0"/>
+          <w:numId w:val="25"/>
+        </w:numPr>
+        <w:spacing w:after="0" w:line="240" w:lineRule="auto"/>
+        <w:ind w:left="0"/>
+        <w:rPr>
+          <w:rFonts w:ascii="Adobe Heiti Std R" w:eastAsia="Adobe Heiti Std R" w:hAnsi="Adobe Heiti Std R" w:cs="Arial"/>
+          <w:sz w:val="24"/>
+          <w:szCs w:val="24"/>
+        </w:rPr>
+      </w:pPr>
+      <w:r>
+        <w:rPr>
+          <w:rFonts w:ascii="Adobe Heiti Std R" w:eastAsia="Adobe Heiti Std R" w:hAnsi="Adobe Heiti Std R" w:cs="Arial"/>
+          <w:b/>
+          <w:bCs/>
+          <w:sz w:val="24"/>
+          <w:szCs w:val="24"/>
+        </w:rPr>
+        <w:t>Goal:</w:t>
+      </w:r>
+      <w:r>
+        <w:rPr>
+          <w:rFonts w:ascii="Adobe Heiti Std R" w:eastAsia="Adobe Heiti Std R" w:hAnsi="Adobe Heiti Std R" w:cs="Arial"/>
+          <w:sz w:val="24"/>
+          <w:szCs w:val="24"/>
+        </w:rPr>
+        <w:t xml:space="preserve"> Efficient data entry and communication management.</w:t>
+      </w:r>
+    </w:p>
+    <w:p>
+      <w:pPr>
+        <w:numPr>
+          <w:ilvl w:val="0"/>
+          <w:numId w:val="25"/>
+        </w:numPr>
+        <w:spacing w:after="0" w:line="240" w:lineRule="auto"/>
+        <w:ind w:left="0"/>
+        <w:rPr>
+          <w:rFonts w:ascii="Adobe Heiti Std R" w:eastAsia="Adobe Heiti Std R" w:hAnsi="Adobe Heiti Std R" w:cs="Arial"/>
+          <w:sz w:val="24"/>
+          <w:szCs w:val="24"/>
+        </w:rPr>
+      </w:pPr>
+      <w:r>
+        <w:rPr>
+          <w:rFonts w:ascii="Adobe Heiti Std R" w:eastAsia="Adobe Heiti Std R" w:hAnsi="Adobe Heiti Std R" w:cs="Arial"/>
+          <w:b/>
+          <w:bCs/>
+          <w:sz w:val="24"/>
+          <w:szCs w:val="24"/>
+        </w:rPr>
+        <w:t>Key Needs:</w:t>
+      </w:r>
+      <w:r>
+        <w:rPr>
+          <w:rFonts w:ascii="Adobe Heiti Std R" w:eastAsia="Adobe Heiti Std R" w:hAnsi="Adobe Heiti Std R" w:cs="Arial"/>
+          <w:sz w:val="24"/>
+          <w:szCs w:val="24"/>
+        </w:rPr>
+        <w:t xml:space="preserve"> Attendance logging, grade entry, and bulk-messaging tools for parents.</w:t>
+      </w:r>
+    </w:p>
+    <w:p>
+      <w:pPr>
+        <w:numPr>
+          <w:ilvl w:val="0"/>
+          <w:numId w:val="25"/>
+        </w:numPr>
+        <w:spacing w:after="0" w:line="240" w:lineRule="auto"/>
+        <w:ind w:left="0"/>
+        <w:rPr>
+          <w:rFonts w:ascii="Adobe Heiti Std R" w:eastAsia="Adobe Heiti Std R" w:hAnsi="Adobe Heiti Std R" w:cs="Arial"/>
+          <w:sz w:val="24"/>
+          <w:szCs w:val="24"/>
+        </w:rPr>
+      </w:pPr>
+      <w:r>
+        <w:rPr>
+          <w:rFonts w:ascii="Adobe Heiti Std R" w:eastAsia="Adobe Heiti Std R" w:hAnsi="Adobe Heiti Std R" w:cs="Arial"/>
+          <w:b/>
+          <w:bCs/>
+          <w:sz w:val="24"/>
+          <w:szCs w:val="24"/>
+        </w:rPr>
+        <w:t>Technical Profile:</w:t>
+      </w:r>
+      <w:r>
+        <w:rPr>
+          <w:rFonts w:ascii="Adobe Heiti Std R" w:eastAsia="Adobe Heiti Std R" w:hAnsi="Adobe Heiti Std R" w:cs="Arial"/>
+          <w:sz w:val="24"/>
+          <w:szCs w:val="24"/>
+        </w:rPr>
+        <w:t xml:space="preserve"> Desktop-heavy; requires a "clean" backend with minimal clicks for data entry.</w:t>
+      </w:r>
+    </w:p>
+    <w:p>
+      <w:pPr>
+        <w:spacing w:line="240" w:lineRule="auto"/>
+        <w:rPr>
+          <w:rFonts w:ascii="Adobe Heiti Std R" w:eastAsia="Adobe Heiti Std R" w:hAnsi="Adobe Heiti Std R" w:cs="Arial"/>
+          <w:b/>
+          <w:bCs/>
+          <w:sz w:val="24"/>
+          <w:szCs w:val="24"/>
+        </w:rPr>
+      </w:pPr>
+      <w:r>
+        <w:rPr>
+          <w:rFonts w:ascii="Adobe Heiti Std R" w:eastAsia="Adobe Heiti Std R" w:hAnsi="Adobe Heiti Std R" w:cs="Arial"/>
+          <w:b/>
+          <w:bCs/>
+          <w:sz w:val="24"/>
+          <w:szCs w:val="24"/>
+        </w:rPr>
+        <w:t>4. Prospective Families &amp; Community (The "Observer" Group)</w:t>
+      </w:r>
+    </w:p>
+    <w:p>
+      <w:pPr>
+        <w:numPr>
+          <w:ilvl w:val="0"/>
+          <w:numId w:val="26"/>
+        </w:numPr>
+        <w:spacing w:after="0" w:line="240" w:lineRule="auto"/>
+        <w:ind w:left="0"/>
+        <w:rPr>
+          <w:rFonts w:ascii="Adobe Heiti Std R" w:eastAsia="Adobe Heiti Std R" w:hAnsi="Adobe Heiti Std R" w:cs="Arial"/>
+          <w:sz w:val="24"/>
+          <w:szCs w:val="24"/>
+        </w:rPr>
+      </w:pPr>
+      <w:r>
+        <w:rPr>
+          <w:rFonts w:ascii="Adobe Heiti Std R" w:eastAsia="Adobe Heiti Std R" w:hAnsi="Adobe Heiti Std R" w:cs="Arial"/>
+          <w:b/>
+          <w:bCs/>
+          <w:sz w:val="24"/>
+          <w:szCs w:val="24"/>
+        </w:rPr>
+        <w:t>Goal:</w:t>
+      </w:r>
+      <w:r>
+        <w:rPr>
+          <w:rFonts w:ascii="Adobe Heiti Std R" w:eastAsia="Adobe Heiti Std R" w:hAnsi="Adobe Heiti Std R" w:cs="Arial"/>
+          <w:sz w:val="24"/>
+          <w:szCs w:val="24"/>
+        </w:rPr>
+        <w:t xml:space="preserve"> Learning about the school’s reputation and admission process.</w:t>
+      </w:r>
+    </w:p>
+    <w:p>
+      <w:pPr>
+        <w:numPr>
+          <w:ilvl w:val="0"/>
+          <w:numId w:val="26"/>
+        </w:numPr>
+        <w:spacing w:after="0" w:line="240" w:lineRule="auto"/>
+        <w:ind w:left="0"/>
+        <w:rPr>
+          <w:rFonts w:ascii="Adobe Heiti Std R" w:eastAsia="Adobe Heiti Std R" w:hAnsi="Adobe Heiti Std R" w:cs="Arial"/>
+          <w:sz w:val="24"/>
+          <w:szCs w:val="24"/>
+        </w:rPr>
+      </w:pPr>
+      <w:r>
+        <w:rPr>
+          <w:rFonts w:ascii="Adobe Heiti Std R" w:eastAsia="Adobe Heiti Std R" w:hAnsi="Adobe Heiti Std R" w:cs="Arial"/>
+          <w:b/>
+          <w:bCs/>
+          <w:sz w:val="24"/>
+          <w:szCs w:val="24"/>
+        </w:rPr>
+        <w:t>Key Needs:</w:t>
+      </w:r>
+      <w:r>
+        <w:rPr>
+          <w:rFonts w:ascii="Adobe Heiti Std R" w:eastAsia="Adobe Heiti Std R" w:hAnsi="Adobe Heiti Std R" w:cs="Arial"/>
+          <w:sz w:val="24"/>
+          <w:szCs w:val="24"/>
+        </w:rPr>
+        <w:t xml:space="preserve"> Admission forms, school history, performance stats, and event calendars.</w:t>
+      </w:r>
+    </w:p>
+    <w:p>
+      <w:pPr>
+        <w:numPr>
+          <w:ilvl w:val="0"/>
+          <w:numId w:val="26"/>
+        </w:numPr>
+        <w:spacing w:after="0" w:line="240" w:lineRule="auto"/>
+        <w:ind w:left="0"/>
+        <w:rPr>
+          <w:rFonts w:ascii="Adobe Heiti Std R" w:eastAsia="Adobe Heiti Std R" w:hAnsi="Adobe Heiti Std R" w:cs="Arial"/>
+          <w:sz w:val="24"/>
+          <w:szCs w:val="24"/>
+        </w:rPr>
+      </w:pPr>
+      <w:r>
+        <w:rPr>
+          <w:rFonts w:ascii="Adobe Heiti Std R" w:eastAsia="Adobe Heiti Std R" w:hAnsi="Adobe Heiti Std R" w:cs="Arial"/>
+          <w:b/>
+          <w:bCs/>
+          <w:sz w:val="24"/>
+          <w:szCs w:val="24"/>
+        </w:rPr>
+        <w:t>Technical Profile:</w:t>
+      </w:r>
+      <w:r>
+        <w:rPr>
+          <w:rFonts w:ascii="Adobe Heiti Std R" w:eastAsia="Adobe Heiti Std R" w:hAnsi="Adobe Heiti Std R" w:cs="Arial"/>
+          <w:sz w:val="24"/>
+          <w:szCs w:val="24"/>
+        </w:rPr>
+        <w:t xml:space="preserve"> General web users; looking for visual appeal and "proof of quality."</w:t>
+      </w:r>
+    </w:p>
+    <w:p>
+      <w:pPr>
+        <w:spacing w:before="480" w:after="480" w:line="240" w:lineRule="auto"/>
+        <w:rPr>
+          <w:rFonts w:ascii="Adobe Gothic Std B" w:eastAsia="Adobe Gothic Std B" w:hAnsi="Adobe Gothic Std B" w:cs="Times New Roman"/>
+          <w:sz w:val="48"/>
+          <w:szCs w:val="48"/>
+        </w:rPr>
+      </w:pPr>
+      <w:r>
+        <w:rPr>
+          <w:rFonts w:ascii="Adobe Gothic Std B" w:eastAsia="Adobe Gothic Std B" w:hAnsi="Adobe Gothic Std B" w:cs="Times New Roman"/>
+          <w:sz w:val="48"/>
+          <w:szCs w:val="48"/>
+        </w:rPr>
+        <w:t>CREATION OF USER STORY</w:t>
+      </w:r>
+    </w:p>
+    <w:p>
+      <w:pPr>
+        <w:spacing w:line="240" w:lineRule="auto"/>
+        <w:rPr>
+          <w:rFonts w:ascii="Adobe Heiti Std R" w:eastAsia="Adobe Heiti Std R" w:hAnsi="Adobe Heiti Std R" w:cs="Arial"/>
+          <w:b/>
+          <w:bCs/>
+          <w:sz w:val="30"/>
+          <w:szCs w:val="30"/>
+        </w:rPr>
+      </w:pPr>
+      <w:r>
+        <w:rPr>
+          <w:rFonts w:ascii="Adobe Heiti Std R" w:eastAsia="Adobe Heiti Std R" w:hAnsi="Adobe Heiti Std R" w:cs="Arial"/>
+          <w:b/>
+          <w:bCs/>
+          <w:sz w:val="30"/>
+          <w:szCs w:val="30"/>
+        </w:rPr>
+        <w:t>Pat</w:t>
+      </w:r>
+      <w:bookmarkStart w:id="0" w:name="_GoBack"/>
+      <w:bookmarkEnd w:id="0"/>
+      <w:r>
+        <w:rPr>
+          <w:rFonts w:ascii="Adobe Heiti Std R" w:eastAsia="Adobe Heiti Std R" w:hAnsi="Adobe Heiti Std R" w:cs="Arial"/>
+          <w:b/>
+          <w:bCs/>
+          <w:sz w:val="30"/>
+          <w:szCs w:val="30"/>
+        </w:rPr>
+        <w:t>ient User Stories</w:t>
+      </w:r>
+    </w:p>
+    <w:p>
+      <w:pPr>
+        <w:numPr>
+          <w:ilvl w:val="0"/>
+          <w:numId w:val="27"/>
+        </w:numPr>
+        <w:spacing w:after="0" w:line="240" w:lineRule="auto"/>
+        <w:ind w:left="0"/>
+        <w:rPr>
+          <w:rFonts w:ascii="Adobe Heiti Std R" w:eastAsia="Adobe Heiti Std R" w:hAnsi="Adobe Heiti Std R" w:cs="Arial"/>
+          <w:sz w:val="24"/>
+          <w:szCs w:val="24"/>
+        </w:rPr>
+      </w:pPr>
+      <w:r>
+        <w:rPr>
+          <w:rFonts w:ascii="Adobe Heiti Std R" w:eastAsia="Adobe Heiti Std R" w:hAnsi="Adobe Heiti Std R" w:cs="Arial"/>
+          <w:b/>
+          <w:bCs/>
+          <w:sz w:val="24"/>
+          <w:szCs w:val="24"/>
+        </w:rPr>
+        <w:t>Booking Appointments:</w:t>
+      </w:r>
+      <w:r>
+        <w:rPr>
+          <w:rFonts w:ascii="Adobe Heiti Std R" w:eastAsia="Adobe Heiti Std R" w:hAnsi="Adobe Heiti Std R" w:cs="Arial"/>
+          <w:sz w:val="24"/>
+          <w:szCs w:val="24"/>
+        </w:rPr>
+        <w:t xml:space="preserve"> As a patient living in a rural area, I want to book a video consultation through the app, so that I can get medical advice without traveling to the city.</w:t>
+      </w:r>
+    </w:p>
+    <w:p>
+      <w:pPr>
+        <w:numPr>
+          <w:ilvl w:val="0"/>
+          <w:numId w:val="27"/>
+        </w:numPr>
+        <w:spacing w:after="0" w:line="240" w:lineRule="auto"/>
+        <w:ind w:left="0"/>
+        <w:rPr>
+          <w:rFonts w:ascii="Adobe Heiti Std R" w:eastAsia="Adobe Heiti Std R" w:hAnsi="Adobe Heiti Std R" w:cs="Arial"/>
+          <w:sz w:val="24"/>
+          <w:szCs w:val="24"/>
+        </w:rPr>
+      </w:pPr>
+      <w:r>
+        <w:rPr>
+          <w:rFonts w:ascii="Adobe Heiti Std R" w:eastAsia="Adobe Heiti Std R" w:hAnsi="Adobe Heiti Std R" w:cs="Arial"/>
+          <w:b/>
+          <w:bCs/>
+          <w:sz w:val="24"/>
+          <w:szCs w:val="24"/>
+        </w:rPr>
+        <w:t>Virtual Waiting Room:</w:t>
+      </w:r>
+      <w:r>
+        <w:rPr>
+          <w:rFonts w:ascii="Adobe Heiti Std R" w:eastAsia="Adobe Heiti Std R" w:hAnsi="Adobe Heiti Std R" w:cs="Arial"/>
+          <w:sz w:val="24"/>
+          <w:szCs w:val="24"/>
+        </w:rPr>
+        <w:t xml:space="preserve"> As a patient, I want to see my place in the virtual queue, so that I know exactly when the doctor will be ready to see me.</w:t>
+      </w:r>
+    </w:p>
+    <w:p>
+      <w:pPr>
+        <w:numPr>
+          <w:ilvl w:val="0"/>
+          <w:numId w:val="27"/>
+        </w:numPr>
+        <w:spacing w:after="0" w:line="240" w:lineRule="auto"/>
+        <w:ind w:left="0"/>
+        <w:rPr>
+          <w:rFonts w:ascii="Adobe Heiti Std R" w:eastAsia="Adobe Heiti Std R" w:hAnsi="Adobe Heiti Std R" w:cs="Arial"/>
+          <w:sz w:val="24"/>
+          <w:szCs w:val="24"/>
+        </w:rPr>
+      </w:pPr>
+      <w:r>
+        <w:rPr>
+          <w:rFonts w:ascii="Adobe Heiti Std R" w:eastAsia="Adobe Heiti Std R" w:hAnsi="Adobe Heiti Std R" w:cs="Arial"/>
+          <w:b/>
+          <w:bCs/>
+          <w:sz w:val="24"/>
+          <w:szCs w:val="24"/>
+        </w:rPr>
+        <w:t>Health Records Access:</w:t>
+      </w:r>
+      <w:r>
+        <w:rPr>
+          <w:rFonts w:ascii="Adobe Heiti Std R" w:eastAsia="Adobe Heiti Std R" w:hAnsi="Adobe Heiti Std R" w:cs="Arial"/>
+          <w:sz w:val="24"/>
+          <w:szCs w:val="24"/>
+        </w:rPr>
+        <w:t xml:space="preserve"> As a patient, I want to download my digital prescription after the call, so that I can present it to my local pharmacy immediately.</w:t>
+      </w:r>
+    </w:p>
+    <w:p>
+      <w:pPr>
+        <w:spacing w:before="480" w:after="480" w:line="240" w:lineRule="auto"/>
+        <w:rPr>
+          <w:rFonts w:ascii="Adobe Heiti Std R" w:eastAsia="Adobe Heiti Std R" w:hAnsi="Adobe Heiti Std R" w:cs="Times New Roman"/>
+          <w:sz w:val="24"/>
+          <w:szCs w:val="24"/>
+        </w:rPr>
+      </w:pPr>
+      <w:r>
+        <w:rPr>
+          <w:rFonts w:ascii="Adobe Heiti Std R" w:eastAsia="Adobe Heiti Std R" w:hAnsi="Adobe Heiti Std R" w:cs="Times New Roman"/>
+          <w:sz w:val="24"/>
+          <w:szCs w:val="24"/>
+        </w:rPr>
+        <w:pict>
+          <v:rect id="_x0000_i1045" style="width:0;height:1.5pt" o:hralign="center" o:hrstd="t" o:hr="t" fillcolor="#a0a0a0" stroked="f"/>
+        </w:pict>
+      </w:r>
+    </w:p>
+    <w:p>
+      <w:pPr>
+        <w:spacing w:before="480" w:after="480" w:line="240" w:lineRule="auto"/>
+        <w:rPr>
+          <w:rFonts w:ascii="Adobe Heiti Std R" w:eastAsia="Adobe Heiti Std R" w:hAnsi="Adobe Heiti Std R" w:cs="Arial"/>
+          <w:b/>
+          <w:bCs/>
+          <w:sz w:val="30"/>
+          <w:szCs w:val="30"/>
+        </w:rPr>
+      </w:pPr>
+      <w:r>
+        <w:rPr>
+          <w:rFonts w:ascii="Adobe Heiti Std R" w:eastAsia="Adobe Heiti Std R" w:hAnsi="Adobe Heiti Std R" w:cs="Arial"/>
+          <w:b/>
+          <w:bCs/>
+          <w:sz w:val="30"/>
+          <w:szCs w:val="30"/>
+        </w:rPr>
+        <w:t xml:space="preserve"> Doctor User Stories</w:t>
+      </w:r>
+    </w:p>
+    <w:p>
+      <w:pPr>
+        <w:numPr>
+          <w:ilvl w:val="0"/>
+          <w:numId w:val="28"/>
+        </w:numPr>
+        <w:spacing w:after="0" w:line="240" w:lineRule="auto"/>
+        <w:ind w:left="0"/>
+        <w:rPr>
+          <w:rFonts w:ascii="Adobe Heiti Std R" w:eastAsia="Adobe Heiti Std R" w:hAnsi="Adobe Heiti Std R" w:cs="Arial"/>
+          <w:sz w:val="24"/>
+          <w:szCs w:val="24"/>
+        </w:rPr>
+      </w:pPr>
+      <w:r>
+        <w:rPr>
+          <w:rFonts w:ascii="Adobe Heiti Std R" w:eastAsia="Adobe Heiti Std R" w:hAnsi="Adobe Heiti Std R" w:cs="Arial"/>
+          <w:b/>
+          <w:bCs/>
+          <w:sz w:val="24"/>
+          <w:szCs w:val="24"/>
+        </w:rPr>
+        <w:t>Pre-Consultation Review:</w:t>
+      </w:r>
+      <w:r>
+        <w:rPr>
+          <w:rFonts w:ascii="Adobe Heiti Std R" w:eastAsia="Adobe Heiti Std R" w:hAnsi="Adobe Heiti Std R" w:cs="Arial"/>
+          <w:sz w:val="24"/>
+          <w:szCs w:val="24"/>
+        </w:rPr>
+        <w:t xml:space="preserve"> As a doctor, I want to view the patient’s uploaded symptoms and medical history before starting the video, so that I can prepare for the consultation.</w:t>
+      </w:r>
+    </w:p>
+    <w:p>
+      <w:pPr>
+        <w:numPr>
+          <w:ilvl w:val="0"/>
+          <w:numId w:val="28"/>
+        </w:numPr>
+        <w:spacing w:after="0" w:line="240" w:lineRule="auto"/>
+        <w:ind w:left="0"/>
+        <w:rPr>
+          <w:rFonts w:ascii="Adobe Heiti Std R" w:eastAsia="Adobe Heiti Std R" w:hAnsi="Adobe Heiti Std R" w:cs="Arial"/>
+          <w:sz w:val="24"/>
+          <w:szCs w:val="24"/>
+        </w:rPr>
+      </w:pPr>
+      <w:r>
+        <w:rPr>
+          <w:rFonts w:ascii="Adobe Heiti Std R" w:eastAsia="Adobe Heiti Std R" w:hAnsi="Adobe Heiti Std R" w:cs="Arial"/>
+          <w:b/>
+          <w:bCs/>
+          <w:sz w:val="24"/>
+          <w:szCs w:val="24"/>
+        </w:rPr>
+        <w:t>Integrated Charting:</w:t>
+      </w:r>
+      <w:r>
+        <w:rPr>
+          <w:rFonts w:ascii="Adobe Heiti Std R" w:eastAsia="Adobe Heiti Std R" w:hAnsi="Adobe Heiti Std R" w:cs="Arial"/>
+          <w:sz w:val="24"/>
+          <w:szCs w:val="24"/>
+        </w:rPr>
+        <w:t xml:space="preserve"> As a doctor, I want to take notes directly in the platform during the call, so that I don't have to duplicate data entry later.</w:t>
+      </w:r>
+    </w:p>
+    <w:p>
+      <w:pPr>
+        <w:numPr>
+          <w:ilvl w:val="0"/>
+          <w:numId w:val="28"/>
+        </w:numPr>
+        <w:spacing w:after="0" w:line="240" w:lineRule="auto"/>
+        <w:ind w:left="0"/>
+        <w:rPr>
+          <w:rFonts w:ascii="Adobe Heiti Std R" w:eastAsia="Adobe Heiti Std R" w:hAnsi="Adobe Heiti Std R" w:cs="Arial"/>
+          <w:sz w:val="24"/>
+          <w:szCs w:val="24"/>
+        </w:rPr>
+      </w:pPr>
+      <w:r>
+        <w:rPr>
+          <w:rFonts w:ascii="Adobe Heiti Std R" w:eastAsia="Adobe Heiti Std R" w:hAnsi="Adobe Heiti Std R" w:cs="Arial"/>
+          <w:b/>
+          <w:bCs/>
+          <w:sz w:val="24"/>
+          <w:szCs w:val="24"/>
+        </w:rPr>
+        <w:t>Referral Management:</w:t>
+      </w:r>
+      <w:r>
+        <w:rPr>
+          <w:rFonts w:ascii="Adobe Heiti Std R" w:eastAsia="Adobe Heiti Std R" w:hAnsi="Adobe Heiti Std R" w:cs="Arial"/>
+          <w:sz w:val="24"/>
+          <w:szCs w:val="24"/>
+        </w:rPr>
+        <w:t xml:space="preserve"> As a doctor, I want to electronically refer a patient to a specialist, so that the patient receives a follow-up notification automatically.</w:t>
+      </w:r>
+    </w:p>
+    <w:p>
+      <w:pPr>
+        <w:spacing w:before="480" w:after="480" w:line="240" w:lineRule="auto"/>
+        <w:rPr>
+          <w:rFonts w:ascii="Adobe Heiti Std R" w:eastAsia="Adobe Heiti Std R" w:hAnsi="Adobe Heiti Std R" w:cs="Times New Roman"/>
+          <w:sz w:val="24"/>
+          <w:szCs w:val="24"/>
+        </w:rPr>
+      </w:pPr>
+      <w:r>
+        <w:rPr>
+          <w:rFonts w:ascii="Adobe Heiti Std R" w:eastAsia="Adobe Heiti Std R" w:hAnsi="Adobe Heiti Std R" w:cs="Times New Roman"/>
+          <w:sz w:val="24"/>
+          <w:szCs w:val="24"/>
+        </w:rPr>
+        <w:pict>
+          <v:rect id="_x0000_i1046" style="width:0;height:1.5pt" o:hralign="center" o:hrstd="t" o:hr="t" fillcolor="#a0a0a0" stroked="f"/>
+        </w:pict>
+      </w:r>
+    </w:p>
+    <w:p>
+      <w:pPr>
+        <w:spacing w:before="480" w:after="480" w:line="240" w:lineRule="auto"/>
+        <w:rPr>
+          <w:rFonts w:ascii="Adobe Heiti Std R" w:eastAsia="Adobe Heiti Std R" w:hAnsi="Adobe Heiti Std R" w:cs="Arial"/>
+          <w:b/>
+          <w:bCs/>
+          <w:sz w:val="30"/>
+          <w:szCs w:val="30"/>
+        </w:rPr>
+      </w:pPr>
+      <w:r>
+        <w:rPr>
+          <w:rFonts w:ascii="Adobe Heiti Std R" w:eastAsia="Adobe Heiti Std R" w:hAnsi="Adobe Heiti Std R" w:cs="Arial"/>
+          <w:b/>
+          <w:bCs/>
+          <w:sz w:val="30"/>
+          <w:szCs w:val="30"/>
+        </w:rPr>
+        <w:t xml:space="preserve"> Administrative Staff User Stories</w:t>
+      </w:r>
+    </w:p>
+    <w:p>
+      <w:pPr>
+        <w:numPr>
+          <w:ilvl w:val="0"/>
+          <w:numId w:val="29"/>
+        </w:numPr>
+        <w:spacing w:after="0" w:line="240" w:lineRule="auto"/>
+        <w:ind w:left="0"/>
+        <w:rPr>
+          <w:rFonts w:ascii="Adobe Heiti Std R" w:eastAsia="Adobe Heiti Std R" w:hAnsi="Adobe Heiti Std R" w:cs="Arial"/>
+          <w:sz w:val="24"/>
+          <w:szCs w:val="24"/>
+        </w:rPr>
+      </w:pPr>
+      <w:r>
+        <w:rPr>
+          <w:rFonts w:ascii="Adobe Heiti Std R" w:eastAsia="Adobe Heiti Std R" w:hAnsi="Adobe Heiti Std R" w:cs="Arial"/>
+          <w:b/>
+          <w:bCs/>
+          <w:sz w:val="24"/>
+          <w:szCs w:val="24"/>
+        </w:rPr>
+        <w:t>Smart Scheduling:</w:t>
+      </w:r>
+      <w:r>
+        <w:rPr>
+          <w:rFonts w:ascii="Adobe Heiti Std R" w:eastAsia="Adobe Heiti Std R" w:hAnsi="Adobe Heiti Std R" w:cs="Arial"/>
+          <w:sz w:val="24"/>
+          <w:szCs w:val="24"/>
+        </w:rPr>
+        <w:t xml:space="preserve"> As an admin, I want to synchronize the telemedicine calendar with the doctors' in-person schedules, so that we avoid double-booking.</w:t>
+      </w:r>
+    </w:p>
+    <w:p>
+      <w:pPr>
+        <w:numPr>
+          <w:ilvl w:val="0"/>
+          <w:numId w:val="29"/>
+        </w:numPr>
+        <w:spacing w:after="0" w:line="240" w:lineRule="auto"/>
+        <w:ind w:left="0"/>
+        <w:rPr>
+          <w:rFonts w:ascii="Adobe Heiti Std R" w:eastAsia="Adobe Heiti Std R" w:hAnsi="Adobe Heiti Std R" w:cs="Arial"/>
+          <w:sz w:val="24"/>
+          <w:szCs w:val="24"/>
+        </w:rPr>
+      </w:pPr>
+      <w:r>
+        <w:rPr>
+          <w:rFonts w:ascii="Adobe Heiti Std R" w:eastAsia="Adobe Heiti Std R" w:hAnsi="Adobe Heiti Std R" w:cs="Arial"/>
+          <w:b/>
+          <w:bCs/>
+          <w:sz w:val="24"/>
+          <w:szCs w:val="24"/>
+        </w:rPr>
+        <w:t>Automated Reminders:</w:t>
+      </w:r>
+      <w:r>
+        <w:rPr>
+          <w:rFonts w:ascii="Adobe Heiti Std R" w:eastAsia="Adobe Heiti Std R" w:hAnsi="Adobe Heiti Std R" w:cs="Arial"/>
+          <w:sz w:val="24"/>
+          <w:szCs w:val="24"/>
+        </w:rPr>
+        <w:t xml:space="preserve"> As an admin, I want the system to send automated SMS reminders to patients, so that the rate of missed appointments is minimized.</w:t>
+      </w:r>
+    </w:p>
+    <w:p>
+      <w:pPr>
+        <w:numPr>
+          <w:ilvl w:val="0"/>
+          <w:numId w:val="29"/>
+        </w:numPr>
+        <w:spacing w:after="0" w:line="240" w:lineRule="auto"/>
+        <w:ind w:left="0"/>
+        <w:rPr>
+          <w:rFonts w:ascii="Adobe Heiti Std R" w:eastAsia="Adobe Heiti Std R" w:hAnsi="Adobe Heiti Std R" w:cs="Arial"/>
+          <w:sz w:val="24"/>
+          <w:szCs w:val="24"/>
+        </w:rPr>
+      </w:pPr>
+      <w:r>
+        <w:rPr>
+          <w:rFonts w:ascii="Adobe Heiti Std R" w:eastAsia="Adobe Heiti Std R" w:hAnsi="Adobe Heiti Std R" w:cs="Arial"/>
+          <w:b/>
+          <w:bCs/>
+          <w:sz w:val="24"/>
+          <w:szCs w:val="24"/>
+        </w:rPr>
+        <w:t>Billing Integration:</w:t>
+      </w:r>
+      <w:r>
+        <w:rPr>
+          <w:rFonts w:ascii="Adobe Heiti Std R" w:eastAsia="Adobe Heiti Std R" w:hAnsi="Adobe Heiti Std R" w:cs="Arial"/>
+          <w:sz w:val="24"/>
+          <w:szCs w:val="24"/>
+        </w:rPr>
+        <w:t xml:space="preserve"> As an admin, I want to generate a billing report for each virtual visit, so that I can process insurance claims accurately.</w:t>
+      </w:r>
+    </w:p>
+    <w:p>
+      <w:pPr>
+        <w:spacing w:before="480" w:after="480" w:line="240" w:lineRule="auto"/>
+        <w:rPr>
+          <w:rFonts w:ascii="Adobe Heiti Std R" w:eastAsia="Adobe Heiti Std R" w:hAnsi="Adobe Heiti Std R" w:cs="Times New Roman"/>
+          <w:sz w:val="24"/>
+          <w:szCs w:val="24"/>
+        </w:rPr>
+      </w:pPr>
+      <w:r>
+        <w:rPr>
+          <w:rFonts w:ascii="Adobe Heiti Std R" w:eastAsia="Adobe Heiti Std R" w:hAnsi="Adobe Heiti Std R" w:cs="Times New Roman"/>
+          <w:sz w:val="24"/>
+          <w:szCs w:val="24"/>
+        </w:rPr>
+        <w:pict>
+          <v:rect id="_x0000_i1047" style="width:0;height:1.5pt" o:hralign="center" o:hrstd="t" o:hr="t" fillcolor="#a0a0a0" stroked="f"/>
+        </w:pict>
+      </w:r>
+    </w:p>
+    <w:p>
+      <w:pPr>
+        <w:spacing w:before="480" w:after="480" w:line="240" w:lineRule="auto"/>
+        <w:rPr>
+          <w:rFonts w:ascii="Adobe Heiti Std R" w:eastAsia="Adobe Heiti Std R" w:hAnsi="Adobe Heiti Std R" w:cs="Arial"/>
+          <w:b/>
+          <w:bCs/>
+          <w:sz w:val="30"/>
+          <w:szCs w:val="30"/>
+        </w:rPr>
+      </w:pPr>
+      <w:r>
+        <w:rPr>
+          <w:rFonts w:ascii="Adobe Heiti Std R" w:eastAsia="Adobe Heiti Std R" w:hAnsi="Adobe Heiti Std R" w:cs="Arial"/>
+          <w:b/>
+          <w:bCs/>
+          <w:sz w:val="30"/>
+          <w:szCs w:val="30"/>
+        </w:rPr>
+        <w:t xml:space="preserve"> Acceptance Criteria (Example)</w:t>
+      </w:r>
+      <w:r>
+        <w:rPr>
+          <w:rFonts w:ascii="Adobe Heiti Std R" w:eastAsia="Adobe Heiti Std R" w:hAnsi="Adobe Heiti Std R" w:cs="Arial"/>
+          <w:i/>
+          <w:iCs/>
+          <w:sz w:val="24"/>
+          <w:szCs w:val="24"/>
+        </w:rPr>
+        <w:t>:</w:t>
+      </w:r>
+    </w:p>
+    <w:p>
+      <w:pPr>
+        <w:spacing w:line="240" w:lineRule="auto"/>
+        <w:rPr>
+          <w:rFonts w:ascii="Adobe Heiti Std R" w:eastAsia="Adobe Heiti Std R" w:hAnsi="Adobe Heiti Std R" w:cs="Arial"/>
+          <w:sz w:val="24"/>
+          <w:szCs w:val="24"/>
+        </w:rPr>
+      </w:pPr>
+      <w:r>
+        <w:rPr>
+          <w:rFonts w:ascii="Adobe Heiti Std R" w:eastAsia="Adobe Heiti Std R" w:hAnsi="Adobe Heiti Std R" w:cs="Arial"/>
+          <w:b/>
+          <w:bCs/>
+          <w:sz w:val="24"/>
+          <w:szCs w:val="24"/>
+        </w:rPr>
+        <w:t>Story: Booking Appointments</w:t>
+      </w:r>
+    </w:p>
+    <w:p>
+      <w:pPr>
+        <w:numPr>
+          <w:ilvl w:val="0"/>
+          <w:numId w:val="30"/>
+        </w:numPr>
+        <w:spacing w:after="0" w:line="240" w:lineRule="auto"/>
+        <w:ind w:left="0"/>
+        <w:rPr>
+          <w:rFonts w:ascii="Adobe Heiti Std R" w:eastAsia="Adobe Heiti Std R" w:hAnsi="Adobe Heiti Std R" w:cs="Arial"/>
+          <w:sz w:val="24"/>
+          <w:szCs w:val="24"/>
+        </w:rPr>
+      </w:pPr>
+      <w:r>
+        <w:rPr>
+          <w:rFonts w:ascii="Adobe Heiti Std R" w:eastAsia="Adobe Heiti Std R" w:hAnsi="Adobe Heiti Std R" w:cs="Arial"/>
+          <w:sz w:val="24"/>
+          <w:szCs w:val="24"/>
+        </w:rPr>
+        <w:t>User can filter doctors by specialty.</w:t>
+      </w:r>
+    </w:p>
+    <w:p>
+      <w:pPr>
+        <w:numPr>
+          <w:ilvl w:val="0"/>
+          <w:numId w:val="30"/>
+        </w:numPr>
+        <w:spacing w:after="0" w:line="240" w:lineRule="auto"/>
+        <w:ind w:left="0"/>
+        <w:rPr>
+          <w:rFonts w:ascii="Adobe Heiti Std R" w:eastAsia="Adobe Heiti Std R" w:hAnsi="Adobe Heiti Std R" w:cs="Arial"/>
+          <w:sz w:val="24"/>
+          <w:szCs w:val="24"/>
+        </w:rPr>
+      </w:pPr>
+      <w:r>
+        <w:rPr>
+          <w:rFonts w:ascii="Adobe Heiti Std R" w:eastAsia="Adobe Heiti Std R" w:hAnsi="Adobe Heiti Std R" w:cs="Arial"/>
+          <w:sz w:val="24"/>
+          <w:szCs w:val="24"/>
+        </w:rPr>
+        <w:t>User can see only available time slots.</w:t>
+      </w:r>
+    </w:p>
+    <w:p>
+      <w:pPr>
+        <w:numPr>
+          <w:ilvl w:val="0"/>
+          <w:numId w:val="30"/>
+        </w:numPr>
+        <w:spacing w:after="0" w:line="240" w:lineRule="auto"/>
+        <w:ind w:left="0"/>
+        <w:rPr>
+          <w:rFonts w:ascii="Adobe Heiti Std R" w:eastAsia="Adobe Heiti Std R" w:hAnsi="Adobe Heiti Std R" w:cs="Arial"/>
+          <w:sz w:val="24"/>
+          <w:szCs w:val="24"/>
+        </w:rPr>
+      </w:pPr>
+      <w:r>
+        <w:rPr>
+          <w:rFonts w:ascii="Adobe Heiti Std R" w:eastAsia="Adobe Heiti Std R" w:hAnsi="Adobe Heiti Std R" w:cs="Arial"/>
+          <w:sz w:val="24"/>
+          <w:szCs w:val="24"/>
+        </w:rPr>
+        <w:t>User receives an email/SMS confirmation with a secure link.</w:t>
+      </w:r>
+    </w:p>
+    <w:p>
+      <w:pPr>
+        <w:numPr>
+          <w:ilvl w:val="0"/>
+          <w:numId w:val="30"/>
+        </w:numPr>
+        <w:spacing w:after="0" w:line="240" w:lineRule="auto"/>
+        <w:ind w:left="0"/>
+        <w:rPr>
+          <w:rFonts w:ascii="Arial" w:eastAsia="Times New Roman" w:hAnsi="Arial" w:cs="Arial"/>
+          <w:sz w:val="24"/>
+          <w:szCs w:val="24"/>
+        </w:rPr>
+      </w:pPr>
+      <w:r>
+        <w:rPr>
+          <w:rFonts w:ascii="Adobe Heiti Std R" w:eastAsia="Adobe Heiti Std R" w:hAnsi="Adobe Heiti Std R" w:cs="Arial"/>
+          <w:sz w:val="24"/>
+          <w:szCs w:val="24"/>
+        </w:rPr>
+        <w:t>The appointment is automatically added to the doctor’s calendar.</w:t>
+      </w:r>
+    </w:p>
+    <w:p>
+      <w:pPr>
+        <w:spacing w:before="480" w:after="480" w:line="240" w:lineRule="auto"/>
+        <w:rPr>
+          <w:rFonts w:ascii="Adobe Heiti Std R" w:eastAsia="Adobe Heiti Std R" w:hAnsi="Adobe Heiti Std R" w:cs="Times New Roman"/>
+          <w:sz w:val="52"/>
+          <w:szCs w:val="52"/>
+        </w:rPr>
+      </w:pPr>
+      <w:r>
+        <w:rPr>
+          <w:rFonts w:ascii="Adobe Heiti Std R" w:eastAsia="Adobe Heiti Std R" w:hAnsi="Adobe Heiti Std R" w:cs="Times New Roman"/>
+          <w:sz w:val="52"/>
+          <w:szCs w:val="52"/>
+        </w:rPr>
+        <w:t>ELABORATE PROJECT TASK FLOW</w:t>
+      </w:r>
+    </w:p>
+    <w:p>
+      <w:pPr>
+        <w:spacing w:line="240" w:lineRule="auto"/>
+        <w:rPr>
+          <w:rFonts w:ascii="Adobe Heiti Std R" w:eastAsia="Adobe Heiti Std R" w:hAnsi="Adobe Heiti Std R" w:cs="Arial"/>
+          <w:b/>
+          <w:bCs/>
+          <w:sz w:val="30"/>
+          <w:szCs w:val="30"/>
+        </w:rPr>
+      </w:pPr>
+      <w:r>
+        <w:rPr>
+          <w:rFonts w:ascii="Adobe Heiti Std R" w:eastAsia="Adobe Heiti Std R" w:hAnsi="Adobe Heiti Std R" w:cs="Arial"/>
+          <w:b/>
+          <w:bCs/>
+          <w:sz w:val="30"/>
+          <w:szCs w:val="30"/>
+        </w:rPr>
+        <w:t>E-Commerce Development Task Flow</w:t>
+      </w:r>
+    </w:p>
+    <w:p>
+      <w:pPr>
+        <w:spacing w:line="240" w:lineRule="auto"/>
+        <w:rPr>
+          <w:rFonts w:ascii="Adobe Heiti Std R" w:eastAsia="Adobe Heiti Std R" w:hAnsi="Adobe Heiti Std R" w:cs="Arial"/>
+          <w:b/>
+          <w:bCs/>
+          <w:sz w:val="24"/>
+          <w:szCs w:val="24"/>
+        </w:rPr>
+      </w:pPr>
+      <w:r>
+        <w:rPr>
+          <w:rFonts w:ascii="Adobe Heiti Std R" w:eastAsia="Adobe Heiti Std R" w:hAnsi="Adobe Heiti Std R" w:cs="Arial"/>
+          <w:b/>
+          <w:bCs/>
+          <w:sz w:val="24"/>
+          <w:szCs w:val="24"/>
+        </w:rPr>
+        <w:t>Phase 1: Discovery &amp; Definition</w:t>
+      </w:r>
+    </w:p>
+    <w:p>
+      <w:pPr>
+        <w:numPr>
+          <w:ilvl w:val="0"/>
+          <w:numId w:val="31"/>
+        </w:numPr>
+        <w:spacing w:after="0" w:line="240" w:lineRule="auto"/>
+        <w:ind w:left="0"/>
+        <w:rPr>
+          <w:rFonts w:ascii="Adobe Heiti Std R" w:eastAsia="Adobe Heiti Std R" w:hAnsi="Adobe Heiti Std R" w:cs="Arial"/>
+          <w:sz w:val="24"/>
+          <w:szCs w:val="24"/>
+        </w:rPr>
+      </w:pPr>
+      <w:r>
+        <w:rPr>
+          <w:rFonts w:ascii="Adobe Heiti Std R" w:eastAsia="Adobe Heiti Std R" w:hAnsi="Adobe Heiti Std R" w:cs="Arial"/>
+          <w:b/>
+          <w:bCs/>
+          <w:sz w:val="24"/>
+          <w:szCs w:val="24"/>
+        </w:rPr>
+        <w:t>Stakeholder Meeting:</w:t>
+      </w:r>
+      <w:r>
+        <w:rPr>
+          <w:rFonts w:ascii="Adobe Heiti Std R" w:eastAsia="Adobe Heiti Std R" w:hAnsi="Adobe Heiti Std R" w:cs="Arial"/>
+          <w:sz w:val="24"/>
+          <w:szCs w:val="24"/>
+        </w:rPr>
+        <w:t xml:space="preserve"> Finalize the list of clothing, footwear, and accessory categories.</w:t>
+      </w:r>
+    </w:p>
+    <w:p>
+      <w:pPr>
+        <w:numPr>
+          <w:ilvl w:val="0"/>
+          <w:numId w:val="31"/>
+        </w:numPr>
+        <w:spacing w:after="0" w:line="240" w:lineRule="auto"/>
+        <w:ind w:left="0"/>
+        <w:rPr>
+          <w:rFonts w:ascii="Adobe Heiti Std R" w:eastAsia="Adobe Heiti Std R" w:hAnsi="Adobe Heiti Std R" w:cs="Arial"/>
+          <w:sz w:val="24"/>
+          <w:szCs w:val="24"/>
+        </w:rPr>
+      </w:pPr>
+      <w:r>
+        <w:rPr>
+          <w:rFonts w:ascii="Adobe Heiti Std R" w:eastAsia="Adobe Heiti Std R" w:hAnsi="Adobe Heiti Std R" w:cs="Arial"/>
+          <w:b/>
+          <w:bCs/>
+          <w:sz w:val="24"/>
+          <w:szCs w:val="24"/>
+        </w:rPr>
+        <w:t>Requirement Documentation:</w:t>
+      </w:r>
+      <w:r>
+        <w:rPr>
+          <w:rFonts w:ascii="Adobe Heiti Std R" w:eastAsia="Adobe Heiti Std R" w:hAnsi="Adobe Heiti Std R" w:cs="Arial"/>
+          <w:sz w:val="24"/>
+          <w:szCs w:val="24"/>
+        </w:rPr>
+        <w:t xml:space="preserve"> Document functional specs for the </w:t>
+      </w:r>
+      <w:r>
+        <w:rPr>
+          <w:rFonts w:ascii="Adobe Heiti Std R" w:eastAsia="Adobe Heiti Std R" w:hAnsi="Adobe Heiti Std R" w:cs="Arial"/>
+          <w:b/>
+          <w:bCs/>
+          <w:sz w:val="24"/>
+          <w:szCs w:val="24"/>
+        </w:rPr>
+        <w:t>Live Chat</w:t>
+      </w:r>
+      <w:r>
+        <w:rPr>
+          <w:rFonts w:ascii="Adobe Heiti Std R" w:eastAsia="Adobe Heiti Std R" w:hAnsi="Adobe Heiti Std R" w:cs="Arial"/>
+          <w:sz w:val="24"/>
+          <w:szCs w:val="24"/>
+        </w:rPr>
+        <w:t xml:space="preserve"> and </w:t>
+      </w:r>
+      <w:r>
+        <w:rPr>
+          <w:rFonts w:ascii="Adobe Heiti Std R" w:eastAsia="Adobe Heiti Std R" w:hAnsi="Adobe Heiti Std R" w:cs="Arial"/>
+          <w:b/>
+          <w:bCs/>
+          <w:sz w:val="24"/>
+          <w:szCs w:val="24"/>
+        </w:rPr>
+        <w:t>Payment Gateway</w:t>
+      </w:r>
+      <w:r>
+        <w:rPr>
+          <w:rFonts w:ascii="Adobe Heiti Std R" w:eastAsia="Adobe Heiti Std R" w:hAnsi="Adobe Heiti Std R" w:cs="Arial"/>
+          <w:sz w:val="24"/>
+          <w:szCs w:val="24"/>
+        </w:rPr>
+        <w:t>.</w:t>
+      </w:r>
+    </w:p>
+    <w:p>
+      <w:pPr>
+        <w:numPr>
+          <w:ilvl w:val="0"/>
+          <w:numId w:val="31"/>
+        </w:numPr>
+        <w:spacing w:after="0" w:line="240" w:lineRule="auto"/>
+        <w:ind w:left="0"/>
+        <w:rPr>
+          <w:rFonts w:ascii="Adobe Heiti Std R" w:eastAsia="Adobe Heiti Std R" w:hAnsi="Adobe Heiti Std R" w:cs="Arial"/>
+          <w:sz w:val="24"/>
+          <w:szCs w:val="24"/>
+        </w:rPr>
+      </w:pPr>
+      <w:r>
+        <w:rPr>
+          <w:rFonts w:ascii="Adobe Heiti Std R" w:eastAsia="Adobe Heiti Std R" w:hAnsi="Adobe Heiti Std R" w:cs="Arial"/>
+          <w:b/>
+          <w:bCs/>
+          <w:sz w:val="24"/>
+          <w:szCs w:val="24"/>
+        </w:rPr>
+        <w:t>User Persona Creation:</w:t>
+      </w:r>
+      <w:r>
+        <w:rPr>
+          <w:rFonts w:ascii="Adobe Heiti Std R" w:eastAsia="Adobe Heiti Std R" w:hAnsi="Adobe Heiti Std R" w:cs="Arial"/>
+          <w:sz w:val="24"/>
+          <w:szCs w:val="24"/>
+        </w:rPr>
+        <w:t xml:space="preserve"> Define the "Frequent Shopper" vs. the "Guest User" behavior.</w:t>
+      </w:r>
+    </w:p>
+    <w:p>
+      <w:pPr>
+        <w:spacing w:line="240" w:lineRule="auto"/>
+        <w:rPr>
+          <w:rFonts w:ascii="Adobe Heiti Std R" w:eastAsia="Adobe Heiti Std R" w:hAnsi="Adobe Heiti Std R" w:cs="Arial"/>
+          <w:b/>
+          <w:bCs/>
+          <w:sz w:val="24"/>
+          <w:szCs w:val="24"/>
+        </w:rPr>
+      </w:pPr>
+      <w:r>
+        <w:rPr>
+          <w:rFonts w:ascii="Adobe Heiti Std R" w:eastAsia="Adobe Heiti Std R" w:hAnsi="Adobe Heiti Std R" w:cs="Arial"/>
+          <w:b/>
+          <w:bCs/>
+          <w:sz w:val="24"/>
+          <w:szCs w:val="24"/>
+        </w:rPr>
+        <w:t>Phase 2: Information Architecture &amp; UX Design</w:t>
+      </w:r>
+    </w:p>
+    <w:p>
+      <w:pPr>
+        <w:numPr>
+          <w:ilvl w:val="0"/>
+          <w:numId w:val="32"/>
+        </w:numPr>
+        <w:spacing w:after="0" w:line="240" w:lineRule="auto"/>
+        <w:ind w:left="0"/>
+        <w:rPr>
+          <w:rFonts w:ascii="Adobe Heiti Std R" w:eastAsia="Adobe Heiti Std R" w:hAnsi="Adobe Heiti Std R" w:cs="Arial"/>
+          <w:sz w:val="24"/>
+          <w:szCs w:val="24"/>
+        </w:rPr>
+      </w:pPr>
+      <w:r>
+        <w:rPr>
+          <w:rFonts w:ascii="Adobe Heiti Std R" w:eastAsia="Adobe Heiti Std R" w:hAnsi="Adobe Heiti Std R" w:cs="Arial"/>
+          <w:b/>
+          <w:bCs/>
+          <w:sz w:val="24"/>
+          <w:szCs w:val="24"/>
+        </w:rPr>
+        <w:t>Site Map Finalization:</w:t>
+      </w:r>
+      <w:r>
+        <w:rPr>
+          <w:rFonts w:ascii="Adobe Heiti Std R" w:eastAsia="Adobe Heiti Std R" w:hAnsi="Adobe Heiti Std R" w:cs="Arial"/>
+          <w:sz w:val="24"/>
+          <w:szCs w:val="24"/>
+        </w:rPr>
+        <w:t xml:space="preserve"> Mapping the hierarchy from the Blog to the Checkout.</w:t>
+      </w:r>
+    </w:p>
+    <w:p>
+      <w:pPr>
+        <w:numPr>
+          <w:ilvl w:val="0"/>
+          <w:numId w:val="32"/>
+        </w:numPr>
+        <w:spacing w:after="0" w:line="240" w:lineRule="auto"/>
+        <w:ind w:left="0"/>
+        <w:rPr>
+          <w:rFonts w:ascii="Adobe Heiti Std R" w:eastAsia="Adobe Heiti Std R" w:hAnsi="Adobe Heiti Std R" w:cs="Arial"/>
+          <w:sz w:val="24"/>
+          <w:szCs w:val="24"/>
+        </w:rPr>
+      </w:pPr>
+      <w:r>
+        <w:rPr>
+          <w:rFonts w:ascii="Adobe Heiti Std R" w:eastAsia="Adobe Heiti Std R" w:hAnsi="Adobe Heiti Std R" w:cs="Arial"/>
+          <w:b/>
+          <w:bCs/>
+          <w:sz w:val="24"/>
+          <w:szCs w:val="24"/>
+        </w:rPr>
+        <w:t>Wire</w:t>
+      </w:r>
+      <w:r>
+        <w:rPr>
+          <w:rFonts w:ascii="Adobe Heiti Std R" w:eastAsia="Adobe Heiti Std R" w:hAnsi="Adobe Heiti Std R" w:cs="Arial"/>
+          <w:b/>
+          <w:bCs/>
+          <w:sz w:val="24"/>
+          <w:szCs w:val="24"/>
+        </w:rPr>
+        <w:t xml:space="preserve"> </w:t>
+      </w:r>
+      <w:r>
+        <w:rPr>
+          <w:rFonts w:ascii="Adobe Heiti Std R" w:eastAsia="Adobe Heiti Std R" w:hAnsi="Adobe Heiti Std R" w:cs="Arial"/>
+          <w:b/>
+          <w:bCs/>
+          <w:sz w:val="24"/>
+          <w:szCs w:val="24"/>
+        </w:rPr>
+        <w:t>framing:</w:t>
+      </w:r>
+      <w:r>
+        <w:rPr>
+          <w:rFonts w:ascii="Adobe Heiti Std R" w:eastAsia="Adobe Heiti Std R" w:hAnsi="Adobe Heiti Std R" w:cs="Arial"/>
+          <w:sz w:val="24"/>
+          <w:szCs w:val="24"/>
+        </w:rPr>
+        <w:t xml:space="preserve"> Sketching the layout of the </w:t>
+      </w:r>
+      <w:r>
+        <w:rPr>
+          <w:rFonts w:ascii="Adobe Heiti Std R" w:eastAsia="Adobe Heiti Std R" w:hAnsi="Adobe Heiti Std R" w:cs="Arial"/>
+          <w:b/>
+          <w:bCs/>
+          <w:sz w:val="24"/>
+          <w:szCs w:val="24"/>
+        </w:rPr>
+        <w:t>Product Detail Page</w:t>
+      </w:r>
+      <w:r>
+        <w:rPr>
+          <w:rFonts w:ascii="Adobe Heiti Std R" w:eastAsia="Adobe Heiti Std R" w:hAnsi="Adobe Heiti Std R" w:cs="Arial"/>
+          <w:sz w:val="24"/>
+          <w:szCs w:val="24"/>
+        </w:rPr>
+        <w:t xml:space="preserve"> and </w:t>
+      </w:r>
+      <w:r>
+        <w:rPr>
+          <w:rFonts w:ascii="Adobe Heiti Std R" w:eastAsia="Adobe Heiti Std R" w:hAnsi="Adobe Heiti Std R" w:cs="Arial"/>
+          <w:b/>
+          <w:bCs/>
+          <w:sz w:val="24"/>
+          <w:szCs w:val="24"/>
+        </w:rPr>
+        <w:t>Checkout Flow</w:t>
+      </w:r>
+      <w:r>
+        <w:rPr>
+          <w:rFonts w:ascii="Adobe Heiti Std R" w:eastAsia="Adobe Heiti Std R" w:hAnsi="Adobe Heiti Std R" w:cs="Arial"/>
+          <w:sz w:val="24"/>
+          <w:szCs w:val="24"/>
+        </w:rPr>
+        <w:t>.</w:t>
+      </w:r>
+    </w:p>
+    <w:p>
+      <w:pPr>
+        <w:numPr>
+          <w:ilvl w:val="0"/>
+          <w:numId w:val="32"/>
+        </w:numPr>
+        <w:spacing w:after="0" w:line="240" w:lineRule="auto"/>
+        <w:ind w:left="0"/>
+        <w:rPr>
+          <w:rFonts w:ascii="Adobe Heiti Std R" w:eastAsia="Adobe Heiti Std R" w:hAnsi="Adobe Heiti Std R" w:cs="Arial"/>
+          <w:sz w:val="24"/>
+          <w:szCs w:val="24"/>
+        </w:rPr>
+      </w:pPr>
+      <w:r>
+        <w:rPr>
+          <w:rFonts w:ascii="Adobe Heiti Std R" w:eastAsia="Adobe Heiti Std R" w:hAnsi="Adobe Heiti Std R" w:cs="Arial"/>
+          <w:b/>
+          <w:bCs/>
+          <w:sz w:val="24"/>
+          <w:szCs w:val="24"/>
+        </w:rPr>
+        <w:t>Prototyping:</w:t>
+      </w:r>
+      <w:r>
+        <w:rPr>
+          <w:rFonts w:ascii="Adobe Heiti Std R" w:eastAsia="Adobe Heiti Std R" w:hAnsi="Adobe Heiti Std R" w:cs="Arial"/>
+          <w:sz w:val="24"/>
+          <w:szCs w:val="24"/>
+        </w:rPr>
+        <w:t xml:space="preserve"> Creating a clickable model to test the "User-Friendly Checkout" experience.</w:t>
+      </w:r>
+    </w:p>
+    <w:p>
+      <w:pPr>
+        <w:spacing w:line="240" w:lineRule="auto"/>
+        <w:rPr>
+          <w:rFonts w:ascii="Adobe Heiti Std R" w:eastAsia="Adobe Heiti Std R" w:hAnsi="Adobe Heiti Std R" w:cs="Arial"/>
+          <w:b/>
+          <w:bCs/>
+          <w:sz w:val="24"/>
+          <w:szCs w:val="24"/>
+        </w:rPr>
+      </w:pPr>
+      <w:r>
+        <w:rPr>
+          <w:rFonts w:ascii="Adobe Heiti Std R" w:eastAsia="Adobe Heiti Std R" w:hAnsi="Adobe Heiti Std R" w:cs="Arial"/>
+          <w:b/>
+          <w:bCs/>
+          <w:sz w:val="24"/>
+          <w:szCs w:val="24"/>
+        </w:rPr>
+        <w:t>Phase 3: Visual Design (UI)</w:t>
+      </w:r>
+    </w:p>
+    <w:p>
+      <w:pPr>
+        <w:numPr>
+          <w:ilvl w:val="0"/>
+          <w:numId w:val="33"/>
+        </w:numPr>
+        <w:spacing w:after="0" w:line="240" w:lineRule="auto"/>
+        <w:ind w:left="0"/>
+        <w:rPr>
+          <w:rFonts w:ascii="Adobe Heiti Std R" w:eastAsia="Adobe Heiti Std R" w:hAnsi="Adobe Heiti Std R" w:cs="Arial"/>
+          <w:sz w:val="24"/>
+          <w:szCs w:val="24"/>
+        </w:rPr>
+      </w:pPr>
+      <w:r>
+        <w:rPr>
+          <w:rFonts w:ascii="Adobe Heiti Std R" w:eastAsia="Adobe Heiti Std R" w:hAnsi="Adobe Heiti Std R" w:cs="Arial"/>
+          <w:b/>
+          <w:bCs/>
+          <w:sz w:val="24"/>
+          <w:szCs w:val="24"/>
+        </w:rPr>
+        <w:t>Brand Styling:</w:t>
+      </w:r>
+      <w:r>
+        <w:rPr>
+          <w:rFonts w:ascii="Adobe Heiti Std R" w:eastAsia="Adobe Heiti Std R" w:hAnsi="Adobe Heiti Std R" w:cs="Arial"/>
+          <w:sz w:val="24"/>
+          <w:szCs w:val="24"/>
+        </w:rPr>
+        <w:t xml:space="preserve"> Selecting typography and colors that reflect a "Fashion Retail" aesthetic.</w:t>
+      </w:r>
+    </w:p>
+    <w:p>
+      <w:pPr>
+        <w:numPr>
+          <w:ilvl w:val="0"/>
+          <w:numId w:val="33"/>
+        </w:numPr>
+        <w:spacing w:after="0" w:line="240" w:lineRule="auto"/>
+        <w:ind w:left="0"/>
+        <w:rPr>
+          <w:rFonts w:ascii="Adobe Heiti Std R" w:eastAsia="Adobe Heiti Std R" w:hAnsi="Adobe Heiti Std R" w:cs="Arial"/>
+          <w:sz w:val="24"/>
+          <w:szCs w:val="24"/>
+        </w:rPr>
+      </w:pPr>
+      <w:r>
+        <w:rPr>
+          <w:rFonts w:ascii="Adobe Heiti Std R" w:eastAsia="Adobe Heiti Std R" w:hAnsi="Adobe Heiti Std R" w:cs="Arial"/>
+          <w:b/>
+          <w:bCs/>
+          <w:sz w:val="24"/>
+          <w:szCs w:val="24"/>
+        </w:rPr>
+        <w:t>Component Design:</w:t>
+      </w:r>
+      <w:r>
+        <w:rPr>
+          <w:rFonts w:ascii="Adobe Heiti Std R" w:eastAsia="Adobe Heiti Std R" w:hAnsi="Adobe Heiti Std R" w:cs="Arial"/>
+          <w:sz w:val="24"/>
+          <w:szCs w:val="24"/>
+        </w:rPr>
+        <w:t xml:space="preserve"> Creating buttons, icons, and card layouts for product listings.</w:t>
+      </w:r>
+    </w:p>
+    <w:p>
+      <w:pPr>
+        <w:numPr>
+          <w:ilvl w:val="0"/>
+          <w:numId w:val="33"/>
+        </w:numPr>
+        <w:spacing w:after="0" w:line="240" w:lineRule="auto"/>
+        <w:ind w:left="0"/>
+        <w:rPr>
+          <w:rFonts w:ascii="Adobe Heiti Std R" w:eastAsia="Adobe Heiti Std R" w:hAnsi="Adobe Heiti Std R" w:cs="Arial"/>
+          <w:sz w:val="24"/>
+          <w:szCs w:val="24"/>
+        </w:rPr>
+      </w:pPr>
+      <w:r>
+        <w:rPr>
+          <w:rFonts w:ascii="Adobe Heiti Std R" w:eastAsia="Adobe Heiti Std R" w:hAnsi="Adobe Heiti Std R" w:cs="Arial"/>
+          <w:b/>
+          <w:bCs/>
+          <w:sz w:val="24"/>
+          <w:szCs w:val="24"/>
+        </w:rPr>
+        <w:t>Responsive Mockups:</w:t>
+      </w:r>
+      <w:r>
+        <w:rPr>
+          <w:rFonts w:ascii="Adobe Heiti Std R" w:eastAsia="Adobe Heiti Std R" w:hAnsi="Adobe Heiti Std R" w:cs="Arial"/>
+          <w:sz w:val="24"/>
+          <w:szCs w:val="24"/>
+        </w:rPr>
+        <w:t xml:space="preserve"> Designing how the Promotional Campaigns look on mobile vs. desktop.</w:t>
+      </w:r>
+    </w:p>
+    <w:p>
+      <w:pPr>
+        <w:spacing w:line="240" w:lineRule="auto"/>
+        <w:rPr>
+          <w:rFonts w:ascii="Adobe Heiti Std R" w:eastAsia="Adobe Heiti Std R" w:hAnsi="Adobe Heiti Std R" w:cs="Arial"/>
+          <w:b/>
+          <w:bCs/>
+          <w:sz w:val="24"/>
+          <w:szCs w:val="24"/>
+        </w:rPr>
+      </w:pPr>
+      <w:r>
+        <w:rPr>
+          <w:rFonts w:ascii="Adobe Heiti Std R" w:eastAsia="Adobe Heiti Std R" w:hAnsi="Adobe Heiti Std R" w:cs="Arial"/>
+          <w:b/>
+          <w:bCs/>
+          <w:sz w:val="24"/>
+          <w:szCs w:val="24"/>
+        </w:rPr>
+        <w:t>Phase 4: Development &amp; Integration</w:t>
+      </w:r>
+    </w:p>
+    <w:p>
+      <w:pPr>
+        <w:numPr>
+          <w:ilvl w:val="0"/>
+          <w:numId w:val="34"/>
+        </w:numPr>
+        <w:spacing w:after="0" w:line="240" w:lineRule="auto"/>
+        <w:ind w:left="0"/>
+        <w:rPr>
+          <w:rFonts w:ascii="Adobe Heiti Std R" w:eastAsia="Adobe Heiti Std R" w:hAnsi="Adobe Heiti Std R" w:cs="Arial"/>
+          <w:sz w:val="24"/>
+          <w:szCs w:val="24"/>
+        </w:rPr>
+      </w:pPr>
+      <w:r>
+        <w:rPr>
+          <w:rFonts w:ascii="Adobe Heiti Std R" w:eastAsia="Adobe Heiti Std R" w:hAnsi="Adobe Heiti Std R" w:cs="Arial"/>
+          <w:b/>
+          <w:bCs/>
+          <w:sz w:val="24"/>
+          <w:szCs w:val="24"/>
+        </w:rPr>
+        <w:t>Frontend Coding:</w:t>
+      </w:r>
+      <w:r>
+        <w:rPr>
+          <w:rFonts w:ascii="Adobe Heiti Std R" w:eastAsia="Adobe Heiti Std R" w:hAnsi="Adobe Heiti Std R" w:cs="Arial"/>
+          <w:sz w:val="24"/>
+          <w:szCs w:val="24"/>
+        </w:rPr>
+        <w:t xml:space="preserve"> Building the user-facing site (HTML/CSS/JS).</w:t>
+      </w:r>
+    </w:p>
+    <w:p>
+      <w:pPr>
+        <w:numPr>
+          <w:ilvl w:val="0"/>
+          <w:numId w:val="34"/>
+        </w:numPr>
+        <w:spacing w:after="0" w:line="240" w:lineRule="auto"/>
+        <w:ind w:left="0"/>
+        <w:rPr>
+          <w:rFonts w:ascii="Adobe Heiti Std R" w:eastAsia="Adobe Heiti Std R" w:hAnsi="Adobe Heiti Std R" w:cs="Arial"/>
+          <w:sz w:val="24"/>
+          <w:szCs w:val="24"/>
+        </w:rPr>
+      </w:pPr>
+      <w:r>
+        <w:rPr>
+          <w:rFonts w:ascii="Adobe Heiti Std R" w:eastAsia="Adobe Heiti Std R" w:hAnsi="Adobe Heiti Std R" w:cs="Arial"/>
+          <w:b/>
+          <w:bCs/>
+          <w:sz w:val="24"/>
+          <w:szCs w:val="24"/>
+        </w:rPr>
+        <w:t>Backend Setup:</w:t>
+      </w:r>
+      <w:r>
+        <w:rPr>
+          <w:rFonts w:ascii="Adobe Heiti Std R" w:eastAsia="Adobe Heiti Std R" w:hAnsi="Adobe Heiti Std R" w:cs="Arial"/>
+          <w:sz w:val="24"/>
+          <w:szCs w:val="24"/>
+        </w:rPr>
+        <w:t xml:space="preserve"> Configuring the database for products and customer reviews.</w:t>
+      </w:r>
+    </w:p>
+    <w:p>
+      <w:pPr>
+        <w:numPr>
+          <w:ilvl w:val="0"/>
+          <w:numId w:val="34"/>
+        </w:numPr>
+        <w:spacing w:after="0" w:line="240" w:lineRule="auto"/>
+        <w:ind w:left="0"/>
+        <w:rPr>
+          <w:rFonts w:ascii="Adobe Heiti Std R" w:eastAsia="Adobe Heiti Std R" w:hAnsi="Adobe Heiti Std R" w:cs="Arial"/>
+          <w:sz w:val="24"/>
+          <w:szCs w:val="24"/>
+        </w:rPr>
+      </w:pPr>
+      <w:r>
+        <w:rPr>
+          <w:rFonts w:ascii="Adobe Heiti Std R" w:eastAsia="Adobe Heiti Std R" w:hAnsi="Adobe Heiti Std R" w:cs="Arial"/>
+          <w:b/>
+          <w:bCs/>
+          <w:sz w:val="24"/>
+          <w:szCs w:val="24"/>
+        </w:rPr>
+        <w:t>API Integrations:</w:t>
+      </w:r>
+    </w:p>
+    <w:p>
+      <w:pPr>
+        <w:numPr>
+          <w:ilvl w:val="1"/>
+          <w:numId w:val="34"/>
+        </w:numPr>
+        <w:spacing w:after="0" w:line="240" w:lineRule="auto"/>
+        <w:ind w:left="0"/>
+        <w:rPr>
+          <w:rFonts w:ascii="Adobe Heiti Std R" w:eastAsia="Adobe Heiti Std R" w:hAnsi="Adobe Heiti Std R" w:cs="Arial"/>
+          <w:sz w:val="24"/>
+          <w:szCs w:val="24"/>
+        </w:rPr>
+      </w:pPr>
+      <w:r>
+        <w:rPr>
+          <w:rFonts w:ascii="Adobe Heiti Std R" w:eastAsia="Adobe Heiti Std R" w:hAnsi="Adobe Heiti Std R" w:cs="Arial"/>
+          <w:sz w:val="24"/>
+          <w:szCs w:val="24"/>
+        </w:rPr>
+        <w:t xml:space="preserve">Connecting the </w:t>
+      </w:r>
+      <w:r>
+        <w:rPr>
+          <w:rFonts w:ascii="Adobe Heiti Std R" w:eastAsia="Adobe Heiti Std R" w:hAnsi="Adobe Heiti Std R" w:cs="Arial"/>
+          <w:b/>
+          <w:bCs/>
+          <w:sz w:val="24"/>
+          <w:szCs w:val="24"/>
+        </w:rPr>
+        <w:t>Secure Payment Gateway</w:t>
+      </w:r>
+      <w:r>
+        <w:rPr>
+          <w:rFonts w:ascii="Adobe Heiti Std R" w:eastAsia="Adobe Heiti Std R" w:hAnsi="Adobe Heiti Std R" w:cs="Arial"/>
+          <w:sz w:val="24"/>
+          <w:szCs w:val="24"/>
+        </w:rPr>
+        <w:t>.</w:t>
+      </w:r>
+    </w:p>
+    <w:p>
+      <w:pPr>
+        <w:numPr>
+          <w:ilvl w:val="1"/>
+          <w:numId w:val="34"/>
+        </w:numPr>
+        <w:spacing w:after="0" w:line="240" w:lineRule="auto"/>
+        <w:ind w:left="0"/>
+        <w:rPr>
+          <w:rFonts w:ascii="Adobe Heiti Std R" w:eastAsia="Adobe Heiti Std R" w:hAnsi="Adobe Heiti Std R" w:cs="Arial"/>
+          <w:sz w:val="24"/>
+          <w:szCs w:val="24"/>
+        </w:rPr>
+      </w:pPr>
+      <w:r>
+        <w:rPr>
+          <w:rFonts w:ascii="Adobe Heiti Std R" w:eastAsia="Adobe Heiti Std R" w:hAnsi="Adobe Heiti Std R" w:cs="Arial"/>
+          <w:sz w:val="24"/>
+          <w:szCs w:val="24"/>
+        </w:rPr>
+        <w:t xml:space="preserve">Embedding the </w:t>
+      </w:r>
+      <w:r>
+        <w:rPr>
+          <w:rFonts w:ascii="Adobe Heiti Std R" w:eastAsia="Adobe Heiti Std R" w:hAnsi="Adobe Heiti Std R" w:cs="Arial"/>
+          <w:b/>
+          <w:bCs/>
+          <w:sz w:val="24"/>
+          <w:szCs w:val="24"/>
+        </w:rPr>
+        <w:t>Live Chat</w:t>
+      </w:r>
+      <w:r>
+        <w:rPr>
+          <w:rFonts w:ascii="Adobe Heiti Std R" w:eastAsia="Adobe Heiti Std R" w:hAnsi="Adobe Heiti Std R" w:cs="Arial"/>
+          <w:sz w:val="24"/>
+          <w:szCs w:val="24"/>
+        </w:rPr>
+        <w:t xml:space="preserve"> functionality.</w:t>
+      </w:r>
+    </w:p>
+    <w:p>
+      <w:pPr>
+        <w:numPr>
+          <w:ilvl w:val="1"/>
+          <w:numId w:val="34"/>
+        </w:numPr>
+        <w:spacing w:after="0" w:line="240" w:lineRule="auto"/>
+        <w:ind w:left="0"/>
+        <w:rPr>
+          <w:rFonts w:ascii="Adobe Heiti Std R" w:eastAsia="Adobe Heiti Std R" w:hAnsi="Adobe Heiti Std R" w:cs="Arial"/>
+          <w:sz w:val="24"/>
+          <w:szCs w:val="24"/>
+        </w:rPr>
+      </w:pPr>
+      <w:r>
+        <w:rPr>
+          <w:rFonts w:ascii="Adobe Heiti Std R" w:eastAsia="Adobe Heiti Std R" w:hAnsi="Adobe Heiti Std R" w:cs="Arial"/>
+          <w:sz w:val="24"/>
+          <w:szCs w:val="24"/>
+        </w:rPr>
+        <w:t xml:space="preserve">Linking the </w:t>
+      </w:r>
+      <w:r>
+        <w:rPr>
+          <w:rFonts w:ascii="Adobe Heiti Std R" w:eastAsia="Adobe Heiti Std R" w:hAnsi="Adobe Heiti Std R" w:cs="Arial"/>
+          <w:b/>
+          <w:bCs/>
+          <w:sz w:val="24"/>
+          <w:szCs w:val="24"/>
+        </w:rPr>
+        <w:t>Blog</w:t>
+      </w:r>
+      <w:r>
+        <w:rPr>
+          <w:rFonts w:ascii="Adobe Heiti Std R" w:eastAsia="Adobe Heiti Std R" w:hAnsi="Adobe Heiti Std R" w:cs="Arial"/>
+          <w:sz w:val="24"/>
+          <w:szCs w:val="24"/>
+        </w:rPr>
+        <w:t xml:space="preserve"> CMS (Content Management System).</w:t>
+      </w:r>
+    </w:p>
+    <w:p>
+      <w:pPr>
+        <w:spacing w:line="240" w:lineRule="auto"/>
+        <w:rPr>
+          <w:rFonts w:ascii="Adobe Heiti Std R" w:eastAsia="Adobe Heiti Std R" w:hAnsi="Adobe Heiti Std R" w:cs="Arial"/>
+          <w:b/>
+          <w:bCs/>
+          <w:sz w:val="24"/>
+          <w:szCs w:val="24"/>
+        </w:rPr>
+      </w:pPr>
+      <w:r>
+        <w:rPr>
+          <w:rFonts w:ascii="Adobe Heiti Std R" w:eastAsia="Adobe Heiti Std R" w:hAnsi="Adobe Heiti Std R" w:cs="Arial"/>
+          <w:b/>
+          <w:bCs/>
+          <w:sz w:val="24"/>
+          <w:szCs w:val="24"/>
+        </w:rPr>
+        <w:t>Phase 5: Testing &amp; Quality Assurance (QA)</w:t>
+      </w:r>
+    </w:p>
+    <w:p>
+      <w:pPr>
+        <w:numPr>
+          <w:ilvl w:val="0"/>
+          <w:numId w:val="35"/>
+        </w:numPr>
+        <w:spacing w:after="0" w:line="240" w:lineRule="auto"/>
+        <w:ind w:left="0"/>
+        <w:rPr>
+          <w:rFonts w:ascii="Adobe Heiti Std R" w:eastAsia="Adobe Heiti Std R" w:hAnsi="Adobe Heiti Std R" w:cs="Arial"/>
+          <w:sz w:val="24"/>
+          <w:szCs w:val="24"/>
+        </w:rPr>
+      </w:pPr>
+      <w:r>
+        <w:rPr>
+          <w:rFonts w:ascii="Adobe Heiti Std R" w:eastAsia="Adobe Heiti Std R" w:hAnsi="Adobe Heiti Std R" w:cs="Arial"/>
+          <w:b/>
+          <w:bCs/>
+          <w:sz w:val="24"/>
+          <w:szCs w:val="24"/>
+        </w:rPr>
+        <w:t>Functional Testing:</w:t>
+      </w:r>
+      <w:r>
+        <w:rPr>
+          <w:rFonts w:ascii="Adobe Heiti Std R" w:eastAsia="Adobe Heiti Std R" w:hAnsi="Adobe Heiti Std R" w:cs="Arial"/>
+          <w:sz w:val="24"/>
+          <w:szCs w:val="24"/>
+        </w:rPr>
+        <w:t xml:space="preserve"> Ensuring "Add to Cart" and "Promotional Codes" work perfectly.</w:t>
+      </w:r>
+    </w:p>
+    <w:p>
+      <w:pPr>
+        <w:numPr>
+          <w:ilvl w:val="0"/>
+          <w:numId w:val="35"/>
+        </w:numPr>
+        <w:spacing w:after="0" w:line="240" w:lineRule="auto"/>
+        <w:ind w:left="0"/>
+        <w:rPr>
+          <w:rFonts w:ascii="Adobe Heiti Std R" w:eastAsia="Adobe Heiti Std R" w:hAnsi="Adobe Heiti Std R" w:cs="Arial"/>
+          <w:sz w:val="24"/>
+          <w:szCs w:val="24"/>
+        </w:rPr>
+      </w:pPr>
+      <w:r>
+        <w:rPr>
+          <w:rFonts w:ascii="Adobe Heiti Std R" w:eastAsia="Adobe Heiti Std R" w:hAnsi="Adobe Heiti Std R" w:cs="Arial"/>
+          <w:b/>
+          <w:bCs/>
+          <w:sz w:val="24"/>
+          <w:szCs w:val="24"/>
+        </w:rPr>
+        <w:t>Security Audit:</w:t>
+      </w:r>
+      <w:r>
+        <w:rPr>
+          <w:rFonts w:ascii="Adobe Heiti Std R" w:eastAsia="Adobe Heiti Std R" w:hAnsi="Adobe Heiti Std R" w:cs="Arial"/>
+          <w:sz w:val="24"/>
+          <w:szCs w:val="24"/>
+        </w:rPr>
+        <w:t xml:space="preserve"> Testing the SSL encryption on the payment page.</w:t>
+      </w:r>
+    </w:p>
+    <w:p>
+      <w:pPr>
+        <w:numPr>
+          <w:ilvl w:val="0"/>
+          <w:numId w:val="35"/>
+        </w:numPr>
+        <w:spacing w:after="0" w:line="240" w:lineRule="auto"/>
+        <w:ind w:left="0"/>
+        <w:rPr>
+          <w:rFonts w:ascii="Adobe Heiti Std R" w:eastAsia="Adobe Heiti Std R" w:hAnsi="Adobe Heiti Std R" w:cs="Arial"/>
+          <w:sz w:val="24"/>
+          <w:szCs w:val="24"/>
+        </w:rPr>
+      </w:pPr>
+      <w:r>
+        <w:rPr>
+          <w:rFonts w:ascii="Adobe Heiti Std R" w:eastAsia="Adobe Heiti Std R" w:hAnsi="Adobe Heiti Std R" w:cs="Arial"/>
+          <w:b/>
+          <w:bCs/>
+          <w:sz w:val="24"/>
+          <w:szCs w:val="24"/>
+        </w:rPr>
+        <w:t>User Acceptance Testing (UAT):</w:t>
+      </w:r>
+      <w:r>
+        <w:rPr>
+          <w:rFonts w:ascii="Adobe Heiti Std R" w:eastAsia="Adobe Heiti Std R" w:hAnsi="Adobe Heiti Std R" w:cs="Arial"/>
+          <w:sz w:val="24"/>
+          <w:szCs w:val="24"/>
+        </w:rPr>
+        <w:t xml:space="preserve"> Having real users navigate the site to find "pain points."</w:t>
+      </w:r>
+    </w:p>
+    <w:p>
+      <w:pPr>
+        <w:spacing w:line="240" w:lineRule="auto"/>
+        <w:rPr>
+          <w:rFonts w:ascii="Adobe Heiti Std R" w:eastAsia="Adobe Heiti Std R" w:hAnsi="Adobe Heiti Std R" w:cs="Arial"/>
+          <w:b/>
+          <w:bCs/>
+          <w:sz w:val="24"/>
+          <w:szCs w:val="24"/>
+        </w:rPr>
+      </w:pPr>
+      <w:r>
+        <w:rPr>
+          <w:rFonts w:ascii="Adobe Heiti Std R" w:eastAsia="Adobe Heiti Std R" w:hAnsi="Adobe Heiti Std R" w:cs="Arial"/>
+          <w:b/>
+          <w:bCs/>
+          <w:sz w:val="24"/>
+          <w:szCs w:val="24"/>
+        </w:rPr>
+        <w:t>Phase 6: Deployment &amp; Optimization</w:t>
+      </w:r>
+    </w:p>
+    <w:p>
+      <w:pPr>
+        <w:numPr>
+          <w:ilvl w:val="0"/>
+          <w:numId w:val="36"/>
+        </w:numPr>
+        <w:spacing w:after="0" w:line="240" w:lineRule="auto"/>
+        <w:ind w:left="0"/>
+        <w:rPr>
+          <w:rFonts w:ascii="Adobe Heiti Std R" w:eastAsia="Adobe Heiti Std R" w:hAnsi="Adobe Heiti Std R" w:cs="Arial"/>
+          <w:sz w:val="24"/>
+          <w:szCs w:val="24"/>
+        </w:rPr>
+      </w:pPr>
+      <w:r>
+        <w:rPr>
+          <w:rFonts w:ascii="Adobe Heiti Std R" w:eastAsia="Adobe Heiti Std R" w:hAnsi="Adobe Heiti Std R" w:cs="Arial"/>
+          <w:b/>
+          <w:bCs/>
+          <w:sz w:val="24"/>
+          <w:szCs w:val="24"/>
+        </w:rPr>
+        <w:t>Launch:</w:t>
+      </w:r>
+      <w:r>
+        <w:rPr>
+          <w:rFonts w:ascii="Adobe Heiti Std R" w:eastAsia="Adobe Heiti Std R" w:hAnsi="Adobe Heiti Std R" w:cs="Arial"/>
+          <w:sz w:val="24"/>
+          <w:szCs w:val="24"/>
+        </w:rPr>
+        <w:t xml:space="preserve"> Moving the site from the staging server to the live domain.</w:t>
+      </w:r>
+    </w:p>
+    <w:p>
+      <w:pPr>
+        <w:numPr>
+          <w:ilvl w:val="0"/>
+          <w:numId w:val="36"/>
+        </w:numPr>
+        <w:spacing w:after="0" w:line="240" w:lineRule="auto"/>
+        <w:ind w:left="0"/>
+        <w:rPr>
+          <w:rFonts w:ascii="Adobe Heiti Std R" w:eastAsia="Adobe Heiti Std R" w:hAnsi="Adobe Heiti Std R" w:cs="Arial"/>
+          <w:sz w:val="24"/>
+          <w:szCs w:val="24"/>
+        </w:rPr>
+      </w:pPr>
+      <w:r>
+        <w:rPr>
+          <w:rFonts w:ascii="Adobe Heiti Std R" w:eastAsia="Adobe Heiti Std R" w:hAnsi="Adobe Heiti Std R" w:cs="Arial"/>
+          <w:b/>
+          <w:bCs/>
+          <w:sz w:val="24"/>
+          <w:szCs w:val="24"/>
+        </w:rPr>
+        <w:t>SEO Indexing:</w:t>
+      </w:r>
+      <w:r>
+        <w:rPr>
+          <w:rFonts w:ascii="Adobe Heiti Std R" w:eastAsia="Adobe Heiti Std R" w:hAnsi="Adobe Heiti Std R" w:cs="Arial"/>
+          <w:sz w:val="24"/>
+          <w:szCs w:val="24"/>
+        </w:rPr>
+        <w:t xml:space="preserve"> Submitting the site map to search engines.</w:t>
+      </w:r>
+    </w:p>
+    <w:p>
+      <w:pPr>
+        <w:numPr>
+          <w:ilvl w:val="0"/>
+          <w:numId w:val="36"/>
+        </w:numPr>
+        <w:spacing w:after="0" w:line="240" w:lineRule="auto"/>
+        <w:ind w:left="0"/>
+        <w:rPr>
+          <w:rFonts w:ascii="Adobe Heiti Std R" w:eastAsia="Adobe Heiti Std R" w:hAnsi="Adobe Heiti Std R" w:cs="Arial"/>
+          <w:sz w:val="24"/>
+          <w:szCs w:val="24"/>
+        </w:rPr>
+      </w:pPr>
+      <w:r>
+        <w:rPr>
+          <w:rFonts w:ascii="Adobe Heiti Std R" w:eastAsia="Adobe Heiti Std R" w:hAnsi="Adobe Heiti Std R" w:cs="Arial"/>
+          <w:b/>
+          <w:bCs/>
+          <w:sz w:val="24"/>
+          <w:szCs w:val="24"/>
+        </w:rPr>
+        <w:t>Post-Launch Support:</w:t>
+      </w:r>
+      <w:r>
+        <w:rPr>
+          <w:rFonts w:ascii="Adobe Heiti Std R" w:eastAsia="Adobe Heiti Std R" w:hAnsi="Adobe Heiti Std R" w:cs="Arial"/>
+          <w:sz w:val="24"/>
+          <w:szCs w:val="24"/>
+        </w:rPr>
+        <w:t xml:space="preserve"> Monitoring the Live Chat and Blog performance for the first 30 days.</w:t>
+      </w:r>
+    </w:p>
+    <w:p>
+      <w:pPr>
+        <w:spacing w:before="480" w:after="480" w:line="240" w:lineRule="auto"/>
+        <w:rPr>
+          <w:rFonts w:ascii="Times New Roman" w:eastAsia="Times New Roman" w:hAnsi="Times New Roman" w:cs="Times New Roman"/>
+          <w:sz w:val="24"/>
+          <w:szCs w:val="24"/>
+        </w:rPr>
+      </w:pPr>
+    </w:p>
+    <w:p>
+      <w:pPr>
+        <w:rPr>
+          <w:rFonts w:ascii="Adobe Gothic Std B" w:eastAsia="Adobe Gothic Std B" w:hAnsi="Adobe Gothic Std B"/>
+          <w:sz w:val="44"/>
+          <w:szCs w:val="44"/>
         </w:rPr>
       </w:pPr>
     </w:p>
@@ -7481,6 +9591,155 @@
     </w:lvl>
   </w:abstractNum>
   <w:abstractNum w:abstractNumId="1" w15:restartNumberingAfterBreak="0">
+    <w:nsid w:val="06230CE1"/>
+    <w:multiLevelType w:val="multilevel"/>
+    <w:tmpl w:val="8A6A762A"/>
+    <w:lvl w:ilvl="0">
+      <w:start w:val="1"/>
+      <w:numFmt w:val="bullet"/>
+      <w:lvlText w:val=""/>
+      <w:lvlJc w:val="left"/>
+      <w:pPr>
+        <w:tabs>
+          <w:tab w:val="num" w:pos="720"/>
+        </w:tabs>
+        <w:ind w:left="720" w:hanging="360"/>
+      </w:pPr>
+      <w:rPr>
+        <w:rFonts w:ascii="Symbol" w:hAnsi="Symbol" w:hint="default"/>
+        <w:sz w:val="20"/>
+      </w:rPr>
+    </w:lvl>
+    <w:lvl w:ilvl="1" w:tentative="1">
+      <w:start w:val="1"/>
+      <w:numFmt w:val="bullet"/>
+      <w:lvlText w:val="o"/>
+      <w:lvlJc w:val="left"/>
+      <w:pPr>
+        <w:tabs>
+          <w:tab w:val="num" w:pos="1440"/>
+        </w:tabs>
+        <w:ind w:left="1440" w:hanging="360"/>
+      </w:pPr>
+      <w:rPr>
+        <w:rFonts w:ascii="Courier New" w:hAnsi="Courier New" w:hint="default"/>
+        <w:sz w:val="20"/>
+      </w:rPr>
+    </w:lvl>
+    <w:lvl w:ilvl="2" w:tentative="1">
+      <w:start w:val="1"/>
+      <w:numFmt w:val="bullet"/>
+      <w:lvlText w:val=""/>
+      <w:lvlJc w:val="left"/>
+      <w:pPr>
+        <w:tabs>
+          <w:tab w:val="num" w:pos="2160"/>
+        </w:tabs>
+        <w:ind w:left="2160" w:hanging="360"/>
+      </w:pPr>
+      <w:rPr>
+        <w:rFonts w:ascii="Wingdings" w:hAnsi="Wingdings" w:hint="default"/>
+        <w:sz w:val="20"/>
+      </w:rPr>
+    </w:lvl>
+    <w:lvl w:ilvl="3" w:tentative="1">
+      <w:start w:val="1"/>
+      <w:numFmt w:val="bullet"/>
+      <w:lvlText w:val=""/>
+      <w:lvlJc w:val="left"/>
+      <w:pPr>
+        <w:tabs>
+          <w:tab w:val="num" w:pos="2880"/>
+        </w:tabs>
+        <w:ind w:left="2880" w:hanging="360"/>
+      </w:pPr>
+      <w:rPr>
+        <w:rFonts w:ascii="Wingdings" w:hAnsi="Wingdings" w:hint="default"/>
+        <w:sz w:val="20"/>
+      </w:rPr>
+    </w:lvl>
+    <w:lvl w:ilvl="4" w:tentative="1">
+      <w:start w:val="1"/>
+      <w:numFmt w:val="bullet"/>
+      <w:lvlText w:val=""/>
+      <w:lvlJc w:val="left"/>
+      <w:pPr>
+        <w:tabs>
+          <w:tab w:val="num" w:pos="3600"/>
+        </w:tabs>
+        <w:ind w:left="3600" w:hanging="360"/>
+      </w:pPr>
+      <w:rPr>
+        <w:rFonts w:ascii="Wingdings" w:hAnsi="Wingdings" w:hint="default"/>
+        <w:sz w:val="20"/>
+      </w:rPr>
+    </w:lvl>
+    <w:lvl w:ilvl="5" w:tentative="1">
+      <w:start w:val="1"/>
+      <w:numFmt w:val="bullet"/>
+      <w:lvlText w:val=""/>
+      <w:lvlJc w:val="left"/>
+      <w:pPr>
+        <w:tabs>
+          <w:tab w:val="num" w:pos="4320"/>
+        </w:tabs>
+        <w:ind w:left="4320" w:hanging="360"/>
+      </w:pPr>
+      <w:rPr>
+        <w:rFonts w:ascii="Wingdings" w:hAnsi="Wingdings" w:hint="default"/>
+        <w:sz w:val="20"/>
+      </w:rPr>
+    </w:lvl>
+    <w:lvl w:ilvl="6" w:tentative="1">
+      <w:start w:val="1"/>
+      <w:numFmt w:val="bullet"/>
+      <w:lvlText w:val=""/>
+      <w:lvlJc w:val="left"/>
+      <w:pPr>
+        <w:tabs>
+          <w:tab w:val="num" w:pos="5040"/>
+        </w:tabs>
+        <w:ind w:left="5040" w:hanging="360"/>
+      </w:pPr>
+      <w:rPr>
+        <w:rFonts w:ascii="Wingdings" w:hAnsi="Wingdings" w:hint="default"/>
+        <w:sz w:val="20"/>
+      </w:rPr>
+    </w:lvl>
+    <w:lvl w:ilvl="7" w:tentative="1">
+      <w:start w:val="1"/>
+      <w:numFmt w:val="bullet"/>
+      <w:lvlText w:val=""/>
+      <w:lvlJc w:val="left"/>
+      <w:pPr>
+        <w:tabs>
+          <w:tab w:val="num" w:pos="5760"/>
+        </w:tabs>
+        <w:ind w:left="5760" w:hanging="360"/>
+      </w:pPr>
+      <w:rPr>
+        <w:rFonts w:ascii="Wingdings" w:hAnsi="Wingdings" w:hint="default"/>
+        <w:sz w:val="20"/>
+      </w:rPr>
+    </w:lvl>
+    <w:lvl w:ilvl="8" w:tentative="1">
+      <w:start w:val="1"/>
+      <w:numFmt w:val="bullet"/>
+      <w:lvlText w:val=""/>
+      <w:lvlJc w:val="left"/>
+      <w:pPr>
+        <w:tabs>
+          <w:tab w:val="num" w:pos="6480"/>
+        </w:tabs>
+        <w:ind w:left="6480" w:hanging="360"/>
+      </w:pPr>
+      <w:rPr>
+        <w:rFonts w:ascii="Wingdings" w:hAnsi="Wingdings" w:hint="default"/>
+        <w:sz w:val="20"/>
+      </w:rPr>
+    </w:lvl>
+  </w:abstractNum>
+  <w:abstractNum w:abstractNumId="2" w15:restartNumberingAfterBreak="0">
     <w:nsid w:val="068D026B"/>
     <w:multiLevelType w:val="multilevel"/>
     <w:tmpl w:val="D7240C3C"/>
@@ -7629,7 +9888,7 @@
       </w:rPr>
     </w:lvl>
   </w:abstractNum>
-  <w:abstractNum w:abstractNumId="2" w15:restartNumberingAfterBreak="0">
+  <w:abstractNum w:abstractNumId="3" w15:restartNumberingAfterBreak="0">
     <w:nsid w:val="0A730226"/>
     <w:multiLevelType w:val="multilevel"/>
     <w:tmpl w:val="50D67E6E"/>
@@ -7778,7 +10037,7 @@
       </w:rPr>
     </w:lvl>
   </w:abstractNum>
-  <w:abstractNum w:abstractNumId="3" w15:restartNumberingAfterBreak="0">
+  <w:abstractNum w:abstractNumId="4" w15:restartNumberingAfterBreak="0">
     <w:nsid w:val="0C386D11"/>
     <w:multiLevelType w:val="multilevel"/>
     <w:tmpl w:val="C328686A"/>
@@ -7927,7 +10186,7 @@
       </w:rPr>
     </w:lvl>
   </w:abstractNum>
-  <w:abstractNum w:abstractNumId="4" w15:restartNumberingAfterBreak="0">
+  <w:abstractNum w:abstractNumId="5" w15:restartNumberingAfterBreak="0">
     <w:nsid w:val="0D082C87"/>
     <w:multiLevelType w:val="multilevel"/>
     <w:tmpl w:val="03BA59FC"/>
@@ -8076,7 +10335,156 @@
       </w:rPr>
     </w:lvl>
   </w:abstractNum>
-  <w:abstractNum w:abstractNumId="5" w15:restartNumberingAfterBreak="0">
+  <w:abstractNum w:abstractNumId="6" w15:restartNumberingAfterBreak="0">
+    <w:nsid w:val="10430788"/>
+    <w:multiLevelType w:val="multilevel"/>
+    <w:tmpl w:val="4DC27580"/>
+    <w:lvl w:ilvl="0">
+      <w:start w:val="1"/>
+      <w:numFmt w:val="bullet"/>
+      <w:lvlText w:val=""/>
+      <w:lvlJc w:val="left"/>
+      <w:pPr>
+        <w:tabs>
+          <w:tab w:val="num" w:pos="720"/>
+        </w:tabs>
+        <w:ind w:left="720" w:hanging="360"/>
+      </w:pPr>
+      <w:rPr>
+        <w:rFonts w:ascii="Symbol" w:hAnsi="Symbol" w:hint="default"/>
+        <w:sz w:val="20"/>
+      </w:rPr>
+    </w:lvl>
+    <w:lvl w:ilvl="1" w:tentative="1">
+      <w:start w:val="1"/>
+      <w:numFmt w:val="bullet"/>
+      <w:lvlText w:val="o"/>
+      <w:lvlJc w:val="left"/>
+      <w:pPr>
+        <w:tabs>
+          <w:tab w:val="num" w:pos="1440"/>
+        </w:tabs>
+        <w:ind w:left="1440" w:hanging="360"/>
+      </w:pPr>
+      <w:rPr>
+        <w:rFonts w:ascii="Courier New" w:hAnsi="Courier New" w:hint="default"/>
+        <w:sz w:val="20"/>
+      </w:rPr>
+    </w:lvl>
+    <w:lvl w:ilvl="2" w:tentative="1">
+      <w:start w:val="1"/>
+      <w:numFmt w:val="bullet"/>
+      <w:lvlText w:val=""/>
+      <w:lvlJc w:val="left"/>
+      <w:pPr>
+        <w:tabs>
+          <w:tab w:val="num" w:pos="2160"/>
+        </w:tabs>
+        <w:ind w:left="2160" w:hanging="360"/>
+      </w:pPr>
+      <w:rPr>
+        <w:rFonts w:ascii="Wingdings" w:hAnsi="Wingdings" w:hint="default"/>
+        <w:sz w:val="20"/>
+      </w:rPr>
+    </w:lvl>
+    <w:lvl w:ilvl="3" w:tentative="1">
+      <w:start w:val="1"/>
+      <w:numFmt w:val="bullet"/>
+      <w:lvlText w:val=""/>
+      <w:lvlJc w:val="left"/>
+      <w:pPr>
+        <w:tabs>
+          <w:tab w:val="num" w:pos="2880"/>
+        </w:tabs>
+        <w:ind w:left="2880" w:hanging="360"/>
+      </w:pPr>
+      <w:rPr>
+        <w:rFonts w:ascii="Wingdings" w:hAnsi="Wingdings" w:hint="default"/>
+        <w:sz w:val="20"/>
+      </w:rPr>
+    </w:lvl>
+    <w:lvl w:ilvl="4" w:tentative="1">
+      <w:start w:val="1"/>
+      <w:numFmt w:val="bullet"/>
+      <w:lvlText w:val=""/>
+      <w:lvlJc w:val="left"/>
+      <w:pPr>
+        <w:tabs>
+          <w:tab w:val="num" w:pos="3600"/>
+        </w:tabs>
+        <w:ind w:left="3600" w:hanging="360"/>
+      </w:pPr>
+      <w:rPr>
+        <w:rFonts w:ascii="Wingdings" w:hAnsi="Wingdings" w:hint="default"/>
+        <w:sz w:val="20"/>
+      </w:rPr>
+    </w:lvl>
+    <w:lvl w:ilvl="5" w:tentative="1">
+      <w:start w:val="1"/>
+      <w:numFmt w:val="bullet"/>
+      <w:lvlText w:val=""/>
+      <w:lvlJc w:val="left"/>
+      <w:pPr>
+        <w:tabs>
+          <w:tab w:val="num" w:pos="4320"/>
+        </w:tabs>
+        <w:ind w:left="4320" w:hanging="360"/>
+      </w:pPr>
+      <w:rPr>
+        <w:rFonts w:ascii="Wingdings" w:hAnsi="Wingdings" w:hint="default"/>
+        <w:sz w:val="20"/>
+      </w:rPr>
+    </w:lvl>
+    <w:lvl w:ilvl="6" w:tentative="1">
+      <w:start w:val="1"/>
+      <w:numFmt w:val="bullet"/>
+      <w:lvlText w:val=""/>
+      <w:lvlJc w:val="left"/>
+      <w:pPr>
+        <w:tabs>
+          <w:tab w:val="num" w:pos="5040"/>
+        </w:tabs>
+        <w:ind w:left="5040" w:hanging="360"/>
+      </w:pPr>
+      <w:rPr>
+        <w:rFonts w:ascii="Wingdings" w:hAnsi="Wingdings" w:hint="default"/>
+        <w:sz w:val="20"/>
+      </w:rPr>
+    </w:lvl>
+    <w:lvl w:ilvl="7" w:tentative="1">
+      <w:start w:val="1"/>
+      <w:numFmt w:val="bullet"/>
+      <w:lvlText w:val=""/>
+      <w:lvlJc w:val="left"/>
+      <w:pPr>
+        <w:tabs>
+          <w:tab w:val="num" w:pos="5760"/>
+        </w:tabs>
+        <w:ind w:left="5760" w:hanging="360"/>
+      </w:pPr>
+      <w:rPr>
+        <w:rFonts w:ascii="Wingdings" w:hAnsi="Wingdings" w:hint="default"/>
+        <w:sz w:val="20"/>
+      </w:rPr>
+    </w:lvl>
+    <w:lvl w:ilvl="8" w:tentative="1">
+      <w:start w:val="1"/>
+      <w:numFmt w:val="bullet"/>
+      <w:lvlText w:val=""/>
+      <w:lvlJc w:val="left"/>
+      <w:pPr>
+        <w:tabs>
+          <w:tab w:val="num" w:pos="6480"/>
+        </w:tabs>
+        <w:ind w:left="6480" w:hanging="360"/>
+      </w:pPr>
+      <w:rPr>
+        <w:rFonts w:ascii="Wingdings" w:hAnsi="Wingdings" w:hint="default"/>
+        <w:sz w:val="20"/>
+      </w:rPr>
+    </w:lvl>
+  </w:abstractNum>
+  <w:abstractNum w:abstractNumId="7" w15:restartNumberingAfterBreak="0">
     <w:nsid w:val="125E60FE"/>
     <w:multiLevelType w:val="multilevel"/>
     <w:tmpl w:val="5462AA7A"/>
@@ -8225,7 +10633,7 @@
       </w:rPr>
     </w:lvl>
   </w:abstractNum>
-  <w:abstractNum w:abstractNumId="6" w15:restartNumberingAfterBreak="0">
+  <w:abstractNum w:abstractNumId="8" w15:restartNumberingAfterBreak="0">
     <w:nsid w:val="1D656E7D"/>
     <w:multiLevelType w:val="multilevel"/>
     <w:tmpl w:val="07DCD502"/>
@@ -8374,7 +10782,305 @@
       </w:rPr>
     </w:lvl>
   </w:abstractNum>
-  <w:abstractNum w:abstractNumId="7" w15:restartNumberingAfterBreak="0">
+  <w:abstractNum w:abstractNumId="9" w15:restartNumberingAfterBreak="0">
+    <w:nsid w:val="1E414DF0"/>
+    <w:multiLevelType w:val="multilevel"/>
+    <w:tmpl w:val="646C16C0"/>
+    <w:lvl w:ilvl="0">
+      <w:start w:val="1"/>
+      <w:numFmt w:val="bullet"/>
+      <w:lvlText w:val=""/>
+      <w:lvlJc w:val="left"/>
+      <w:pPr>
+        <w:tabs>
+          <w:tab w:val="num" w:pos="720"/>
+        </w:tabs>
+        <w:ind w:left="720" w:hanging="360"/>
+      </w:pPr>
+      <w:rPr>
+        <w:rFonts w:ascii="Symbol" w:hAnsi="Symbol" w:hint="default"/>
+        <w:sz w:val="20"/>
+      </w:rPr>
+    </w:lvl>
+    <w:lvl w:ilvl="1" w:tentative="1">
+      <w:start w:val="1"/>
+      <w:numFmt w:val="bullet"/>
+      <w:lvlText w:val="o"/>
+      <w:lvlJc w:val="left"/>
+      <w:pPr>
+        <w:tabs>
+          <w:tab w:val="num" w:pos="1440"/>
+        </w:tabs>
+        <w:ind w:left="1440" w:hanging="360"/>
+      </w:pPr>
+      <w:rPr>
+        <w:rFonts w:ascii="Courier New" w:hAnsi="Courier New" w:hint="default"/>
+        <w:sz w:val="20"/>
+      </w:rPr>
+    </w:lvl>
+    <w:lvl w:ilvl="2" w:tentative="1">
+      <w:start w:val="1"/>
+      <w:numFmt w:val="bullet"/>
+      <w:lvlText w:val=""/>
+      <w:lvlJc w:val="left"/>
+      <w:pPr>
+        <w:tabs>
+          <w:tab w:val="num" w:pos="2160"/>
+        </w:tabs>
+        <w:ind w:left="2160" w:hanging="360"/>
+      </w:pPr>
+      <w:rPr>
+        <w:rFonts w:ascii="Wingdings" w:hAnsi="Wingdings" w:hint="default"/>
+        <w:sz w:val="20"/>
+      </w:rPr>
+    </w:lvl>
+    <w:lvl w:ilvl="3" w:tentative="1">
+      <w:start w:val="1"/>
+      <w:numFmt w:val="bullet"/>
+      <w:lvlText w:val=""/>
+      <w:lvlJc w:val="left"/>
+      <w:pPr>
+        <w:tabs>
+          <w:tab w:val="num" w:pos="2880"/>
+        </w:tabs>
+        <w:ind w:left="2880" w:hanging="360"/>
+      </w:pPr>
+      <w:rPr>
+        <w:rFonts w:ascii="Wingdings" w:hAnsi="Wingdings" w:hint="default"/>
+        <w:sz w:val="20"/>
+      </w:rPr>
+    </w:lvl>
+    <w:lvl w:ilvl="4" w:tentative="1">
+      <w:start w:val="1"/>
+      <w:numFmt w:val="bullet"/>
+      <w:lvlText w:val=""/>
+      <w:lvlJc w:val="left"/>
+      <w:pPr>
+        <w:tabs>
+          <w:tab w:val="num" w:pos="3600"/>
+        </w:tabs>
+        <w:ind w:left="3600" w:hanging="360"/>
+      </w:pPr>
+      <w:rPr>
+        <w:rFonts w:ascii="Wingdings" w:hAnsi="Wingdings" w:hint="default"/>
+        <w:sz w:val="20"/>
+      </w:rPr>
+    </w:lvl>
+    <w:lvl w:ilvl="5" w:tentative="1">
+      <w:start w:val="1"/>
+      <w:numFmt w:val="bullet"/>
+      <w:lvlText w:val=""/>
+      <w:lvlJc w:val="left"/>
+      <w:pPr>
+        <w:tabs>
+          <w:tab w:val="num" w:pos="4320"/>
+        </w:tabs>
+        <w:ind w:left="4320" w:hanging="360"/>
+      </w:pPr>
+      <w:rPr>
+        <w:rFonts w:ascii="Wingdings" w:hAnsi="Wingdings" w:hint="default"/>
+        <w:sz w:val="20"/>
+      </w:rPr>
+    </w:lvl>
+    <w:lvl w:ilvl="6" w:tentative="1">
+      <w:start w:val="1"/>
+      <w:numFmt w:val="bullet"/>
+      <w:lvlText w:val=""/>
+      <w:lvlJc w:val="left"/>
+      <w:pPr>
+        <w:tabs>
+          <w:tab w:val="num" w:pos="5040"/>
+        </w:tabs>
+        <w:ind w:left="5040" w:hanging="360"/>
+      </w:pPr>
+      <w:rPr>
+        <w:rFonts w:ascii="Wingdings" w:hAnsi="Wingdings" w:hint="default"/>
+        <w:sz w:val="20"/>
+      </w:rPr>
+    </w:lvl>
+    <w:lvl w:ilvl="7" w:tentative="1">
+      <w:start w:val="1"/>
+      <w:numFmt w:val="bullet"/>
+      <w:lvlText w:val=""/>
+      <w:lvlJc w:val="left"/>
+      <w:pPr>
+        <w:tabs>
+          <w:tab w:val="num" w:pos="5760"/>
+        </w:tabs>
+        <w:ind w:left="5760" w:hanging="360"/>
+      </w:pPr>
+      <w:rPr>
+        <w:rFonts w:ascii="Wingdings" w:hAnsi="Wingdings" w:hint="default"/>
+        <w:sz w:val="20"/>
+      </w:rPr>
+    </w:lvl>
+    <w:lvl w:ilvl="8" w:tentative="1">
+      <w:start w:val="1"/>
+      <w:numFmt w:val="bullet"/>
+      <w:lvlText w:val=""/>
+      <w:lvlJc w:val="left"/>
+      <w:pPr>
+        <w:tabs>
+          <w:tab w:val="num" w:pos="6480"/>
+        </w:tabs>
+        <w:ind w:left="6480" w:hanging="360"/>
+      </w:pPr>
+      <w:rPr>
+        <w:rFonts w:ascii="Wingdings" w:hAnsi="Wingdings" w:hint="default"/>
+        <w:sz w:val="20"/>
+      </w:rPr>
+    </w:lvl>
+  </w:abstractNum>
+  <w:abstractNum w:abstractNumId="10" w15:restartNumberingAfterBreak="0">
+    <w:nsid w:val="1FA9489F"/>
+    <w:multiLevelType w:val="multilevel"/>
+    <w:tmpl w:val="70E09F5A"/>
+    <w:lvl w:ilvl="0">
+      <w:start w:val="1"/>
+      <w:numFmt w:val="bullet"/>
+      <w:lvlText w:val=""/>
+      <w:lvlJc w:val="left"/>
+      <w:pPr>
+        <w:tabs>
+          <w:tab w:val="num" w:pos="720"/>
+        </w:tabs>
+        <w:ind w:left="720" w:hanging="360"/>
+      </w:pPr>
+      <w:rPr>
+        <w:rFonts w:ascii="Symbol" w:hAnsi="Symbol" w:hint="default"/>
+        <w:sz w:val="20"/>
+      </w:rPr>
+    </w:lvl>
+    <w:lvl w:ilvl="1" w:tentative="1">
+      <w:start w:val="1"/>
+      <w:numFmt w:val="bullet"/>
+      <w:lvlText w:val="o"/>
+      <w:lvlJc w:val="left"/>
+      <w:pPr>
+        <w:tabs>
+          <w:tab w:val="num" w:pos="1440"/>
+        </w:tabs>
+        <w:ind w:left="1440" w:hanging="360"/>
+      </w:pPr>
+      <w:rPr>
+        <w:rFonts w:ascii="Courier New" w:hAnsi="Courier New" w:hint="default"/>
+        <w:sz w:val="20"/>
+      </w:rPr>
+    </w:lvl>
+    <w:lvl w:ilvl="2" w:tentative="1">
+      <w:start w:val="1"/>
+      <w:numFmt w:val="bullet"/>
+      <w:lvlText w:val=""/>
+      <w:lvlJc w:val="left"/>
+      <w:pPr>
+        <w:tabs>
+          <w:tab w:val="num" w:pos="2160"/>
+        </w:tabs>
+        <w:ind w:left="2160" w:hanging="360"/>
+      </w:pPr>
+      <w:rPr>
+        <w:rFonts w:ascii="Wingdings" w:hAnsi="Wingdings" w:hint="default"/>
+        <w:sz w:val="20"/>
+      </w:rPr>
+    </w:lvl>
+    <w:lvl w:ilvl="3" w:tentative="1">
+      <w:start w:val="1"/>
+      <w:numFmt w:val="bullet"/>
+      <w:lvlText w:val=""/>
+      <w:lvlJc w:val="left"/>
+      <w:pPr>
+        <w:tabs>
+          <w:tab w:val="num" w:pos="2880"/>
+        </w:tabs>
+        <w:ind w:left="2880" w:hanging="360"/>
+      </w:pPr>
+      <w:rPr>
+        <w:rFonts w:ascii="Wingdings" w:hAnsi="Wingdings" w:hint="default"/>
+        <w:sz w:val="20"/>
+      </w:rPr>
+    </w:lvl>
+    <w:lvl w:ilvl="4" w:tentative="1">
+      <w:start w:val="1"/>
+      <w:numFmt w:val="bullet"/>
+      <w:lvlText w:val=""/>
+      <w:lvlJc w:val="left"/>
+      <w:pPr>
+        <w:tabs>
+          <w:tab w:val="num" w:pos="3600"/>
+        </w:tabs>
+        <w:ind w:left="3600" w:hanging="360"/>
+      </w:pPr>
+      <w:rPr>
+        <w:rFonts w:ascii="Wingdings" w:hAnsi="Wingdings" w:hint="default"/>
+        <w:sz w:val="20"/>
+      </w:rPr>
+    </w:lvl>
+    <w:lvl w:ilvl="5" w:tentative="1">
+      <w:start w:val="1"/>
+      <w:numFmt w:val="bullet"/>
+      <w:lvlText w:val=""/>
+      <w:lvlJc w:val="left"/>
+      <w:pPr>
+        <w:tabs>
+          <w:tab w:val="num" w:pos="4320"/>
+        </w:tabs>
+        <w:ind w:left="4320" w:hanging="360"/>
+      </w:pPr>
+      <w:rPr>
+        <w:rFonts w:ascii="Wingdings" w:hAnsi="Wingdings" w:hint="default"/>
+        <w:sz w:val="20"/>
+      </w:rPr>
+    </w:lvl>
+    <w:lvl w:ilvl="6" w:tentative="1">
+      <w:start w:val="1"/>
+      <w:numFmt w:val="bullet"/>
+      <w:lvlText w:val=""/>
+      <w:lvlJc w:val="left"/>
+      <w:pPr>
+        <w:tabs>
+          <w:tab w:val="num" w:pos="5040"/>
+        </w:tabs>
+        <w:ind w:left="5040" w:hanging="360"/>
+      </w:pPr>
+      <w:rPr>
+        <w:rFonts w:ascii="Wingdings" w:hAnsi="Wingdings" w:hint="default"/>
+        <w:sz w:val="20"/>
+      </w:rPr>
+    </w:lvl>
+    <w:lvl w:ilvl="7" w:tentative="1">
+      <w:start w:val="1"/>
+      <w:numFmt w:val="bullet"/>
+      <w:lvlText w:val=""/>
+      <w:lvlJc w:val="left"/>
+      <w:pPr>
+        <w:tabs>
+          <w:tab w:val="num" w:pos="5760"/>
+        </w:tabs>
+        <w:ind w:left="5760" w:hanging="360"/>
+      </w:pPr>
+      <w:rPr>
+        <w:rFonts w:ascii="Wingdings" w:hAnsi="Wingdings" w:hint="default"/>
+        <w:sz w:val="20"/>
+      </w:rPr>
+    </w:lvl>
+    <w:lvl w:ilvl="8" w:tentative="1">
+      <w:start w:val="1"/>
+      <w:numFmt w:val="bullet"/>
+      <w:lvlText w:val=""/>
+      <w:lvlJc w:val="left"/>
+      <w:pPr>
+        <w:tabs>
+          <w:tab w:val="num" w:pos="6480"/>
+        </w:tabs>
+        <w:ind w:left="6480" w:hanging="360"/>
+      </w:pPr>
+      <w:rPr>
+        <w:rFonts w:ascii="Wingdings" w:hAnsi="Wingdings" w:hint="default"/>
+        <w:sz w:val="20"/>
+      </w:rPr>
+    </w:lvl>
+  </w:abstractNum>
+  <w:abstractNum w:abstractNumId="11" w15:restartNumberingAfterBreak="0">
     <w:nsid w:val="2033746B"/>
     <w:multiLevelType w:val="multilevel"/>
     <w:tmpl w:val="F7C27D92"/>
@@ -8523,7 +11229,305 @@
       </w:rPr>
     </w:lvl>
   </w:abstractNum>
-  <w:abstractNum w:abstractNumId="8" w15:restartNumberingAfterBreak="0">
+  <w:abstractNum w:abstractNumId="12" w15:restartNumberingAfterBreak="0">
+    <w:nsid w:val="22E86473"/>
+    <w:multiLevelType w:val="multilevel"/>
+    <w:tmpl w:val="A6A0F1AE"/>
+    <w:lvl w:ilvl="0">
+      <w:start w:val="1"/>
+      <w:numFmt w:val="bullet"/>
+      <w:lvlText w:val=""/>
+      <w:lvlJc w:val="left"/>
+      <w:pPr>
+        <w:tabs>
+          <w:tab w:val="num" w:pos="720"/>
+        </w:tabs>
+        <w:ind w:left="720" w:hanging="360"/>
+      </w:pPr>
+      <w:rPr>
+        <w:rFonts w:ascii="Symbol" w:hAnsi="Symbol" w:hint="default"/>
+        <w:sz w:val="20"/>
+      </w:rPr>
+    </w:lvl>
+    <w:lvl w:ilvl="1" w:tentative="1">
+      <w:start w:val="1"/>
+      <w:numFmt w:val="bullet"/>
+      <w:lvlText w:val="o"/>
+      <w:lvlJc w:val="left"/>
+      <w:pPr>
+        <w:tabs>
+          <w:tab w:val="num" w:pos="1440"/>
+        </w:tabs>
+        <w:ind w:left="1440" w:hanging="360"/>
+      </w:pPr>
+      <w:rPr>
+        <w:rFonts w:ascii="Courier New" w:hAnsi="Courier New" w:hint="default"/>
+        <w:sz w:val="20"/>
+      </w:rPr>
+    </w:lvl>
+    <w:lvl w:ilvl="2" w:tentative="1">
+      <w:start w:val="1"/>
+      <w:numFmt w:val="bullet"/>
+      <w:lvlText w:val=""/>
+      <w:lvlJc w:val="left"/>
+      <w:pPr>
+        <w:tabs>
+          <w:tab w:val="num" w:pos="2160"/>
+        </w:tabs>
+        <w:ind w:left="2160" w:hanging="360"/>
+      </w:pPr>
+      <w:rPr>
+        <w:rFonts w:ascii="Wingdings" w:hAnsi="Wingdings" w:hint="default"/>
+        <w:sz w:val="20"/>
+      </w:rPr>
+    </w:lvl>
+    <w:lvl w:ilvl="3" w:tentative="1">
+      <w:start w:val="1"/>
+      <w:numFmt w:val="bullet"/>
+      <w:lvlText w:val=""/>
+      <w:lvlJc w:val="left"/>
+      <w:pPr>
+        <w:tabs>
+          <w:tab w:val="num" w:pos="2880"/>
+        </w:tabs>
+        <w:ind w:left="2880" w:hanging="360"/>
+      </w:pPr>
+      <w:rPr>
+        <w:rFonts w:ascii="Wingdings" w:hAnsi="Wingdings" w:hint="default"/>
+        <w:sz w:val="20"/>
+      </w:rPr>
+    </w:lvl>
+    <w:lvl w:ilvl="4" w:tentative="1">
+      <w:start w:val="1"/>
+      <w:numFmt w:val="bullet"/>
+      <w:lvlText w:val=""/>
+      <w:lvlJc w:val="left"/>
+      <w:pPr>
+        <w:tabs>
+          <w:tab w:val="num" w:pos="3600"/>
+        </w:tabs>
+        <w:ind w:left="3600" w:hanging="360"/>
+      </w:pPr>
+      <w:rPr>
+        <w:rFonts w:ascii="Wingdings" w:hAnsi="Wingdings" w:hint="default"/>
+        <w:sz w:val="20"/>
+      </w:rPr>
+    </w:lvl>
+    <w:lvl w:ilvl="5" w:tentative="1">
+      <w:start w:val="1"/>
+      <w:numFmt w:val="bullet"/>
+      <w:lvlText w:val=""/>
+      <w:lvlJc w:val="left"/>
+      <w:pPr>
+        <w:tabs>
+          <w:tab w:val="num" w:pos="4320"/>
+        </w:tabs>
+        <w:ind w:left="4320" w:hanging="360"/>
+      </w:pPr>
+      <w:rPr>
+        <w:rFonts w:ascii="Wingdings" w:hAnsi="Wingdings" w:hint="default"/>
+        <w:sz w:val="20"/>
+      </w:rPr>
+    </w:lvl>
+    <w:lvl w:ilvl="6" w:tentative="1">
+      <w:start w:val="1"/>
+      <w:numFmt w:val="bullet"/>
+      <w:lvlText w:val=""/>
+      <w:lvlJc w:val="left"/>
+      <w:pPr>
+        <w:tabs>
+          <w:tab w:val="num" w:pos="5040"/>
+        </w:tabs>
+        <w:ind w:left="5040" w:hanging="360"/>
+      </w:pPr>
+      <w:rPr>
+        <w:rFonts w:ascii="Wingdings" w:hAnsi="Wingdings" w:hint="default"/>
+        <w:sz w:val="20"/>
+      </w:rPr>
+    </w:lvl>
+    <w:lvl w:ilvl="7" w:tentative="1">
+      <w:start w:val="1"/>
+      <w:numFmt w:val="bullet"/>
+      <w:lvlText w:val=""/>
+      <w:lvlJc w:val="left"/>
+      <w:pPr>
+        <w:tabs>
+          <w:tab w:val="num" w:pos="5760"/>
+        </w:tabs>
+        <w:ind w:left="5760" w:hanging="360"/>
+      </w:pPr>
+      <w:rPr>
+        <w:rFonts w:ascii="Wingdings" w:hAnsi="Wingdings" w:hint="default"/>
+        <w:sz w:val="20"/>
+      </w:rPr>
+    </w:lvl>
+    <w:lvl w:ilvl="8" w:tentative="1">
+      <w:start w:val="1"/>
+      <w:numFmt w:val="bullet"/>
+      <w:lvlText w:val=""/>
+      <w:lvlJc w:val="left"/>
+      <w:pPr>
+        <w:tabs>
+          <w:tab w:val="num" w:pos="6480"/>
+        </w:tabs>
+        <w:ind w:left="6480" w:hanging="360"/>
+      </w:pPr>
+      <w:rPr>
+        <w:rFonts w:ascii="Wingdings" w:hAnsi="Wingdings" w:hint="default"/>
+        <w:sz w:val="20"/>
+      </w:rPr>
+    </w:lvl>
+  </w:abstractNum>
+  <w:abstractNum w:abstractNumId="13" w15:restartNumberingAfterBreak="0">
+    <w:nsid w:val="233316C9"/>
+    <w:multiLevelType w:val="multilevel"/>
+    <w:tmpl w:val="83D2AC16"/>
+    <w:lvl w:ilvl="0">
+      <w:start w:val="1"/>
+      <w:numFmt w:val="bullet"/>
+      <w:lvlText w:val=""/>
+      <w:lvlJc w:val="left"/>
+      <w:pPr>
+        <w:tabs>
+          <w:tab w:val="num" w:pos="720"/>
+        </w:tabs>
+        <w:ind w:left="720" w:hanging="360"/>
+      </w:pPr>
+      <w:rPr>
+        <w:rFonts w:ascii="Symbol" w:hAnsi="Symbol" w:hint="default"/>
+        <w:sz w:val="20"/>
+      </w:rPr>
+    </w:lvl>
+    <w:lvl w:ilvl="1" w:tentative="1">
+      <w:start w:val="1"/>
+      <w:numFmt w:val="bullet"/>
+      <w:lvlText w:val="o"/>
+      <w:lvlJc w:val="left"/>
+      <w:pPr>
+        <w:tabs>
+          <w:tab w:val="num" w:pos="1440"/>
+        </w:tabs>
+        <w:ind w:left="1440" w:hanging="360"/>
+      </w:pPr>
+      <w:rPr>
+        <w:rFonts w:ascii="Courier New" w:hAnsi="Courier New" w:hint="default"/>
+        <w:sz w:val="20"/>
+      </w:rPr>
+    </w:lvl>
+    <w:lvl w:ilvl="2" w:tentative="1">
+      <w:start w:val="1"/>
+      <w:numFmt w:val="bullet"/>
+      <w:lvlText w:val=""/>
+      <w:lvlJc w:val="left"/>
+      <w:pPr>
+        <w:tabs>
+          <w:tab w:val="num" w:pos="2160"/>
+        </w:tabs>
+        <w:ind w:left="2160" w:hanging="360"/>
+      </w:pPr>
+      <w:rPr>
+        <w:rFonts w:ascii="Wingdings" w:hAnsi="Wingdings" w:hint="default"/>
+        <w:sz w:val="20"/>
+      </w:rPr>
+    </w:lvl>
+    <w:lvl w:ilvl="3" w:tentative="1">
+      <w:start w:val="1"/>
+      <w:numFmt w:val="bullet"/>
+      <w:lvlText w:val=""/>
+      <w:lvlJc w:val="left"/>
+      <w:pPr>
+        <w:tabs>
+          <w:tab w:val="num" w:pos="2880"/>
+        </w:tabs>
+        <w:ind w:left="2880" w:hanging="360"/>
+      </w:pPr>
+      <w:rPr>
+        <w:rFonts w:ascii="Wingdings" w:hAnsi="Wingdings" w:hint="default"/>
+        <w:sz w:val="20"/>
+      </w:rPr>
+    </w:lvl>
+    <w:lvl w:ilvl="4" w:tentative="1">
+      <w:start w:val="1"/>
+      <w:numFmt w:val="bullet"/>
+      <w:lvlText w:val=""/>
+      <w:lvlJc w:val="left"/>
+      <w:pPr>
+        <w:tabs>
+          <w:tab w:val="num" w:pos="3600"/>
+        </w:tabs>
+        <w:ind w:left="3600" w:hanging="360"/>
+      </w:pPr>
+      <w:rPr>
+        <w:rFonts w:ascii="Wingdings" w:hAnsi="Wingdings" w:hint="default"/>
+        <w:sz w:val="20"/>
+      </w:rPr>
+    </w:lvl>
+    <w:lvl w:ilvl="5" w:tentative="1">
+      <w:start w:val="1"/>
+      <w:numFmt w:val="bullet"/>
+      <w:lvlText w:val=""/>
+      <w:lvlJc w:val="left"/>
+      <w:pPr>
+        <w:tabs>
+          <w:tab w:val="num" w:pos="4320"/>
+        </w:tabs>
+        <w:ind w:left="4320" w:hanging="360"/>
+      </w:pPr>
+      <w:rPr>
+        <w:rFonts w:ascii="Wingdings" w:hAnsi="Wingdings" w:hint="default"/>
+        <w:sz w:val="20"/>
+      </w:rPr>
+    </w:lvl>
+    <w:lvl w:ilvl="6" w:tentative="1">
+      <w:start w:val="1"/>
+      <w:numFmt w:val="bullet"/>
+      <w:lvlText w:val=""/>
+      <w:lvlJc w:val="left"/>
+      <w:pPr>
+        <w:tabs>
+          <w:tab w:val="num" w:pos="5040"/>
+        </w:tabs>
+        <w:ind w:left="5040" w:hanging="360"/>
+      </w:pPr>
+      <w:rPr>
+        <w:rFonts w:ascii="Wingdings" w:hAnsi="Wingdings" w:hint="default"/>
+        <w:sz w:val="20"/>
+      </w:rPr>
+    </w:lvl>
+    <w:lvl w:ilvl="7" w:tentative="1">
+      <w:start w:val="1"/>
+      <w:numFmt w:val="bullet"/>
+      <w:lvlText w:val=""/>
+      <w:lvlJc w:val="left"/>
+      <w:pPr>
+        <w:tabs>
+          <w:tab w:val="num" w:pos="5760"/>
+        </w:tabs>
+        <w:ind w:left="5760" w:hanging="360"/>
+      </w:pPr>
+      <w:rPr>
+        <w:rFonts w:ascii="Wingdings" w:hAnsi="Wingdings" w:hint="default"/>
+        <w:sz w:val="20"/>
+      </w:rPr>
+    </w:lvl>
+    <w:lvl w:ilvl="8" w:tentative="1">
+      <w:start w:val="1"/>
+      <w:numFmt w:val="bullet"/>
+      <w:lvlText w:val=""/>
+      <w:lvlJc w:val="left"/>
+      <w:pPr>
+        <w:tabs>
+          <w:tab w:val="num" w:pos="6480"/>
+        </w:tabs>
+        <w:ind w:left="6480" w:hanging="360"/>
+      </w:pPr>
+      <w:rPr>
+        <w:rFonts w:ascii="Wingdings" w:hAnsi="Wingdings" w:hint="default"/>
+        <w:sz w:val="20"/>
+      </w:rPr>
+    </w:lvl>
+  </w:abstractNum>
+  <w:abstractNum w:abstractNumId="14" w15:restartNumberingAfterBreak="0">
     <w:nsid w:val="263B6180"/>
     <w:multiLevelType w:val="multilevel"/>
     <w:tmpl w:val="789C6502"/>
@@ -8672,7 +11676,7 @@
       </w:rPr>
     </w:lvl>
   </w:abstractNum>
-  <w:abstractNum w:abstractNumId="9" w15:restartNumberingAfterBreak="0">
+  <w:abstractNum w:abstractNumId="15" w15:restartNumberingAfterBreak="0">
     <w:nsid w:val="29987209"/>
     <w:multiLevelType w:val="multilevel"/>
     <w:tmpl w:val="20C0CECA"/>
@@ -8821,7 +11825,7 @@
       </w:rPr>
     </w:lvl>
   </w:abstractNum>
-  <w:abstractNum w:abstractNumId="10" w15:restartNumberingAfterBreak="0">
+  <w:abstractNum w:abstractNumId="16" w15:restartNumberingAfterBreak="0">
     <w:nsid w:val="2A5E181E"/>
     <w:multiLevelType w:val="multilevel"/>
     <w:tmpl w:val="CDACFF00"/>
@@ -8970,7 +11974,7 @@
       </w:rPr>
     </w:lvl>
   </w:abstractNum>
-  <w:abstractNum w:abstractNumId="11" w15:restartNumberingAfterBreak="0">
+  <w:abstractNum w:abstractNumId="17" w15:restartNumberingAfterBreak="0">
     <w:nsid w:val="2E1B05E0"/>
     <w:multiLevelType w:val="multilevel"/>
     <w:tmpl w:val="0BCE2978"/>
@@ -9119,7 +12123,7 @@
       </w:rPr>
     </w:lvl>
   </w:abstractNum>
-  <w:abstractNum w:abstractNumId="12" w15:restartNumberingAfterBreak="0">
+  <w:abstractNum w:abstractNumId="18" w15:restartNumberingAfterBreak="0">
     <w:nsid w:val="32907C17"/>
     <w:multiLevelType w:val="multilevel"/>
     <w:tmpl w:val="BF549772"/>
@@ -9268,7 +12272,7 @@
       </w:rPr>
     </w:lvl>
   </w:abstractNum>
-  <w:abstractNum w:abstractNumId="13" w15:restartNumberingAfterBreak="0">
+  <w:abstractNum w:abstractNumId="19" w15:restartNumberingAfterBreak="0">
     <w:nsid w:val="39F819BB"/>
     <w:multiLevelType w:val="multilevel"/>
     <w:tmpl w:val="99B0860A"/>
@@ -9417,7 +12421,7 @@
       </w:rPr>
     </w:lvl>
   </w:abstractNum>
-  <w:abstractNum w:abstractNumId="14" w15:restartNumberingAfterBreak="0">
+  <w:abstractNum w:abstractNumId="20" w15:restartNumberingAfterBreak="0">
     <w:nsid w:val="3FB13150"/>
     <w:multiLevelType w:val="multilevel"/>
     <w:tmpl w:val="FF80644C"/>
@@ -9566,7 +12570,156 @@
       </w:rPr>
     </w:lvl>
   </w:abstractNum>
-  <w:abstractNum w:abstractNumId="15" w15:restartNumberingAfterBreak="0">
+  <w:abstractNum w:abstractNumId="21" w15:restartNumberingAfterBreak="0">
+    <w:nsid w:val="41B8784E"/>
+    <w:multiLevelType w:val="multilevel"/>
+    <w:tmpl w:val="372E46CE"/>
+    <w:lvl w:ilvl="0">
+      <w:start w:val="1"/>
+      <w:numFmt w:val="bullet"/>
+      <w:lvlText w:val=""/>
+      <w:lvlJc w:val="left"/>
+      <w:pPr>
+        <w:tabs>
+          <w:tab w:val="num" w:pos="720"/>
+        </w:tabs>
+        <w:ind w:left="720" w:hanging="360"/>
+      </w:pPr>
+      <w:rPr>
+        <w:rFonts w:ascii="Symbol" w:hAnsi="Symbol" w:hint="default"/>
+        <w:sz w:val="20"/>
+      </w:rPr>
+    </w:lvl>
+    <w:lvl w:ilvl="1">
+      <w:start w:val="1"/>
+      <w:numFmt w:val="bullet"/>
+      <w:lvlText w:val="o"/>
+      <w:lvlJc w:val="left"/>
+      <w:pPr>
+        <w:tabs>
+          <w:tab w:val="num" w:pos="1440"/>
+        </w:tabs>
+        <w:ind w:left="1440" w:hanging="360"/>
+      </w:pPr>
+      <w:rPr>
+        <w:rFonts w:ascii="Courier New" w:hAnsi="Courier New" w:hint="default"/>
+        <w:sz w:val="20"/>
+      </w:rPr>
+    </w:lvl>
+    <w:lvl w:ilvl="2" w:tentative="1">
+      <w:start w:val="1"/>
+      <w:numFmt w:val="bullet"/>
+      <w:lvlText w:val=""/>
+      <w:lvlJc w:val="left"/>
+      <w:pPr>
+        <w:tabs>
+          <w:tab w:val="num" w:pos="2160"/>
+        </w:tabs>
+        <w:ind w:left="2160" w:hanging="360"/>
+      </w:pPr>
+      <w:rPr>
+        <w:rFonts w:ascii="Wingdings" w:hAnsi="Wingdings" w:hint="default"/>
+        <w:sz w:val="20"/>
+      </w:rPr>
+    </w:lvl>
+    <w:lvl w:ilvl="3" w:tentative="1">
+      <w:start w:val="1"/>
+      <w:numFmt w:val="bullet"/>
+      <w:lvlText w:val=""/>
+      <w:lvlJc w:val="left"/>
+      <w:pPr>
+        <w:tabs>
+          <w:tab w:val="num" w:pos="2880"/>
+        </w:tabs>
+        <w:ind w:left="2880" w:hanging="360"/>
+      </w:pPr>
+      <w:rPr>
+        <w:rFonts w:ascii="Wingdings" w:hAnsi="Wingdings" w:hint="default"/>
+        <w:sz w:val="20"/>
+      </w:rPr>
+    </w:lvl>
+    <w:lvl w:ilvl="4" w:tentative="1">
+      <w:start w:val="1"/>
+      <w:numFmt w:val="bullet"/>
+      <w:lvlText w:val=""/>
+      <w:lvlJc w:val="left"/>
+      <w:pPr>
+        <w:tabs>
+          <w:tab w:val="num" w:pos="3600"/>
+        </w:tabs>
+        <w:ind w:left="3600" w:hanging="360"/>
+      </w:pPr>
+      <w:rPr>
+        <w:rFonts w:ascii="Wingdings" w:hAnsi="Wingdings" w:hint="default"/>
+        <w:sz w:val="20"/>
+      </w:rPr>
+    </w:lvl>
+    <w:lvl w:ilvl="5" w:tentative="1">
+      <w:start w:val="1"/>
+      <w:numFmt w:val="bullet"/>
+      <w:lvlText w:val=""/>
+      <w:lvlJc w:val="left"/>
+      <w:pPr>
+        <w:tabs>
+          <w:tab w:val="num" w:pos="4320"/>
+        </w:tabs>
+        <w:ind w:left="4320" w:hanging="360"/>
+      </w:pPr>
+      <w:rPr>
+        <w:rFonts w:ascii="Wingdings" w:hAnsi="Wingdings" w:hint="default"/>
+        <w:sz w:val="20"/>
+      </w:rPr>
+    </w:lvl>
+    <w:lvl w:ilvl="6" w:tentative="1">
+      <w:start w:val="1"/>
+      <w:numFmt w:val="bullet"/>
+      <w:lvlText w:val=""/>
+      <w:lvlJc w:val="left"/>
+      <w:pPr>
+        <w:tabs>
+          <w:tab w:val="num" w:pos="5040"/>
+        </w:tabs>
+        <w:ind w:left="5040" w:hanging="360"/>
+      </w:pPr>
+      <w:rPr>
+        <w:rFonts w:ascii="Wingdings" w:hAnsi="Wingdings" w:hint="default"/>
+        <w:sz w:val="20"/>
+      </w:rPr>
+    </w:lvl>
+    <w:lvl w:ilvl="7" w:tentative="1">
+      <w:start w:val="1"/>
+      <w:numFmt w:val="bullet"/>
+      <w:lvlText w:val=""/>
+      <w:lvlJc w:val="left"/>
+      <w:pPr>
+        <w:tabs>
+          <w:tab w:val="num" w:pos="5760"/>
+        </w:tabs>
+        <w:ind w:left="5760" w:hanging="360"/>
+      </w:pPr>
+      <w:rPr>
+        <w:rFonts w:ascii="Wingdings" w:hAnsi="Wingdings" w:hint="default"/>
+        <w:sz w:val="20"/>
+      </w:rPr>
+    </w:lvl>
+    <w:lvl w:ilvl="8" w:tentative="1">
+      <w:start w:val="1"/>
+      <w:numFmt w:val="bullet"/>
+      <w:lvlText w:val=""/>
+      <w:lvlJc w:val="left"/>
+      <w:pPr>
+        <w:tabs>
+          <w:tab w:val="num" w:pos="6480"/>
+        </w:tabs>
+        <w:ind w:left="6480" w:hanging="360"/>
+      </w:pPr>
+      <w:rPr>
+        <w:rFonts w:ascii="Wingdings" w:hAnsi="Wingdings" w:hint="default"/>
+        <w:sz w:val="20"/>
+      </w:rPr>
+    </w:lvl>
+  </w:abstractNum>
+  <w:abstractNum w:abstractNumId="22" w15:restartNumberingAfterBreak="0">
     <w:nsid w:val="44E71503"/>
     <w:multiLevelType w:val="multilevel"/>
     <w:tmpl w:val="AD82091C"/>
@@ -9715,7 +12868,1050 @@
       </w:rPr>
     </w:lvl>
   </w:abstractNum>
-  <w:abstractNum w:abstractNumId="16" w15:restartNumberingAfterBreak="0">
+  <w:abstractNum w:abstractNumId="23" w15:restartNumberingAfterBreak="0">
+    <w:nsid w:val="4E6F347F"/>
+    <w:multiLevelType w:val="multilevel"/>
+    <w:tmpl w:val="310848B8"/>
+    <w:lvl w:ilvl="0">
+      <w:start w:val="1"/>
+      <w:numFmt w:val="bullet"/>
+      <w:lvlText w:val=""/>
+      <w:lvlJc w:val="left"/>
+      <w:pPr>
+        <w:tabs>
+          <w:tab w:val="num" w:pos="720"/>
+        </w:tabs>
+        <w:ind w:left="720" w:hanging="360"/>
+      </w:pPr>
+      <w:rPr>
+        <w:rFonts w:ascii="Symbol" w:hAnsi="Symbol" w:hint="default"/>
+        <w:sz w:val="20"/>
+      </w:rPr>
+    </w:lvl>
+    <w:lvl w:ilvl="1" w:tentative="1">
+      <w:start w:val="1"/>
+      <w:numFmt w:val="bullet"/>
+      <w:lvlText w:val="o"/>
+      <w:lvlJc w:val="left"/>
+      <w:pPr>
+        <w:tabs>
+          <w:tab w:val="num" w:pos="1440"/>
+        </w:tabs>
+        <w:ind w:left="1440" w:hanging="360"/>
+      </w:pPr>
+      <w:rPr>
+        <w:rFonts w:ascii="Courier New" w:hAnsi="Courier New" w:hint="default"/>
+        <w:sz w:val="20"/>
+      </w:rPr>
+    </w:lvl>
+    <w:lvl w:ilvl="2" w:tentative="1">
+      <w:start w:val="1"/>
+      <w:numFmt w:val="bullet"/>
+      <w:lvlText w:val=""/>
+      <w:lvlJc w:val="left"/>
+      <w:pPr>
+        <w:tabs>
+          <w:tab w:val="num" w:pos="2160"/>
+        </w:tabs>
+        <w:ind w:left="2160" w:hanging="360"/>
+      </w:pPr>
+      <w:rPr>
+        <w:rFonts w:ascii="Wingdings" w:hAnsi="Wingdings" w:hint="default"/>
+        <w:sz w:val="20"/>
+      </w:rPr>
+    </w:lvl>
+    <w:lvl w:ilvl="3" w:tentative="1">
+      <w:start w:val="1"/>
+      <w:numFmt w:val="bullet"/>
+      <w:lvlText w:val=""/>
+      <w:lvlJc w:val="left"/>
+      <w:pPr>
+        <w:tabs>
+          <w:tab w:val="num" w:pos="2880"/>
+        </w:tabs>
+        <w:ind w:left="2880" w:hanging="360"/>
+      </w:pPr>
+      <w:rPr>
+        <w:rFonts w:ascii="Wingdings" w:hAnsi="Wingdings" w:hint="default"/>
+        <w:sz w:val="20"/>
+      </w:rPr>
+    </w:lvl>
+    <w:lvl w:ilvl="4" w:tentative="1">
+      <w:start w:val="1"/>
+      <w:numFmt w:val="bullet"/>
+      <w:lvlText w:val=""/>
+      <w:lvlJc w:val="left"/>
+      <w:pPr>
+        <w:tabs>
+          <w:tab w:val="num" w:pos="3600"/>
+        </w:tabs>
+        <w:ind w:left="3600" w:hanging="360"/>
+      </w:pPr>
+      <w:rPr>
+        <w:rFonts w:ascii="Wingdings" w:hAnsi="Wingdings" w:hint="default"/>
+        <w:sz w:val="20"/>
+      </w:rPr>
+    </w:lvl>
+    <w:lvl w:ilvl="5" w:tentative="1">
+      <w:start w:val="1"/>
+      <w:numFmt w:val="bullet"/>
+      <w:lvlText w:val=""/>
+      <w:lvlJc w:val="left"/>
+      <w:pPr>
+        <w:tabs>
+          <w:tab w:val="num" w:pos="4320"/>
+        </w:tabs>
+        <w:ind w:left="4320" w:hanging="360"/>
+      </w:pPr>
+      <w:rPr>
+        <w:rFonts w:ascii="Wingdings" w:hAnsi="Wingdings" w:hint="default"/>
+        <w:sz w:val="20"/>
+      </w:rPr>
+    </w:lvl>
+    <w:lvl w:ilvl="6" w:tentative="1">
+      <w:start w:val="1"/>
+      <w:numFmt w:val="bullet"/>
+      <w:lvlText w:val=""/>
+      <w:lvlJc w:val="left"/>
+      <w:pPr>
+        <w:tabs>
+          <w:tab w:val="num" w:pos="5040"/>
+        </w:tabs>
+        <w:ind w:left="5040" w:hanging="360"/>
+      </w:pPr>
+      <w:rPr>
+        <w:rFonts w:ascii="Wingdings" w:hAnsi="Wingdings" w:hint="default"/>
+        <w:sz w:val="20"/>
+      </w:rPr>
+    </w:lvl>
+    <w:lvl w:ilvl="7" w:tentative="1">
+      <w:start w:val="1"/>
+      <w:numFmt w:val="bullet"/>
+      <w:lvlText w:val=""/>
+      <w:lvlJc w:val="left"/>
+      <w:pPr>
+        <w:tabs>
+          <w:tab w:val="num" w:pos="5760"/>
+        </w:tabs>
+        <w:ind w:left="5760" w:hanging="360"/>
+      </w:pPr>
+      <w:rPr>
+        <w:rFonts w:ascii="Wingdings" w:hAnsi="Wingdings" w:hint="default"/>
+        <w:sz w:val="20"/>
+      </w:rPr>
+    </w:lvl>
+    <w:lvl w:ilvl="8" w:tentative="1">
+      <w:start w:val="1"/>
+      <w:numFmt w:val="bullet"/>
+      <w:lvlText w:val=""/>
+      <w:lvlJc w:val="left"/>
+      <w:pPr>
+        <w:tabs>
+          <w:tab w:val="num" w:pos="6480"/>
+        </w:tabs>
+        <w:ind w:left="6480" w:hanging="360"/>
+      </w:pPr>
+      <w:rPr>
+        <w:rFonts w:ascii="Wingdings" w:hAnsi="Wingdings" w:hint="default"/>
+        <w:sz w:val="20"/>
+      </w:rPr>
+    </w:lvl>
+  </w:abstractNum>
+  <w:abstractNum w:abstractNumId="24" w15:restartNumberingAfterBreak="0">
+    <w:nsid w:val="54BC0643"/>
+    <w:multiLevelType w:val="multilevel"/>
+    <w:tmpl w:val="CA7C884C"/>
+    <w:lvl w:ilvl="0">
+      <w:start w:val="1"/>
+      <w:numFmt w:val="bullet"/>
+      <w:lvlText w:val=""/>
+      <w:lvlJc w:val="left"/>
+      <w:pPr>
+        <w:tabs>
+          <w:tab w:val="num" w:pos="720"/>
+        </w:tabs>
+        <w:ind w:left="720" w:hanging="360"/>
+      </w:pPr>
+      <w:rPr>
+        <w:rFonts w:ascii="Symbol" w:hAnsi="Symbol" w:hint="default"/>
+        <w:sz w:val="20"/>
+      </w:rPr>
+    </w:lvl>
+    <w:lvl w:ilvl="1" w:tentative="1">
+      <w:start w:val="1"/>
+      <w:numFmt w:val="bullet"/>
+      <w:lvlText w:val="o"/>
+      <w:lvlJc w:val="left"/>
+      <w:pPr>
+        <w:tabs>
+          <w:tab w:val="num" w:pos="1440"/>
+        </w:tabs>
+        <w:ind w:left="1440" w:hanging="360"/>
+      </w:pPr>
+      <w:rPr>
+        <w:rFonts w:ascii="Courier New" w:hAnsi="Courier New" w:hint="default"/>
+        <w:sz w:val="20"/>
+      </w:rPr>
+    </w:lvl>
+    <w:lvl w:ilvl="2" w:tentative="1">
+      <w:start w:val="1"/>
+      <w:numFmt w:val="bullet"/>
+      <w:lvlText w:val=""/>
+      <w:lvlJc w:val="left"/>
+      <w:pPr>
+        <w:tabs>
+          <w:tab w:val="num" w:pos="2160"/>
+        </w:tabs>
+        <w:ind w:left="2160" w:hanging="360"/>
+      </w:pPr>
+      <w:rPr>
+        <w:rFonts w:ascii="Wingdings" w:hAnsi="Wingdings" w:hint="default"/>
+        <w:sz w:val="20"/>
+      </w:rPr>
+    </w:lvl>
+    <w:lvl w:ilvl="3" w:tentative="1">
+      <w:start w:val="1"/>
+      <w:numFmt w:val="bullet"/>
+      <w:lvlText w:val=""/>
+      <w:lvlJc w:val="left"/>
+      <w:pPr>
+        <w:tabs>
+          <w:tab w:val="num" w:pos="2880"/>
+        </w:tabs>
+        <w:ind w:left="2880" w:hanging="360"/>
+      </w:pPr>
+      <w:rPr>
+        <w:rFonts w:ascii="Wingdings" w:hAnsi="Wingdings" w:hint="default"/>
+        <w:sz w:val="20"/>
+      </w:rPr>
+    </w:lvl>
+    <w:lvl w:ilvl="4" w:tentative="1">
+      <w:start w:val="1"/>
+      <w:numFmt w:val="bullet"/>
+      <w:lvlText w:val=""/>
+      <w:lvlJc w:val="left"/>
+      <w:pPr>
+        <w:tabs>
+          <w:tab w:val="num" w:pos="3600"/>
+        </w:tabs>
+        <w:ind w:left="3600" w:hanging="360"/>
+      </w:pPr>
+      <w:rPr>
+        <w:rFonts w:ascii="Wingdings" w:hAnsi="Wingdings" w:hint="default"/>
+        <w:sz w:val="20"/>
+      </w:rPr>
+    </w:lvl>
+    <w:lvl w:ilvl="5" w:tentative="1">
+      <w:start w:val="1"/>
+      <w:numFmt w:val="bullet"/>
+      <w:lvlText w:val=""/>
+      <w:lvlJc w:val="left"/>
+      <w:pPr>
+        <w:tabs>
+          <w:tab w:val="num" w:pos="4320"/>
+        </w:tabs>
+        <w:ind w:left="4320" w:hanging="360"/>
+      </w:pPr>
+      <w:rPr>
+        <w:rFonts w:ascii="Wingdings" w:hAnsi="Wingdings" w:hint="default"/>
+        <w:sz w:val="20"/>
+      </w:rPr>
+    </w:lvl>
+    <w:lvl w:ilvl="6" w:tentative="1">
+      <w:start w:val="1"/>
+      <w:numFmt w:val="bullet"/>
+      <w:lvlText w:val=""/>
+      <w:lvlJc w:val="left"/>
+      <w:pPr>
+        <w:tabs>
+          <w:tab w:val="num" w:pos="5040"/>
+        </w:tabs>
+        <w:ind w:left="5040" w:hanging="360"/>
+      </w:pPr>
+      <w:rPr>
+        <w:rFonts w:ascii="Wingdings" w:hAnsi="Wingdings" w:hint="default"/>
+        <w:sz w:val="20"/>
+      </w:rPr>
+    </w:lvl>
+    <w:lvl w:ilvl="7" w:tentative="1">
+      <w:start w:val="1"/>
+      <w:numFmt w:val="bullet"/>
+      <w:lvlText w:val=""/>
+      <w:lvlJc w:val="left"/>
+      <w:pPr>
+        <w:tabs>
+          <w:tab w:val="num" w:pos="5760"/>
+        </w:tabs>
+        <w:ind w:left="5760" w:hanging="360"/>
+      </w:pPr>
+      <w:rPr>
+        <w:rFonts w:ascii="Wingdings" w:hAnsi="Wingdings" w:hint="default"/>
+        <w:sz w:val="20"/>
+      </w:rPr>
+    </w:lvl>
+    <w:lvl w:ilvl="8" w:tentative="1">
+      <w:start w:val="1"/>
+      <w:numFmt w:val="bullet"/>
+      <w:lvlText w:val=""/>
+      <w:lvlJc w:val="left"/>
+      <w:pPr>
+        <w:tabs>
+          <w:tab w:val="num" w:pos="6480"/>
+        </w:tabs>
+        <w:ind w:left="6480" w:hanging="360"/>
+      </w:pPr>
+      <w:rPr>
+        <w:rFonts w:ascii="Wingdings" w:hAnsi="Wingdings" w:hint="default"/>
+        <w:sz w:val="20"/>
+      </w:rPr>
+    </w:lvl>
+  </w:abstractNum>
+  <w:abstractNum w:abstractNumId="25" w15:restartNumberingAfterBreak="0">
+    <w:nsid w:val="5C06213F"/>
+    <w:multiLevelType w:val="multilevel"/>
+    <w:tmpl w:val="71BA50EE"/>
+    <w:lvl w:ilvl="0">
+      <w:start w:val="1"/>
+      <w:numFmt w:val="bullet"/>
+      <w:lvlText w:val=""/>
+      <w:lvlJc w:val="left"/>
+      <w:pPr>
+        <w:tabs>
+          <w:tab w:val="num" w:pos="720"/>
+        </w:tabs>
+        <w:ind w:left="720" w:hanging="360"/>
+      </w:pPr>
+      <w:rPr>
+        <w:rFonts w:ascii="Symbol" w:hAnsi="Symbol" w:hint="default"/>
+        <w:sz w:val="20"/>
+      </w:rPr>
+    </w:lvl>
+    <w:lvl w:ilvl="1" w:tentative="1">
+      <w:start w:val="1"/>
+      <w:numFmt w:val="bullet"/>
+      <w:lvlText w:val="o"/>
+      <w:lvlJc w:val="left"/>
+      <w:pPr>
+        <w:tabs>
+          <w:tab w:val="num" w:pos="1440"/>
+        </w:tabs>
+        <w:ind w:left="1440" w:hanging="360"/>
+      </w:pPr>
+      <w:rPr>
+        <w:rFonts w:ascii="Courier New" w:hAnsi="Courier New" w:hint="default"/>
+        <w:sz w:val="20"/>
+      </w:rPr>
+    </w:lvl>
+    <w:lvl w:ilvl="2" w:tentative="1">
+      <w:start w:val="1"/>
+      <w:numFmt w:val="bullet"/>
+      <w:lvlText w:val=""/>
+      <w:lvlJc w:val="left"/>
+      <w:pPr>
+        <w:tabs>
+          <w:tab w:val="num" w:pos="2160"/>
+        </w:tabs>
+        <w:ind w:left="2160" w:hanging="360"/>
+      </w:pPr>
+      <w:rPr>
+        <w:rFonts w:ascii="Wingdings" w:hAnsi="Wingdings" w:hint="default"/>
+        <w:sz w:val="20"/>
+      </w:rPr>
+    </w:lvl>
+    <w:lvl w:ilvl="3" w:tentative="1">
+      <w:start w:val="1"/>
+      <w:numFmt w:val="bullet"/>
+      <w:lvlText w:val=""/>
+      <w:lvlJc w:val="left"/>
+      <w:pPr>
+        <w:tabs>
+          <w:tab w:val="num" w:pos="2880"/>
+        </w:tabs>
+        <w:ind w:left="2880" w:hanging="360"/>
+      </w:pPr>
+      <w:rPr>
+        <w:rFonts w:ascii="Wingdings" w:hAnsi="Wingdings" w:hint="default"/>
+        <w:sz w:val="20"/>
+      </w:rPr>
+    </w:lvl>
+    <w:lvl w:ilvl="4" w:tentative="1">
+      <w:start w:val="1"/>
+      <w:numFmt w:val="bullet"/>
+      <w:lvlText w:val=""/>
+      <w:lvlJc w:val="left"/>
+      <w:pPr>
+        <w:tabs>
+          <w:tab w:val="num" w:pos="3600"/>
+        </w:tabs>
+        <w:ind w:left="3600" w:hanging="360"/>
+      </w:pPr>
+      <w:rPr>
+        <w:rFonts w:ascii="Wingdings" w:hAnsi="Wingdings" w:hint="default"/>
+        <w:sz w:val="20"/>
+      </w:rPr>
+    </w:lvl>
+    <w:lvl w:ilvl="5" w:tentative="1">
+      <w:start w:val="1"/>
+      <w:numFmt w:val="bullet"/>
+      <w:lvlText w:val=""/>
+      <w:lvlJc w:val="left"/>
+      <w:pPr>
+        <w:tabs>
+          <w:tab w:val="num" w:pos="4320"/>
+        </w:tabs>
+        <w:ind w:left="4320" w:hanging="360"/>
+      </w:pPr>
+      <w:rPr>
+        <w:rFonts w:ascii="Wingdings" w:hAnsi="Wingdings" w:hint="default"/>
+        <w:sz w:val="20"/>
+      </w:rPr>
+    </w:lvl>
+    <w:lvl w:ilvl="6" w:tentative="1">
+      <w:start w:val="1"/>
+      <w:numFmt w:val="bullet"/>
+      <w:lvlText w:val=""/>
+      <w:lvlJc w:val="left"/>
+      <w:pPr>
+        <w:tabs>
+          <w:tab w:val="num" w:pos="5040"/>
+        </w:tabs>
+        <w:ind w:left="5040" w:hanging="360"/>
+      </w:pPr>
+      <w:rPr>
+        <w:rFonts w:ascii="Wingdings" w:hAnsi="Wingdings" w:hint="default"/>
+        <w:sz w:val="20"/>
+      </w:rPr>
+    </w:lvl>
+    <w:lvl w:ilvl="7" w:tentative="1">
+      <w:start w:val="1"/>
+      <w:numFmt w:val="bullet"/>
+      <w:lvlText w:val=""/>
+      <w:lvlJc w:val="left"/>
+      <w:pPr>
+        <w:tabs>
+          <w:tab w:val="num" w:pos="5760"/>
+        </w:tabs>
+        <w:ind w:left="5760" w:hanging="360"/>
+      </w:pPr>
+      <w:rPr>
+        <w:rFonts w:ascii="Wingdings" w:hAnsi="Wingdings" w:hint="default"/>
+        <w:sz w:val="20"/>
+      </w:rPr>
+    </w:lvl>
+    <w:lvl w:ilvl="8" w:tentative="1">
+      <w:start w:val="1"/>
+      <w:numFmt w:val="bullet"/>
+      <w:lvlText w:val=""/>
+      <w:lvlJc w:val="left"/>
+      <w:pPr>
+        <w:tabs>
+          <w:tab w:val="num" w:pos="6480"/>
+        </w:tabs>
+        <w:ind w:left="6480" w:hanging="360"/>
+      </w:pPr>
+      <w:rPr>
+        <w:rFonts w:ascii="Wingdings" w:hAnsi="Wingdings" w:hint="default"/>
+        <w:sz w:val="20"/>
+      </w:rPr>
+    </w:lvl>
+  </w:abstractNum>
+  <w:abstractNum w:abstractNumId="26" w15:restartNumberingAfterBreak="0">
+    <w:nsid w:val="5CDB74EE"/>
+    <w:multiLevelType w:val="multilevel"/>
+    <w:tmpl w:val="3BCEC084"/>
+    <w:lvl w:ilvl="0">
+      <w:start w:val="1"/>
+      <w:numFmt w:val="bullet"/>
+      <w:lvlText w:val=""/>
+      <w:lvlJc w:val="left"/>
+      <w:pPr>
+        <w:tabs>
+          <w:tab w:val="num" w:pos="720"/>
+        </w:tabs>
+        <w:ind w:left="720" w:hanging="360"/>
+      </w:pPr>
+      <w:rPr>
+        <w:rFonts w:ascii="Symbol" w:hAnsi="Symbol" w:hint="default"/>
+        <w:sz w:val="20"/>
+      </w:rPr>
+    </w:lvl>
+    <w:lvl w:ilvl="1" w:tentative="1">
+      <w:start w:val="1"/>
+      <w:numFmt w:val="bullet"/>
+      <w:lvlText w:val="o"/>
+      <w:lvlJc w:val="left"/>
+      <w:pPr>
+        <w:tabs>
+          <w:tab w:val="num" w:pos="1440"/>
+        </w:tabs>
+        <w:ind w:left="1440" w:hanging="360"/>
+      </w:pPr>
+      <w:rPr>
+        <w:rFonts w:ascii="Courier New" w:hAnsi="Courier New" w:hint="default"/>
+        <w:sz w:val="20"/>
+      </w:rPr>
+    </w:lvl>
+    <w:lvl w:ilvl="2" w:tentative="1">
+      <w:start w:val="1"/>
+      <w:numFmt w:val="bullet"/>
+      <w:lvlText w:val=""/>
+      <w:lvlJc w:val="left"/>
+      <w:pPr>
+        <w:tabs>
+          <w:tab w:val="num" w:pos="2160"/>
+        </w:tabs>
+        <w:ind w:left="2160" w:hanging="360"/>
+      </w:pPr>
+      <w:rPr>
+        <w:rFonts w:ascii="Wingdings" w:hAnsi="Wingdings" w:hint="default"/>
+        <w:sz w:val="20"/>
+      </w:rPr>
+    </w:lvl>
+    <w:lvl w:ilvl="3" w:tentative="1">
+      <w:start w:val="1"/>
+      <w:numFmt w:val="bullet"/>
+      <w:lvlText w:val=""/>
+      <w:lvlJc w:val="left"/>
+      <w:pPr>
+        <w:tabs>
+          <w:tab w:val="num" w:pos="2880"/>
+        </w:tabs>
+        <w:ind w:left="2880" w:hanging="360"/>
+      </w:pPr>
+      <w:rPr>
+        <w:rFonts w:ascii="Wingdings" w:hAnsi="Wingdings" w:hint="default"/>
+        <w:sz w:val="20"/>
+      </w:rPr>
+    </w:lvl>
+    <w:lvl w:ilvl="4" w:tentative="1">
+      <w:start w:val="1"/>
+      <w:numFmt w:val="bullet"/>
+      <w:lvlText w:val=""/>
+      <w:lvlJc w:val="left"/>
+      <w:pPr>
+        <w:tabs>
+          <w:tab w:val="num" w:pos="3600"/>
+        </w:tabs>
+        <w:ind w:left="3600" w:hanging="360"/>
+      </w:pPr>
+      <w:rPr>
+        <w:rFonts w:ascii="Wingdings" w:hAnsi="Wingdings" w:hint="default"/>
+        <w:sz w:val="20"/>
+      </w:rPr>
+    </w:lvl>
+    <w:lvl w:ilvl="5" w:tentative="1">
+      <w:start w:val="1"/>
+      <w:numFmt w:val="bullet"/>
+      <w:lvlText w:val=""/>
+      <w:lvlJc w:val="left"/>
+      <w:pPr>
+        <w:tabs>
+          <w:tab w:val="num" w:pos="4320"/>
+        </w:tabs>
+        <w:ind w:left="4320" w:hanging="360"/>
+      </w:pPr>
+      <w:rPr>
+        <w:rFonts w:ascii="Wingdings" w:hAnsi="Wingdings" w:hint="default"/>
+        <w:sz w:val="20"/>
+      </w:rPr>
+    </w:lvl>
+    <w:lvl w:ilvl="6" w:tentative="1">
+      <w:start w:val="1"/>
+      <w:numFmt w:val="bullet"/>
+      <w:lvlText w:val=""/>
+      <w:lvlJc w:val="left"/>
+      <w:pPr>
+        <w:tabs>
+          <w:tab w:val="num" w:pos="5040"/>
+        </w:tabs>
+        <w:ind w:left="5040" w:hanging="360"/>
+      </w:pPr>
+      <w:rPr>
+        <w:rFonts w:ascii="Wingdings" w:hAnsi="Wingdings" w:hint="default"/>
+        <w:sz w:val="20"/>
+      </w:rPr>
+    </w:lvl>
+    <w:lvl w:ilvl="7" w:tentative="1">
+      <w:start w:val="1"/>
+      <w:numFmt w:val="bullet"/>
+      <w:lvlText w:val=""/>
+      <w:lvlJc w:val="left"/>
+      <w:pPr>
+        <w:tabs>
+          <w:tab w:val="num" w:pos="5760"/>
+        </w:tabs>
+        <w:ind w:left="5760" w:hanging="360"/>
+      </w:pPr>
+      <w:rPr>
+        <w:rFonts w:ascii="Wingdings" w:hAnsi="Wingdings" w:hint="default"/>
+        <w:sz w:val="20"/>
+      </w:rPr>
+    </w:lvl>
+    <w:lvl w:ilvl="8" w:tentative="1">
+      <w:start w:val="1"/>
+      <w:numFmt w:val="bullet"/>
+      <w:lvlText w:val=""/>
+      <w:lvlJc w:val="left"/>
+      <w:pPr>
+        <w:tabs>
+          <w:tab w:val="num" w:pos="6480"/>
+        </w:tabs>
+        <w:ind w:left="6480" w:hanging="360"/>
+      </w:pPr>
+      <w:rPr>
+        <w:rFonts w:ascii="Wingdings" w:hAnsi="Wingdings" w:hint="default"/>
+        <w:sz w:val="20"/>
+      </w:rPr>
+    </w:lvl>
+  </w:abstractNum>
+  <w:abstractNum w:abstractNumId="27" w15:restartNumberingAfterBreak="0">
+    <w:nsid w:val="66F16E3D"/>
+    <w:multiLevelType w:val="multilevel"/>
+    <w:tmpl w:val="EA7641BA"/>
+    <w:lvl w:ilvl="0">
+      <w:start w:val="1"/>
+      <w:numFmt w:val="bullet"/>
+      <w:lvlText w:val=""/>
+      <w:lvlJc w:val="left"/>
+      <w:pPr>
+        <w:tabs>
+          <w:tab w:val="num" w:pos="720"/>
+        </w:tabs>
+        <w:ind w:left="720" w:hanging="360"/>
+      </w:pPr>
+      <w:rPr>
+        <w:rFonts w:ascii="Symbol" w:hAnsi="Symbol" w:hint="default"/>
+        <w:sz w:val="20"/>
+      </w:rPr>
+    </w:lvl>
+    <w:lvl w:ilvl="1" w:tentative="1">
+      <w:start w:val="1"/>
+      <w:numFmt w:val="bullet"/>
+      <w:lvlText w:val="o"/>
+      <w:lvlJc w:val="left"/>
+      <w:pPr>
+        <w:tabs>
+          <w:tab w:val="num" w:pos="1440"/>
+        </w:tabs>
+        <w:ind w:left="1440" w:hanging="360"/>
+      </w:pPr>
+      <w:rPr>
+        <w:rFonts w:ascii="Courier New" w:hAnsi="Courier New" w:hint="default"/>
+        <w:sz w:val="20"/>
+      </w:rPr>
+    </w:lvl>
+    <w:lvl w:ilvl="2" w:tentative="1">
+      <w:start w:val="1"/>
+      <w:numFmt w:val="bullet"/>
+      <w:lvlText w:val=""/>
+      <w:lvlJc w:val="left"/>
+      <w:pPr>
+        <w:tabs>
+          <w:tab w:val="num" w:pos="2160"/>
+        </w:tabs>
+        <w:ind w:left="2160" w:hanging="360"/>
+      </w:pPr>
+      <w:rPr>
+        <w:rFonts w:ascii="Wingdings" w:hAnsi="Wingdings" w:hint="default"/>
+        <w:sz w:val="20"/>
+      </w:rPr>
+    </w:lvl>
+    <w:lvl w:ilvl="3" w:tentative="1">
+      <w:start w:val="1"/>
+      <w:numFmt w:val="bullet"/>
+      <w:lvlText w:val=""/>
+      <w:lvlJc w:val="left"/>
+      <w:pPr>
+        <w:tabs>
+          <w:tab w:val="num" w:pos="2880"/>
+        </w:tabs>
+        <w:ind w:left="2880" w:hanging="360"/>
+      </w:pPr>
+      <w:rPr>
+        <w:rFonts w:ascii="Wingdings" w:hAnsi="Wingdings" w:hint="default"/>
+        <w:sz w:val="20"/>
+      </w:rPr>
+    </w:lvl>
+    <w:lvl w:ilvl="4" w:tentative="1">
+      <w:start w:val="1"/>
+      <w:numFmt w:val="bullet"/>
+      <w:lvlText w:val=""/>
+      <w:lvlJc w:val="left"/>
+      <w:pPr>
+        <w:tabs>
+          <w:tab w:val="num" w:pos="3600"/>
+        </w:tabs>
+        <w:ind w:left="3600" w:hanging="360"/>
+      </w:pPr>
+      <w:rPr>
+        <w:rFonts w:ascii="Wingdings" w:hAnsi="Wingdings" w:hint="default"/>
+        <w:sz w:val="20"/>
+      </w:rPr>
+    </w:lvl>
+    <w:lvl w:ilvl="5" w:tentative="1">
+      <w:start w:val="1"/>
+      <w:numFmt w:val="bullet"/>
+      <w:lvlText w:val=""/>
+      <w:lvlJc w:val="left"/>
+      <w:pPr>
+        <w:tabs>
+          <w:tab w:val="num" w:pos="4320"/>
+        </w:tabs>
+        <w:ind w:left="4320" w:hanging="360"/>
+      </w:pPr>
+      <w:rPr>
+        <w:rFonts w:ascii="Wingdings" w:hAnsi="Wingdings" w:hint="default"/>
+        <w:sz w:val="20"/>
+      </w:rPr>
+    </w:lvl>
+    <w:lvl w:ilvl="6" w:tentative="1">
+      <w:start w:val="1"/>
+      <w:numFmt w:val="bullet"/>
+      <w:lvlText w:val=""/>
+      <w:lvlJc w:val="left"/>
+      <w:pPr>
+        <w:tabs>
+          <w:tab w:val="num" w:pos="5040"/>
+        </w:tabs>
+        <w:ind w:left="5040" w:hanging="360"/>
+      </w:pPr>
+      <w:rPr>
+        <w:rFonts w:ascii="Wingdings" w:hAnsi="Wingdings" w:hint="default"/>
+        <w:sz w:val="20"/>
+      </w:rPr>
+    </w:lvl>
+    <w:lvl w:ilvl="7" w:tentative="1">
+      <w:start w:val="1"/>
+      <w:numFmt w:val="bullet"/>
+      <w:lvlText w:val=""/>
+      <w:lvlJc w:val="left"/>
+      <w:pPr>
+        <w:tabs>
+          <w:tab w:val="num" w:pos="5760"/>
+        </w:tabs>
+        <w:ind w:left="5760" w:hanging="360"/>
+      </w:pPr>
+      <w:rPr>
+        <w:rFonts w:ascii="Wingdings" w:hAnsi="Wingdings" w:hint="default"/>
+        <w:sz w:val="20"/>
+      </w:rPr>
+    </w:lvl>
+    <w:lvl w:ilvl="8" w:tentative="1">
+      <w:start w:val="1"/>
+      <w:numFmt w:val="bullet"/>
+      <w:lvlText w:val=""/>
+      <w:lvlJc w:val="left"/>
+      <w:pPr>
+        <w:tabs>
+          <w:tab w:val="num" w:pos="6480"/>
+        </w:tabs>
+        <w:ind w:left="6480" w:hanging="360"/>
+      </w:pPr>
+      <w:rPr>
+        <w:rFonts w:ascii="Wingdings" w:hAnsi="Wingdings" w:hint="default"/>
+        <w:sz w:val="20"/>
+      </w:rPr>
+    </w:lvl>
+  </w:abstractNum>
+  <w:abstractNum w:abstractNumId="28" w15:restartNumberingAfterBreak="0">
+    <w:nsid w:val="676552C1"/>
+    <w:multiLevelType w:val="multilevel"/>
+    <w:tmpl w:val="EDEE5632"/>
+    <w:lvl w:ilvl="0">
+      <w:start w:val="1"/>
+      <w:numFmt w:val="bullet"/>
+      <w:lvlText w:val=""/>
+      <w:lvlJc w:val="left"/>
+      <w:pPr>
+        <w:tabs>
+          <w:tab w:val="num" w:pos="720"/>
+        </w:tabs>
+        <w:ind w:left="720" w:hanging="360"/>
+      </w:pPr>
+      <w:rPr>
+        <w:rFonts w:ascii="Symbol" w:hAnsi="Symbol" w:hint="default"/>
+        <w:sz w:val="20"/>
+      </w:rPr>
+    </w:lvl>
+    <w:lvl w:ilvl="1" w:tentative="1">
+      <w:start w:val="1"/>
+      <w:numFmt w:val="bullet"/>
+      <w:lvlText w:val="o"/>
+      <w:lvlJc w:val="left"/>
+      <w:pPr>
+        <w:tabs>
+          <w:tab w:val="num" w:pos="1440"/>
+        </w:tabs>
+        <w:ind w:left="1440" w:hanging="360"/>
+      </w:pPr>
+      <w:rPr>
+        <w:rFonts w:ascii="Courier New" w:hAnsi="Courier New" w:hint="default"/>
+        <w:sz w:val="20"/>
+      </w:rPr>
+    </w:lvl>
+    <w:lvl w:ilvl="2" w:tentative="1">
+      <w:start w:val="1"/>
+      <w:numFmt w:val="bullet"/>
+      <w:lvlText w:val=""/>
+      <w:lvlJc w:val="left"/>
+      <w:pPr>
+        <w:tabs>
+          <w:tab w:val="num" w:pos="2160"/>
+        </w:tabs>
+        <w:ind w:left="2160" w:hanging="360"/>
+      </w:pPr>
+      <w:rPr>
+        <w:rFonts w:ascii="Wingdings" w:hAnsi="Wingdings" w:hint="default"/>
+        <w:sz w:val="20"/>
+      </w:rPr>
+    </w:lvl>
+    <w:lvl w:ilvl="3" w:tentative="1">
+      <w:start w:val="1"/>
+      <w:numFmt w:val="bullet"/>
+      <w:lvlText w:val=""/>
+      <w:lvlJc w:val="left"/>
+      <w:pPr>
+        <w:tabs>
+          <w:tab w:val="num" w:pos="2880"/>
+        </w:tabs>
+        <w:ind w:left="2880" w:hanging="360"/>
+      </w:pPr>
+      <w:rPr>
+        <w:rFonts w:ascii="Wingdings" w:hAnsi="Wingdings" w:hint="default"/>
+        <w:sz w:val="20"/>
+      </w:rPr>
+    </w:lvl>
+    <w:lvl w:ilvl="4" w:tentative="1">
+      <w:start w:val="1"/>
+      <w:numFmt w:val="bullet"/>
+      <w:lvlText w:val=""/>
+      <w:lvlJc w:val="left"/>
+      <w:pPr>
+        <w:tabs>
+          <w:tab w:val="num" w:pos="3600"/>
+        </w:tabs>
+        <w:ind w:left="3600" w:hanging="360"/>
+      </w:pPr>
+      <w:rPr>
+        <w:rFonts w:ascii="Wingdings" w:hAnsi="Wingdings" w:hint="default"/>
+        <w:sz w:val="20"/>
+      </w:rPr>
+    </w:lvl>
+    <w:lvl w:ilvl="5" w:tentative="1">
+      <w:start w:val="1"/>
+      <w:numFmt w:val="bullet"/>
+      <w:lvlText w:val=""/>
+      <w:lvlJc w:val="left"/>
+      <w:pPr>
+        <w:tabs>
+          <w:tab w:val="num" w:pos="4320"/>
+        </w:tabs>
+        <w:ind w:left="4320" w:hanging="360"/>
+      </w:pPr>
+      <w:rPr>
+        <w:rFonts w:ascii="Wingdings" w:hAnsi="Wingdings" w:hint="default"/>
+        <w:sz w:val="20"/>
+      </w:rPr>
+    </w:lvl>
+    <w:lvl w:ilvl="6" w:tentative="1">
+      <w:start w:val="1"/>
+      <w:numFmt w:val="bullet"/>
+      <w:lvlText w:val=""/>
+      <w:lvlJc w:val="left"/>
+      <w:pPr>
+        <w:tabs>
+          <w:tab w:val="num" w:pos="5040"/>
+        </w:tabs>
+        <w:ind w:left="5040" w:hanging="360"/>
+      </w:pPr>
+      <w:rPr>
+        <w:rFonts w:ascii="Wingdings" w:hAnsi="Wingdings" w:hint="default"/>
+        <w:sz w:val="20"/>
+      </w:rPr>
+    </w:lvl>
+    <w:lvl w:ilvl="7" w:tentative="1">
+      <w:start w:val="1"/>
+      <w:numFmt w:val="bullet"/>
+      <w:lvlText w:val=""/>
+      <w:lvlJc w:val="left"/>
+      <w:pPr>
+        <w:tabs>
+          <w:tab w:val="num" w:pos="5760"/>
+        </w:tabs>
+        <w:ind w:left="5760" w:hanging="360"/>
+      </w:pPr>
+      <w:rPr>
+        <w:rFonts w:ascii="Wingdings" w:hAnsi="Wingdings" w:hint="default"/>
+        <w:sz w:val="20"/>
+      </w:rPr>
+    </w:lvl>
+    <w:lvl w:ilvl="8" w:tentative="1">
+      <w:start w:val="1"/>
+      <w:numFmt w:val="bullet"/>
+      <w:lvlText w:val=""/>
+      <w:lvlJc w:val="left"/>
+      <w:pPr>
+        <w:tabs>
+          <w:tab w:val="num" w:pos="6480"/>
+        </w:tabs>
+        <w:ind w:left="6480" w:hanging="360"/>
+      </w:pPr>
+      <w:rPr>
+        <w:rFonts w:ascii="Wingdings" w:hAnsi="Wingdings" w:hint="default"/>
+        <w:sz w:val="20"/>
+      </w:rPr>
+    </w:lvl>
+  </w:abstractNum>
+  <w:abstractNum w:abstractNumId="29" w15:restartNumberingAfterBreak="0">
+    <w:nsid w:val="692E5D6A"/>
+    <w:multiLevelType w:val="multilevel"/>
+    <w:tmpl w:val="0234C41C"/>
+    <w:lvl w:ilvl="0">
+      <w:start w:val="1"/>
+      <w:numFmt w:val="bullet"/>
+      <w:lvlText w:val=""/>
+      <w:lvlJc w:val="left"/>
+      <w:pPr>
+        <w:tabs>
+          <w:tab w:val="num" w:pos="720"/>
+        </w:tabs>
+        <w:ind w:left="720" w:hanging="360"/>
+      </w:pPr>
+      <w:rPr>
+        <w:rFonts w:ascii="Symbol" w:hAnsi="Symbol" w:hint="default"/>
+        <w:sz w:val="20"/>
+      </w:rPr>
+    </w:lvl>
+    <w:lvl w:ilvl="1" w:tentative="1">
+      <w:start w:val="1"/>
+      <w:numFmt w:val="bullet"/>
+      <w:lvlText w:val="o"/>
+      <w:lvlJc w:val="left"/>
+      <w:pPr>
+        <w:tabs>
+          <w:tab w:val="num" w:pos="1440"/>
+        </w:tabs>
+        <w:ind w:left="1440" w:hanging="360"/>
+      </w:pPr>
+      <w:rPr>
+        <w:rFonts w:ascii="Courier New" w:hAnsi="Courier New" w:hint="default"/>
+        <w:sz w:val="20"/>
+      </w:rPr>
+    </w:lvl>
+    <w:lvl w:ilvl="2" w:tentative="1">
+      <w:start w:val="1"/>
+      <w:numFmt w:val="bullet"/>
+      <w:lvlText w:val=""/>
+      <w:lvlJc w:val="left"/>
+      <w:pPr>
+        <w:tabs>
+          <w:tab w:val="num" w:pos="2160"/>
+        </w:tabs>
+        <w:ind w:left="2160" w:hanging="360"/>
+      </w:pPr>
+      <w:rPr>
+        <w:rFonts w:ascii="Wingdings" w:hAnsi="Wingdings" w:hint="default"/>
+        <w:sz w:val="20"/>
+      </w:rPr>
+    </w:lvl>
+    <w:lvl w:ilvl="3" w:tentative="1">
+      <w:start w:val="1"/>
+      <w:numFmt w:val="bullet"/>
+      <w:lvlText w:val=""/>
+      <w:lvlJc w:val="left"/>
+      <w:pPr>
+        <w:tabs>
+          <w:tab w:val="num" w:pos="2880"/>
+        </w:tabs>
+        <w:ind w:left="2880" w:hanging="360"/>
+      </w:pPr>
+      <w:rPr>
+        <w:rFonts w:ascii="Wingdings" w:hAnsi="Wingdings" w:hint="default"/>
+        <w:sz w:val="20"/>
+      </w:rPr>
+    </w:lvl>
+    <w:lvl w:ilvl="4" w:tentative="1">
+      <w:start w:val="1"/>
+      <w:numFmt w:val="bullet"/>
+      <w:lvlText w:val=""/>
+      <w:lvlJc w:val="left"/>
+      <w:pPr>
+        <w:tabs>
+          <w:tab w:val="num" w:pos="3600"/>
+        </w:tabs>
+        <w:ind w:left="3600" w:hanging="360"/>
+      </w:pPr>
+      <w:rPr>
+        <w:rFonts w:ascii="Wingdings" w:hAnsi="Wingdings" w:hint="default"/>
+        <w:sz w:val="20"/>
+      </w:rPr>
+    </w:lvl>
+    <w:lvl w:ilvl="5" w:tentative="1">
+      <w:start w:val="1"/>
+      <w:numFmt w:val="bullet"/>
+      <w:lvlText w:val=""/>
+      <w:lvlJc w:val="left"/>
+      <w:pPr>
+        <w:tabs>
+          <w:tab w:val="num" w:pos="4320"/>
+        </w:tabs>
+        <w:ind w:left="4320" w:hanging="360"/>
+      </w:pPr>
+      <w:rPr>
+        <w:rFonts w:ascii="Wingdings" w:hAnsi="Wingdings" w:hint="default"/>
+        <w:sz w:val="20"/>
+      </w:rPr>
+    </w:lvl>
+    <w:lvl w:ilvl="6" w:tentative="1">
+      <w:start w:val="1"/>
+      <w:numFmt w:val="bullet"/>
+      <w:lvlText w:val=""/>
+      <w:lvlJc w:val="left"/>
+      <w:pPr>
+        <w:tabs>
+          <w:tab w:val="num" w:pos="5040"/>
+        </w:tabs>
+        <w:ind w:left="5040" w:hanging="360"/>
+      </w:pPr>
+      <w:rPr>
+        <w:rFonts w:ascii="Wingdings" w:hAnsi="Wingdings" w:hint="default"/>
+        <w:sz w:val="20"/>
+      </w:rPr>
+    </w:lvl>
+    <w:lvl w:ilvl="7" w:tentative="1">
+      <w:start w:val="1"/>
+      <w:numFmt w:val="bullet"/>
+      <w:lvlText w:val=""/>
+      <w:lvlJc w:val="left"/>
+      <w:pPr>
+        <w:tabs>
+          <w:tab w:val="num" w:pos="5760"/>
+        </w:tabs>
+        <w:ind w:left="5760" w:hanging="360"/>
+      </w:pPr>
+      <w:rPr>
+        <w:rFonts w:ascii="Wingdings" w:hAnsi="Wingdings" w:hint="default"/>
+        <w:sz w:val="20"/>
+      </w:rPr>
+    </w:lvl>
+    <w:lvl w:ilvl="8" w:tentative="1">
+      <w:start w:val="1"/>
+      <w:numFmt w:val="bullet"/>
+      <w:lvlText w:val=""/>
+      <w:lvlJc w:val="left"/>
+      <w:pPr>
+        <w:tabs>
+          <w:tab w:val="num" w:pos="6480"/>
+        </w:tabs>
+        <w:ind w:left="6480" w:hanging="360"/>
+      </w:pPr>
+      <w:rPr>
+        <w:rFonts w:ascii="Wingdings" w:hAnsi="Wingdings" w:hint="default"/>
+        <w:sz w:val="20"/>
+      </w:rPr>
+    </w:lvl>
+  </w:abstractNum>
+  <w:abstractNum w:abstractNumId="30" w15:restartNumberingAfterBreak="0">
     <w:nsid w:val="6EBB4D72"/>
     <w:multiLevelType w:val="multilevel"/>
     <w:tmpl w:val="C742E526"/>
@@ -9864,7 +14060,7 @@
       </w:rPr>
     </w:lvl>
   </w:abstractNum>
-  <w:abstractNum w:abstractNumId="17" w15:restartNumberingAfterBreak="0">
+  <w:abstractNum w:abstractNumId="31" w15:restartNumberingAfterBreak="0">
     <w:nsid w:val="72DE10EC"/>
     <w:multiLevelType w:val="multilevel"/>
     <w:tmpl w:val="E4203082"/>
@@ -10013,7 +14209,7 @@
       </w:rPr>
     </w:lvl>
   </w:abstractNum>
-  <w:abstractNum w:abstractNumId="18" w15:restartNumberingAfterBreak="0">
+  <w:abstractNum w:abstractNumId="32" w15:restartNumberingAfterBreak="0">
     <w:nsid w:val="73567451"/>
     <w:multiLevelType w:val="multilevel"/>
     <w:tmpl w:val="3B942284"/>
@@ -10162,7 +14358,7 @@
       </w:rPr>
     </w:lvl>
   </w:abstractNum>
-  <w:abstractNum w:abstractNumId="19" w15:restartNumberingAfterBreak="0">
+  <w:abstractNum w:abstractNumId="33" w15:restartNumberingAfterBreak="0">
     <w:nsid w:val="75CD7B19"/>
     <w:multiLevelType w:val="multilevel"/>
     <w:tmpl w:val="72386E04"/>
@@ -10311,7 +14507,7 @@
       </w:rPr>
     </w:lvl>
   </w:abstractNum>
-  <w:abstractNum w:abstractNumId="20" w15:restartNumberingAfterBreak="0">
+  <w:abstractNum w:abstractNumId="34" w15:restartNumberingAfterBreak="0">
     <w:nsid w:val="78291DE8"/>
     <w:multiLevelType w:val="multilevel"/>
     <w:tmpl w:val="0818E040"/>
@@ -10460,7 +14656,7 @@
       </w:rPr>
     </w:lvl>
   </w:abstractNum>
-  <w:abstractNum w:abstractNumId="21" w15:restartNumberingAfterBreak="0">
+  <w:abstractNum w:abstractNumId="35" w15:restartNumberingAfterBreak="0">
     <w:nsid w:val="7EE03172"/>
     <w:multiLevelType w:val="multilevel"/>
     <w:tmpl w:val="3676D2DC"/>
@@ -10610,70 +14806,112 @@
     </w:lvl>
   </w:abstractNum>
   <w:num w:numId="1">
+    <w:abstractNumId w:val="17"/>
+  </w:num>
+  <w:num w:numId="2">
+    <w:abstractNumId w:val="8"/>
+  </w:num>
+  <w:num w:numId="3">
+    <w:abstractNumId w:val="30"/>
+  </w:num>
+  <w:num w:numId="4">
+    <w:abstractNumId w:val="15"/>
+  </w:num>
+  <w:num w:numId="5">
+    <w:abstractNumId w:val="4"/>
+  </w:num>
+  <w:num w:numId="6">
+    <w:abstractNumId w:val="16"/>
+  </w:num>
+  <w:num w:numId="7">
     <w:abstractNumId w:val="11"/>
   </w:num>
-  <w:num w:numId="2">
-    <w:abstractNumId w:val="6"/>
+  <w:num w:numId="8">
+    <w:abstractNumId w:val="14"/>
   </w:num>
-  <w:num w:numId="3">
-    <w:abstractNumId w:val="16"/>
+  <w:num w:numId="9">
+    <w:abstractNumId w:val="31"/>
   </w:num>
-  <w:num w:numId="4">
-    <w:abstractNumId w:val="9"/>
+  <w:num w:numId="10">
+    <w:abstractNumId w:val="32"/>
   </w:num>
-  <w:num w:numId="5">
+  <w:num w:numId="11">
+    <w:abstractNumId w:val="7"/>
+  </w:num>
+  <w:num w:numId="12">
+    <w:abstractNumId w:val="5"/>
+  </w:num>
+  <w:num w:numId="13">
+    <w:abstractNumId w:val="20"/>
+  </w:num>
+  <w:num w:numId="14">
     <w:abstractNumId w:val="3"/>
   </w:num>
-  <w:num w:numId="6">
-    <w:abstractNumId w:val="10"/>
+  <w:num w:numId="15">
+    <w:abstractNumId w:val="22"/>
   </w:num>
-  <w:num w:numId="7">
-    <w:abstractNumId w:val="7"/>
-  </w:num>
-  <w:num w:numId="8">
-    <w:abstractNumId w:val="8"/>
-  </w:num>
-  <w:num w:numId="9">
-    <w:abstractNumId w:val="17"/>
-  </w:num>
-  <w:num w:numId="10">
+  <w:num w:numId="16">
     <w:abstractNumId w:val="18"/>
   </w:num>
-  <w:num w:numId="11">
-    <w:abstractNumId w:val="5"/>
+  <w:num w:numId="17">
+    <w:abstractNumId w:val="19"/>
   </w:num>
-  <w:num w:numId="12">
-    <w:abstractNumId w:val="4"/>
-  </w:num>
-  <w:num w:numId="13">
-    <w:abstractNumId w:val="14"/>
-  </w:num>
-  <w:num w:numId="14">
+  <w:num w:numId="18">
     <w:abstractNumId w:val="2"/>
   </w:num>
-  <w:num w:numId="15">
-    <w:abstractNumId w:val="15"/>
-  </w:num>
-  <w:num w:numId="16">
-    <w:abstractNumId w:val="12"/>
-  </w:num>
-  <w:num w:numId="17">
-    <w:abstractNumId w:val="13"/>
-  </w:num>
-  <w:num w:numId="18">
-    <w:abstractNumId w:val="1"/>
-  </w:num>
   <w:num w:numId="19">
-    <w:abstractNumId w:val="20"/>
+    <w:abstractNumId w:val="34"/>
   </w:num>
   <w:num w:numId="20">
-    <w:abstractNumId w:val="19"/>
+    <w:abstractNumId w:val="33"/>
   </w:num>
   <w:num w:numId="21">
     <w:abstractNumId w:val="0"/>
   </w:num>
   <w:num w:numId="22">
+    <w:abstractNumId w:val="35"/>
+  </w:num>
+  <w:num w:numId="23">
+    <w:abstractNumId w:val="28"/>
+  </w:num>
+  <w:num w:numId="24">
+    <w:abstractNumId w:val="12"/>
+  </w:num>
+  <w:num w:numId="25">
+    <w:abstractNumId w:val="29"/>
+  </w:num>
+  <w:num w:numId="26">
+    <w:abstractNumId w:val="23"/>
+  </w:num>
+  <w:num w:numId="27">
+    <w:abstractNumId w:val="26"/>
+  </w:num>
+  <w:num w:numId="28">
+    <w:abstractNumId w:val="6"/>
+  </w:num>
+  <w:num w:numId="29">
+    <w:abstractNumId w:val="13"/>
+  </w:num>
+  <w:num w:numId="30">
+    <w:abstractNumId w:val="27"/>
+  </w:num>
+  <w:num w:numId="31">
+    <w:abstractNumId w:val="25"/>
+  </w:num>
+  <w:num w:numId="32">
+    <w:abstractNumId w:val="24"/>
+  </w:num>
+  <w:num w:numId="33">
+    <w:abstractNumId w:val="9"/>
+  </w:num>
+  <w:num w:numId="34">
     <w:abstractNumId w:val="21"/>
+  </w:num>
+  <w:num w:numId="35">
+    <w:abstractNumId w:val="1"/>
+  </w:num>
+  <w:num w:numId="36">
+    <w:abstractNumId w:val="10"/>
   </w:num>
   <w:numIdMacAtCleanup w:val="22"/>
 </w:numbering>
@@ -11590,7 +15828,7 @@
 </file>
 
 <file path=customXml/itemProps1.xml><?xml version="1.0" encoding="utf-8"?>
-<ds:datastoreItem xmlns:ds="http://schemas.openxmlformats.org/officeDocument/2006/customXml" ds:itemID="{5DF8B6AF-A994-4303-930C-5C5092C44359}">
+<ds:datastoreItem xmlns:ds="http://schemas.openxmlformats.org/officeDocument/2006/customXml" ds:itemID="{478B1759-325A-4874-8AB0-520AE4985E7D}">
   <ds:schemaRefs>
     <ds:schemaRef ds:uri="http://schemas.openxmlformats.org/officeDocument/2006/bibliography"/>
   </ds:schemaRefs>
